--- a/downloads/workbook/ai-5-week-24.docx
+++ b/downloads/workbook/ai-5-week-24.docx
@@ -956,6 +956,178 @@
         <w:t>Project connection: For your Image-pattern Network Investigation, save the input, procedure, observed result and limitation of this check. Label this worked example as practice; use a different, previously unreviewed case when checking independent understanding.</w:t>
       </w:r>
     </w:p>
+    <w:p>
+      <w:pPr>
+        <w:pStyle w:val="Heading1"/>
+      </w:pPr>
+      <w:r>
+        <w:t>13. Project portfolio milestone</w:t>
+      </w:r>
+    </w:p>
+    <w:p>
+      <w:r>
+        <w:t>Project: Image-pattern Network Investigation</w:t>
+      </w:r>
+    </w:p>
+    <w:p>
+      <w:r>
+        <w:t>Current milestone: Evaluate and revise. Compare with your starting method, explain errors and record a justified revision.</w:t>
+      </w:r>
+    </w:p>
+    <w:p>
+      <w:r>
+        <w:t>For your Image-pattern Network Investigation, save the input, procedure, observed result and limitation of this check. Label this worked example as practice; use a different, previously unreviewed case when checking independent understanding.</w:t>
+      </w:r>
+    </w:p>
+    <w:tbl>
+      <w:tblPr>
+        <w:tblStyle w:val="LightShading-Accent1"/>
+        <w:tblW w:type="auto" w:w="0"/>
+        <w:tblLook w:firstColumn="1" w:firstRow="1" w:lastColumn="0" w:lastRow="0" w:noHBand="0" w:noVBand="1" w:val="04A0"/>
+      </w:tblPr>
+      <w:tblGrid>
+        <w:gridCol w:w="5112"/>
+        <w:gridCol w:w="5112"/>
+      </w:tblGrid>
+      <w:tr>
+        <w:trPr>
+          <w:tblHeader/>
+        </w:trPr>
+        <w:tc>
+          <w:tcPr>
+            <w:tcW w:type="dxa" w:w="5112"/>
+          </w:tcPr>
+          <w:p>
+            <w:r>
+              <w:t>Evidence to keep</w:t>
+            </w:r>
+          </w:p>
+        </w:tc>
+        <w:tc>
+          <w:tcPr>
+            <w:tcW w:type="dxa" w:w="5112"/>
+          </w:tcPr>
+          <w:p>
+            <w:r>
+              <w:t>My record</w:t>
+            </w:r>
+          </w:p>
+        </w:tc>
+      </w:tr>
+      <w:tr>
+        <w:tc>
+          <w:tcPr>
+            <w:tcW w:type="dxa" w:w="5112"/>
+          </w:tcPr>
+          <w:p>
+            <w:r>
+              <w:t>This week’s input and deciding step</w:t>
+            </w:r>
+          </w:p>
+        </w:tc>
+        <w:tc>
+          <w:tcPr>
+            <w:tcW w:type="dxa" w:w="5112"/>
+          </w:tcPr>
+          <w:p>
+            <w:r/>
+          </w:p>
+        </w:tc>
+      </w:tr>
+      <w:tr>
+        <w:tc>
+          <w:tcPr>
+            <w:tcW w:type="dxa" w:w="5112"/>
+          </w:tcPr>
+          <w:p>
+            <w:r>
+              <w:t>Prediction and actual result (or labelled paper trace)</w:t>
+            </w:r>
+          </w:p>
+        </w:tc>
+        <w:tc>
+          <w:tcPr>
+            <w:tcW w:type="dxa" w:w="5112"/>
+          </w:tcPr>
+          <w:p>
+            <w:r/>
+          </w:p>
+        </w:tc>
+      </w:tr>
+      <w:tr>
+        <w:tc>
+          <w:tcPr>
+            <w:tcW w:type="dxa" w:w="5112"/>
+          </w:tcPr>
+          <w:p>
+            <w:r>
+              <w:t>One change since the previous checkpoint and why</w:t>
+            </w:r>
+          </w:p>
+        </w:tc>
+        <w:tc>
+          <w:tcPr>
+            <w:tcW w:type="dxa" w:w="5112"/>
+          </w:tcPr>
+          <w:p>
+            <w:r/>
+          </w:p>
+        </w:tc>
+      </w:tr>
+      <w:tr>
+        <w:tc>
+          <w:tcPr>
+            <w:tcW w:type="dxa" w:w="5112"/>
+          </w:tcPr>
+          <w:p>
+            <w:r>
+              <w:t>One error or limit and the next test</w:t>
+            </w:r>
+          </w:p>
+        </w:tc>
+        <w:tc>
+          <w:tcPr>
+            <w:tcW w:type="dxa" w:w="5112"/>
+          </w:tcPr>
+          <w:p>
+            <w:r/>
+          </w:p>
+        </w:tc>
+      </w:tr>
+    </w:tbl>
+    <w:p>
+      <w:pPr>
+        <w:pStyle w:val="Heading3"/>
+      </w:pPr>
+      <w:r>
+        <w:t>Explain what this week adds to your project. Reuse last week’s record rather than starting again.</w:t>
+      </w:r>
+    </w:p>
+    <w:p>
+      <w:r>
+        <w:t>________________________________________________________________</w:t>
+      </w:r>
+    </w:p>
+    <w:p>
+      <w:r>
+        <w:t>________________________________________________________________</w:t>
+      </w:r>
+    </w:p>
+    <w:p>
+      <w:r>
+        <w:t>________________________________________________________________</w:t>
+      </w:r>
+    </w:p>
+    <w:p>
+      <w:r>
+        <w:t>________________________________________________________________</w:t>
+      </w:r>
+    </w:p>
+    <w:p>
+      <w:r>
+        <w:t>________________________________________________________________</w:t>
+      </w:r>
+    </w:p>
     <w:sectPr>
       <w:pgSz w:w="12240" w:h="15840"/>
       <w:pgMar w:top="936" w:right="1008" w:bottom="936" w:left="1008" w:header="720" w:footer="720" w:gutter="0"/>

--- a/downloads/workbook/ai-5-week-24.docx
+++ b/downloads/workbook/ai-5-week-24.docx
@@ -1128,6 +1128,248 @@
         <w:t>________________________________________________________________</w:t>
       </w:r>
     </w:p>
+    <w:p>
+      <w:pPr>
+        <w:pStyle w:val="Heading1"/>
+      </w:pPr>
+      <w:r>
+        <w:t>14. Supported practice and learning evidence</w:t>
+      </w:r>
+    </w:p>
+    <w:p>
+      <w:r>
+        <w:t>Use this supported practice once, in the browser or on paper. Keep the reserved independent assessment for a separate first attempt before teacher feedback.</w:t>
+      </w:r>
+    </w:p>
+    <w:p>
+      <w:r>
+        <w:t>Keep every augmented image with its original source group.</w:t>
+      </w:r>
+    </w:p>
+    <w:p>
+      <w:pPr>
+        <w:pStyle w:val="Heading3"/>
+      </w:pPr>
+      <w:r>
+        <w:t>Practice 1: explain the deciding evidence</w:t>
+      </w:r>
+    </w:p>
+    <w:p>
+      <w:r>
+        <w:t>Which labelled step matches this detail? Use a flip only if it preserves the declared target; left-arrow/right-arrow labels would not be unchanged.</w:t>
+      </w:r>
+    </w:p>
+    <w:p>
+      <w:r>
+        <w:t>1. Assign by source</w:t>
+      </w:r>
+    </w:p>
+    <w:p>
+      <w:r>
+        <w:t>2. Track provenance</w:t>
+      </w:r>
+    </w:p>
+    <w:p>
+      <w:r>
+        <w:t>3. Check label meaning</w:t>
+      </w:r>
+    </w:p>
+    <w:p>
+      <w:pPr>
+        <w:pStyle w:val="Heading3"/>
+      </w:pPr>
+      <w:r>
+        <w:t>My selected conclusion, deciding fact and explanation</w:t>
+      </w:r>
+    </w:p>
+    <w:p>
+      <w:r>
+        <w:t>________________________________________________________________</w:t>
+      </w:r>
+    </w:p>
+    <w:p>
+      <w:r>
+        <w:t>________________________________________________________________</w:t>
+      </w:r>
+    </w:p>
+    <w:p>
+      <w:r>
+        <w:t>________________________________________________________________</w:t>
+      </w:r>
+    </w:p>
+    <w:p>
+      <w:r>
+        <w:t>________________________________________________________________</w:t>
+      </w:r>
+    </w:p>
+    <w:p>
+      <w:r>
+        <w:t>________________________________________________________________</w:t>
+      </w:r>
+    </w:p>
+    <w:p>
+      <w:r>
+        <w:t>Hint if needed: Read the steps in the pictorial case. Match the supplied detail to the stage that performs or records it.</w:t>
+      </w:r>
+    </w:p>
+    <w:p>
+      <w:r>
+        <w:t>After your attempt, compare with the supported explanation: Check label meaning Use a flip only if it preserves the declared target; left-arrow/right-arrow labels would not be unchanged. An augmented image remains related to its source. A horizontal flip changes the view, not the identity of the original example. Assign source groups to training, validation and final evaluation before producing copies. Also check that the transformation preserves the target: flipping an arrow can change its correct direction label.</w:t>
+      </w:r>
+    </w:p>
+    <w:p>
+      <w:pPr>
+        <w:pStyle w:val="Heading3"/>
+      </w:pPr>
+      <w:r>
+        <w:t>Practice 2: explain the deciding evidence</w:t>
+      </w:r>
+    </w:p>
+    <w:p>
+      <w:r>
+        <w:t>Changed-case practice: Move D’s flipped copy into training. Which conclusion is supported by the supplied facts?</w:t>
+      </w:r>
+    </w:p>
+    <w:p>
+      <w:r>
+        <w:t>1. Final-test group separation fails.</w:t>
+      </w:r>
+    </w:p>
+    <w:p>
+      <w:r>
+        <w:t>2. We can decide the result without examining the changed input or the procedure.</w:t>
+      </w:r>
+    </w:p>
+    <w:p>
+      <w:r>
+        <w:t>3. This one example guarantees correct results for every future input.</w:t>
+      </w:r>
+    </w:p>
+    <w:p>
+      <w:pPr>
+        <w:pStyle w:val="Heading3"/>
+      </w:pPr>
+      <w:r>
+        <w:t>My selected conclusion, deciding fact and explanation</w:t>
+      </w:r>
+    </w:p>
+    <w:p>
+      <w:r>
+        <w:t>________________________________________________________________</w:t>
+      </w:r>
+    </w:p>
+    <w:p>
+      <w:r>
+        <w:t>________________________________________________________________</w:t>
+      </w:r>
+    </w:p>
+    <w:p>
+      <w:r>
+        <w:t>________________________________________________________________</w:t>
+      </w:r>
+    </w:p>
+    <w:p>
+      <w:r>
+        <w:t>________________________________________________________________</w:t>
+      </w:r>
+    </w:p>
+    <w:p>
+      <w:r>
+        <w:t>________________________________________________________________</w:t>
+      </w:r>
+    </w:p>
+    <w:p>
+      <w:r>
+        <w:t>Hint if needed: Use the changed condition and the deciding step in the pictorial trace. The answer must say what follows from those facts.</w:t>
+      </w:r>
+    </w:p>
+    <w:p>
+      <w:r>
+        <w:t>After your attempt, compare with the supported explanation: Final-test group separation fails. The transformed D image is still derived from the held-out source, despite a new filename.</w:t>
+      </w:r>
+    </w:p>
+    <w:p>
+      <w:pPr>
+        <w:pStyle w:val="Heading3"/>
+      </w:pPr>
+      <w:r>
+        <w:t>Repair a missing building block</w:t>
+      </w:r>
+    </w:p>
+    <w:p>
+      <w:r>
+        <w:t>Review Training a small image model (ai-5/23). Goal: Trace a complete image model with fixed features and one trained weight. Short practice: Does lower training loss alone establish that four updates generalise better? Point to the relevant step in the picture, then write the changed result and the rule or evidence that supports it.. Return to this week and explain what you changed.</w:t>
+      </w:r>
+    </w:p>
+    <w:p>
+      <w:r>
+        <w:t>Review Convolution as a local operation (ai-5/21). Goal: Compute a local weighted sum at each valid image position. Short practice: Why is flipping the kernel an implementation change here? Point to the relevant step in the picture, then write the changed result and the rule or evidence that supports it.. Return to this week and explain what you changed.</w:t>
+      </w:r>
+    </w:p>
+    <w:p>
+      <w:r>
+        <w:t>Review Debugging shapes and gradients (ai-5/18). Goal: Check dimension contracts before computing a layer. Short practice: What should a debugging record pair with every gradient value? Point to the relevant step in the picture, then write the changed result and the rule or evidence that supports it.. Return to this week and explain what you changed.</w:t>
+      </w:r>
+    </w:p>
+    <w:p>
+      <w:pPr>
+        <w:pStyle w:val="Heading3"/>
+      </w:pPr>
+      <w:r>
+        <w:t>Predict, run and debug</w:t>
+      </w:r>
+    </w:p>
+    <w:p>
+      <w:r>
+        <w:t>The browser lab lets you edit the supported Python examples already included in this lesson. Predict first, run, inspect the actual output or error, change one input, then run again. Keep code, predictions, actual results and a reasoned revision together. On paper, label your result as a trace rather than an execution.</w:t>
+      </w:r>
+    </w:p>
+    <w:p>
+      <w:pPr>
+        <w:pStyle w:val="Heading3"/>
+      </w:pPr>
+      <w:r>
+        <w:t>Keep your completed work</w:t>
+      </w:r>
+    </w:p>
+    <w:p>
+      <w:r>
+        <w:t>Use Download completed work in the hosted lesson to export your answers, reflections, practice feedback and code-run evidence. Open the HTML copy to read or print it. Drafts stay in this browser when storage is available; clear drafts on a shared device.</w:t>
+      </w:r>
+    </w:p>
+    <w:p>
+      <w:pPr>
+        <w:pStyle w:val="Heading3"/>
+      </w:pPr>
+      <w:r>
+        <w:t>What I repaired, the evidence I kept and the next test</w:t>
+      </w:r>
+    </w:p>
+    <w:p>
+      <w:r>
+        <w:t>________________________________________________________________</w:t>
+      </w:r>
+    </w:p>
+    <w:p>
+      <w:r>
+        <w:t>________________________________________________________________</w:t>
+      </w:r>
+    </w:p>
+    <w:p>
+      <w:r>
+        <w:t>________________________________________________________________</w:t>
+      </w:r>
+    </w:p>
+    <w:p>
+      <w:r>
+        <w:t>________________________________________________________________</w:t>
+      </w:r>
+    </w:p>
+    <w:p>
+      <w:r>
+        <w:t>________________________________________________________________</w:t>
+      </w:r>
+    </w:p>
     <w:sectPr>
       <w:pgSz w:w="12240" w:h="15840"/>
       <w:pgMar w:top="936" w:right="1008" w:bottom="936" w:left="1008" w:header="720" w:footer="720" w:gutter="0"/>

--- a/downloads/workbook/ai-5-week-24.docx
+++ b/downloads/workbook/ai-5-week-24.docx
@@ -30,33 +30,57 @@
     </w:p>
     <w:p>
       <w:r>
-        <w:t>Try the recall before opening notes. Then use a different colour or a labelled second line to correct your explanation.</w:t>
+        <w:t>Record your starting explanation for Augmentation and leakage before opening notes. Show any later correction separately.</w:t>
       </w:r>
     </w:p>
     <w:p>
       <w:pPr>
-        <w:pStyle w:val="Heading3"/>
-      </w:pPr>
-      <w:r>
-        <w:t>Training a small image model</w:t>
+        <w:spacing w:line="336" w:lineRule="auto" w:after="180"/>
+      </w:pPr>
+      <w:r>
+        <w:rPr>
+          <w:b w:val="0"/>
+        </w:rPr>
+        <w:t>Try the recall before opening notes. Then use a different colour or a labelled second line to correct your explanation.</w:t>
       </w:r>
     </w:p>
     <w:p>
-      <w:r>
-        <w:t>Without opening the old lesson, explain one key idea from Training a small image model. Give an example and a mistake that the idea helps you avoid.</w:t>
+      <w:pPr>
+        <w:pStyle w:val="Heading3"/>
+      </w:pPr>
+      <w:r>
+        <w:t>Training a small image model</w:t>
       </w:r>
     </w:p>
     <w:p>
       <w:pPr>
-        <w:pStyle w:val="Heading3"/>
-      </w:pPr>
-      <w:r>
-        <w:t>My remembered idea, example and correction</w:t>
+        <w:spacing w:line="336" w:lineRule="auto" w:after="180"/>
+      </w:pPr>
+      <w:r>
+        <w:rPr>
+          <w:b w:val="0"/>
+        </w:rPr>
+        <w:t xml:space="preserve">Without opening the old lesson, explain one key idea from </w:t>
+      </w:r>
+      <w:r>
+        <w:rPr>
+          <w:b/>
+        </w:rPr>
+        <w:t>Training</w:t>
+      </w:r>
+      <w:r>
+        <w:rPr>
+          <w:b w:val="0"/>
+        </w:rPr>
+        <w:t xml:space="preserve"> a small image model. Give an example and a mistake that the idea helps you avoid.</w:t>
       </w:r>
     </w:p>
     <w:p>
-      <w:r>
-        <w:t>________________________________________________________________</w:t>
+      <w:pPr>
+        <w:pStyle w:val="Heading3"/>
+      </w:pPr>
+      <w:r>
+        <w:t>My remembered idea, example and correction</w:t>
       </w:r>
     </w:p>
     <w:p>
@@ -70,29 +94,35 @@
       </w:r>
     </w:p>
     <w:p>
-      <w:pPr>
-        <w:pStyle w:val="Heading3"/>
-      </w:pPr>
-      <w:r>
-        <w:t>Convolution as a local operation</w:t>
+      <w:r>
+        <w:t>________________________________________________________________</w:t>
       </w:r>
     </w:p>
     <w:p>
-      <w:r>
-        <w:t>Without opening the old lesson, explain one key idea from Convolution as a local operation. Give an example and a mistake that the idea helps you avoid.</w:t>
+      <w:pPr>
+        <w:pStyle w:val="Heading3"/>
+      </w:pPr>
+      <w:r>
+        <w:t>Convolution as a local operation</w:t>
       </w:r>
     </w:p>
     <w:p>
       <w:pPr>
-        <w:pStyle w:val="Heading3"/>
-      </w:pPr>
-      <w:r>
-        <w:t>My remembered idea, example and correction</w:t>
+        <w:spacing w:line="336" w:lineRule="auto" w:after="180"/>
+      </w:pPr>
+      <w:r>
+        <w:rPr>
+          <w:b w:val="0"/>
+        </w:rPr>
+        <w:t>Without opening the old lesson, explain one key idea from Convolution as a local operation. Give an example and a mistake that the idea helps you avoid.</w:t>
       </w:r>
     </w:p>
     <w:p>
-      <w:r>
-        <w:t>________________________________________________________________</w:t>
+      <w:pPr>
+        <w:pStyle w:val="Heading3"/>
+      </w:pPr>
+      <w:r>
+        <w:t>My remembered idea, example and correction</w:t>
       </w:r>
     </w:p>
     <w:p>
@@ -106,29 +136,35 @@
       </w:r>
     </w:p>
     <w:p>
-      <w:pPr>
-        <w:pStyle w:val="Heading3"/>
-      </w:pPr>
-      <w:r>
-        <w:t>Debugging shapes and gradients</w:t>
+      <w:r>
+        <w:t>________________________________________________________________</w:t>
       </w:r>
     </w:p>
     <w:p>
-      <w:r>
-        <w:t>Without opening the old lesson, explain one key idea from Debugging shapes and gradients. Give an example and a mistake that the idea helps you avoid.</w:t>
+      <w:pPr>
+        <w:pStyle w:val="Heading3"/>
+      </w:pPr>
+      <w:r>
+        <w:t>Debugging shapes and gradients</w:t>
       </w:r>
     </w:p>
     <w:p>
       <w:pPr>
-        <w:pStyle w:val="Heading3"/>
-      </w:pPr>
-      <w:r>
-        <w:t>My remembered idea, example and correction</w:t>
+        <w:spacing w:line="336" w:lineRule="auto" w:after="180"/>
+      </w:pPr>
+      <w:r>
+        <w:rPr>
+          <w:b w:val="0"/>
+        </w:rPr>
+        <w:t>Without opening the old lesson, explain one key idea from Debugging shapes and gradients. Give an example and a mistake that the idea helps you avoid.</w:t>
       </w:r>
     </w:p>
     <w:p>
-      <w:r>
-        <w:t>________________________________________________________________</w:t>
+      <w:pPr>
+        <w:pStyle w:val="Heading3"/>
+      </w:pPr>
+      <w:r>
+        <w:t>My remembered idea, example and correction</w:t>
       </w:r>
     </w:p>
     <w:p>
@@ -142,16 +178,56 @@
       </w:r>
     </w:p>
     <w:p>
-      <w:pPr>
-        <w:pStyle w:val="Heading1"/>
-      </w:pPr>
-      <w:r>
-        <w:t>02. Practise with fading help</w:t>
+      <w:r>
+        <w:t>________________________________________________________________</w:t>
       </w:r>
     </w:p>
     <w:p>
-      <w:r>
-        <w:t>Use W2: Keep the equality boundary for Augmentation and leakage. Record the answer once; the lesson and workbook refer to the same attempt.</w:t>
+      <w:pPr>
+        <w:pStyle w:val="Heading1"/>
+      </w:pPr>
+      <w:r>
+        <w:t>02. Practise with fading help</w:t>
+      </w:r>
+    </w:p>
+    <w:p>
+      <w:r>
+        <w:t>Complete the supported Augmentation and leakage trace and record the first step you can explain without help.</w:t>
+      </w:r>
+    </w:p>
+    <w:p>
+      <w:pPr>
+        <w:spacing w:line="336" w:lineRule="auto" w:after="180"/>
+      </w:pPr>
+      <w:r>
+        <w:rPr>
+          <w:b w:val="0"/>
+        </w:rPr>
+        <w:t xml:space="preserve">Use W2: Keep the equality boundary for </w:t>
+      </w:r>
+      <w:r>
+        <w:rPr>
+          <w:b/>
+        </w:rPr>
+        <w:t>Augmentation</w:t>
+      </w:r>
+      <w:r>
+        <w:rPr>
+          <w:b w:val="0"/>
+        </w:rPr>
+        <w:t xml:space="preserve"> and </w:t>
+      </w:r>
+      <w:r>
+        <w:rPr>
+          <w:b/>
+        </w:rPr>
+        <w:t>leakage</w:t>
+      </w:r>
+      <w:r>
+        <w:rPr>
+          <w:b w:val="0"/>
+        </w:rPr>
+        <w:t>. Record the answer once; the lesson and workbook refer to the same attempt.</w:t>
       </w:r>
     </w:p>
     <w:tbl>
@@ -279,25 +355,61 @@
     </w:p>
     <w:p>
       <w:r>
-        <w:t>Use the worked case for Augmentation and leakage. Proposed explanation: “Every image flip preserves the label”. Decide whether this explanation is supported. Point to the step or supplied fact that decides; explain your repair if needed.</w:t>
+        <w:t>Check the proposed Augmentation and leakage explanation against the supplied facts before discussing it.</w:t>
       </w:r>
     </w:p>
     <w:p>
       <w:pPr>
-        <w:pStyle w:val="Heading3"/>
-      </w:pPr>
-      <w:r>
-        <w:t>My explanation before partner discussion</w:t>
+        <w:spacing w:line="336" w:lineRule="auto" w:after="180"/>
+      </w:pPr>
+      <w:r>
+        <w:rPr>
+          <w:b w:val="0"/>
+        </w:rPr>
+        <w:t xml:space="preserve">Use the worked case for </w:t>
+      </w:r>
+      <w:r>
+        <w:rPr>
+          <w:b/>
+        </w:rPr>
+        <w:t>Augmentation</w:t>
+      </w:r>
+      <w:r>
+        <w:rPr>
+          <w:b w:val="0"/>
+        </w:rPr>
+        <w:t xml:space="preserve"> and </w:t>
+      </w:r>
+      <w:r>
+        <w:rPr>
+          <w:b/>
+        </w:rPr>
+        <w:t>leakage</w:t>
+      </w:r>
+      <w:r>
+        <w:rPr>
+          <w:b w:val="0"/>
+        </w:rPr>
+        <w:t>. Proposed explanation: “Every image flip preserves the label”. Decide whether this explanation is supported.</w:t>
       </w:r>
     </w:p>
     <w:p>
-      <w:r>
-        <w:t>________________________________________________________________</w:t>
+      <w:pPr>
+        <w:spacing w:line="336" w:lineRule="auto" w:after="180"/>
+      </w:pPr>
+      <w:r>
+        <w:rPr>
+          <w:b w:val="0"/>
+        </w:rPr>
+        <w:t>Point to the step or supplied fact that decides; explain your repair if needed.</w:t>
       </w:r>
     </w:p>
     <w:p>
-      <w:r>
-        <w:t>________________________________________________________________</w:t>
+      <w:pPr>
+        <w:pStyle w:val="Heading3"/>
+      </w:pPr>
+      <w:r>
+        <w:t>My explanation before partner discussion</w:t>
       </w:r>
     </w:p>
     <w:p>
@@ -311,52 +423,100 @@
       </w:r>
     </w:p>
     <w:p>
-      <w:pPr>
-        <w:pStyle w:val="Heading1"/>
-      </w:pPr>
-      <w:r>
-        <w:t>04. Independent transfer case</w:t>
+      <w:r>
+        <w:t>________________________________________________________________</w:t>
       </w:r>
     </w:p>
     <w:p>
-      <w:pPr>
-        <w:pStyle w:val="Heading3"/>
-      </w:pPr>
-      <w:r>
-        <w:t>Independent case: Design a grouped split independently</w:t>
+      <w:r>
+        <w:t>________________________________________________________________</w:t>
       </w:r>
     </w:p>
     <w:p>
-      <w:r>
-        <w:t>Six fictional source groups J, K, L, M, N and O each have one original and three derived records. Assign J, K and L to training, M to validation and N, O to final test. Keep all four records per training group but only originals for evaluation. Give source and retained-record counts per split, total retained records and excluded derived records.</w:t>
+      <w:pPr>
+        <w:pStyle w:val="Heading1"/>
+      </w:pPr>
+      <w:r>
+        <w:t>04. Independent transfer case</w:t>
       </w:r>
     </w:p>
     <w:p>
-      <w:pPr>
-        <w:pStyle w:val="Heading3"/>
-      </w:pPr>
-      <w:r>
-        <w:t>My independent explanation, trace and limits</w:t>
+      <w:r>
+        <w:t>Write one first attempt at the reserved independent case before feedback. Repeated copies of that case refer to the same recorded attempt.</w:t>
       </w:r>
     </w:p>
     <w:p>
-      <w:r>
-        <w:t>________________________________________________________________</w:t>
+      <w:pPr>
+        <w:pStyle w:val="Heading3"/>
+      </w:pPr>
+      <w:r>
+        <w:t>Independent case: Design a grouped split independently</w:t>
       </w:r>
     </w:p>
     <w:p>
-      <w:r>
-        <w:t>________________________________________________________________</w:t>
+      <w:pPr>
+        <w:spacing w:line="336" w:lineRule="auto" w:after="180"/>
+      </w:pPr>
+      <w:r>
+        <w:rPr>
+          <w:b w:val="0"/>
+        </w:rPr>
+        <w:t xml:space="preserve">Six fictional </w:t>
+      </w:r>
+      <w:r>
+        <w:rPr>
+          <w:b/>
+        </w:rPr>
+        <w:t>source group</w:t>
+      </w:r>
+      <w:r>
+        <w:rPr>
+          <w:b w:val="0"/>
+        </w:rPr>
+        <w:t xml:space="preserve">s J, K, L, M, N and O each have one original and three derived records. Assign J, K and L to </w:t>
+      </w:r>
+      <w:r>
+        <w:rPr>
+          <w:b/>
+        </w:rPr>
+        <w:t>training</w:t>
+      </w:r>
+      <w:r>
+        <w:rPr>
+          <w:b w:val="0"/>
+        </w:rPr>
+        <w:t>, M to validation and N, O to final test.</w:t>
       </w:r>
     </w:p>
     <w:p>
-      <w:r>
-        <w:t>________________________________________________________________</w:t>
+      <w:pPr>
+        <w:spacing w:line="336" w:lineRule="auto" w:after="180"/>
+      </w:pPr>
+      <w:r>
+        <w:rPr>
+          <w:b w:val="0"/>
+        </w:rPr>
+        <w:t xml:space="preserve">Keep all four records per </w:t>
+      </w:r>
+      <w:r>
+        <w:rPr>
+          <w:b/>
+        </w:rPr>
+        <w:t>training</w:t>
+      </w:r>
+      <w:r>
+        <w:rPr>
+          <w:b w:val="0"/>
+        </w:rPr>
+        <w:t xml:space="preserve"> group but only originals for evaluation. Give source and retained-record counts per split, total retained records and excluded derived records.</w:t>
       </w:r>
     </w:p>
     <w:p>
-      <w:r>
-        <w:t>________________________________________________________________</w:t>
+      <w:pPr>
+        <w:pStyle w:val="Heading3"/>
+      </w:pPr>
+      <w:r>
+        <w:t>My independent explanation, trace and limits</w:t>
       </w:r>
     </w:p>
     <w:p>
@@ -376,53 +536,65 @@
     </w:p>
     <w:p>
       <w:r>
-        <w:t>Attempt this case before feedback. Record any help. Earlier examples below are further practice; a case already practised with feedback cannot establish fresh transfer.</w:t>
+        <w:t>________________________________________________________________</w:t>
       </w:r>
     </w:p>
     <w:p>
-      <w:pPr>
-        <w:pStyle w:val="Heading1"/>
-      </w:pPr>
-      <w:r>
-        <w:t>05. W1 Check the label after a transformation</w:t>
+      <w:r>
+        <w:t>________________________________________________________________</w:t>
       </w:r>
     </w:p>
     <w:p>
       <w:r>
-        <w:t>For rows [0, 1], [0, 1], compute d and class before and after swapping rows and after swapping columns.</w:t>
+        <w:t>________________________________________________________________</w:t>
       </w:r>
     </w:p>
     <w:p>
-      <w:pPr>
-        <w:pStyle w:val="Heading3"/>
-      </w:pPr>
-      <w:r>
-        <w:t>My reasoning and evidence</w:t>
+      <w:r>
+        <w:t>________________________________________________________________</w:t>
       </w:r>
     </w:p>
     <w:p>
-      <w:r>
-        <w:t>________________________________________________________________</w:t>
+      <w:pPr>
+        <w:spacing w:line="336" w:lineRule="auto" w:after="180"/>
+      </w:pPr>
+      <w:r>
+        <w:rPr>
+          <w:b w:val="0"/>
+        </w:rPr>
+        <w:t>Attempt this case before feedback. Record any help. Earlier examples below are further practice; a case already practised with feedback cannot establish fresh transfer.</w:t>
       </w:r>
     </w:p>
     <w:p>
-      <w:r>
-        <w:t>________________________________________________________________</w:t>
+      <w:pPr>
+        <w:pStyle w:val="Heading1"/>
+      </w:pPr>
+      <w:r>
+        <w:t>05. W1 Check the label after a transformation</w:t>
       </w:r>
     </w:p>
     <w:p>
       <w:r>
-        <w:t>________________________________________________________________</w:t>
+        <w:t>Check the label after a transformation. Apply the supplied Augmentation and leakage facts and keep your reasoning.</w:t>
       </w:r>
     </w:p>
     <w:p>
-      <w:r>
-        <w:t>________________________________________________________________</w:t>
+      <w:pPr>
+        <w:spacing w:line="336" w:lineRule="auto" w:after="180"/>
+      </w:pPr>
+      <w:r>
+        <w:rPr>
+          <w:b w:val="0"/>
+        </w:rPr>
+        <w:t>For rows [0, 1], [0, 1], compute d and class before and after swapping rows and after swapping columns.</w:t>
       </w:r>
     </w:p>
     <w:p>
-      <w:r>
-        <w:t>________________________________________________________________</w:t>
+      <w:pPr>
+        <w:pStyle w:val="Heading3"/>
+      </w:pPr>
+      <w:r>
+        <w:t>My reasoning and evidence</w:t>
       </w:r>
     </w:p>
     <w:p>
@@ -431,24 +603,18 @@
       </w:r>
     </w:p>
     <w:p>
-      <w:pPr>
-        <w:pStyle w:val="Heading1"/>
-      </w:pPr>
-      <w:r>
-        <w:t>06. W2 Keep the equality boundary</w:t>
+      <w:r>
+        <w:t>________________________________________________________________</w:t>
       </w:r>
     </w:p>
     <w:p>
       <w:r>
-        <w:t>For rows [1, 0], [0, 1], compute d and class before and after a column swap. Why is always replacing a label by 1 minus the label incorrect?</w:t>
+        <w:t>________________________________________________________________</w:t>
       </w:r>
     </w:p>
     <w:p>
-      <w:pPr>
-        <w:pStyle w:val="Heading3"/>
-      </w:pPr>
-      <w:r>
-        <w:t>My reasoning and evidence</w:t>
+      <w:r>
+        <w:t>________________________________________________________________</w:t>
       </w:r>
     </w:p>
     <w:p>
@@ -462,44 +628,51 @@
       </w:r>
     </w:p>
     <w:p>
-      <w:r>
-        <w:t>________________________________________________________________</w:t>
+      <w:pPr>
+        <w:pStyle w:val="Heading1"/>
+      </w:pPr>
+      <w:r>
+        <w:t>06. W2 Keep the equality boundary</w:t>
       </w:r>
     </w:p>
     <w:p>
       <w:r>
-        <w:t>________________________________________________________________</w:t>
+        <w:t>Keep the equality boundary. Apply the supplied Augmentation and leakage facts and keep your reasoning.</w:t>
       </w:r>
     </w:p>
     <w:p>
-      <w:r>
-        <w:t>________________________________________________________________</w:t>
+      <w:pPr>
+        <w:spacing w:line="336" w:lineRule="auto" w:after="180"/>
+        <w:shd w:fill="F5F1FB"/>
+      </w:pPr>
+      <w:r>
+        <w:rPr>
+          <w:b w:val="0"/>
+        </w:rPr>
+        <w:t>For rows [1, 0], [0, 1], compute d and class before and after a column swap. Why is always replacing a label by 1 minus the label incorrect?</w:t>
       </w:r>
     </w:p>
     <w:p>
-      <w:r>
-        <w:t>________________________________________________________________</w:t>
+      <w:pPr>
+        <w:pStyle w:val="Heading3"/>
+      </w:pPr>
+      <w:r>
+        <w:t>My reasoning and evidence</w:t>
       </w:r>
     </w:p>
     <w:p>
-      <w:pPr>
-        <w:pStyle w:val="Heading1"/>
-      </w:pPr>
-      <w:r>
-        <w:t>07. W3 Audit related records</w:t>
+      <w:r>
+        <w:t>________________________________________________________________</w:t>
       </w:r>
     </w:p>
     <w:p>
       <w:r>
-        <w:t>Training contains P original and Q original. Validation contains P crop and R original. Final test contains S original. P crop is derived from P original. Identify the overlap and explain what must be rerun if this validation set already selected a model.</w:t>
+        <w:t>________________________________________________________________</w:t>
       </w:r>
     </w:p>
     <w:p>
-      <w:pPr>
-        <w:pStyle w:val="Heading3"/>
-      </w:pPr>
-      <w:r>
-        <w:t>My reasoning and evidence</w:t>
+      <w:r>
+        <w:t>________________________________________________________________</w:t>
       </w:r>
     </w:p>
     <w:p>
@@ -518,39 +691,57 @@
       </w:r>
     </w:p>
     <w:p>
-      <w:r>
-        <w:t>________________________________________________________________</w:t>
+      <w:pPr>
+        <w:pStyle w:val="Heading1"/>
+      </w:pPr>
+      <w:r>
+        <w:t>07. W3 Audit related records</w:t>
       </w:r>
     </w:p>
     <w:p>
       <w:r>
-        <w:t>________________________________________________________________</w:t>
+        <w:t>Audit related records. Apply the supplied Augmentation and leakage facts and keep your reasoning.</w:t>
       </w:r>
     </w:p>
     <w:p>
-      <w:r>
-        <w:t>________________________________________________________________</w:t>
+      <w:pPr>
+        <w:spacing w:line="336" w:lineRule="auto" w:after="180"/>
+      </w:pPr>
+      <w:r>
+        <w:rPr>
+          <w:b/>
+        </w:rPr>
+        <w:t>Training</w:t>
+      </w:r>
+      <w:r>
+        <w:rPr>
+          <w:b w:val="0"/>
+        </w:rPr>
+        <w:t xml:space="preserve"> contains P original and Q original. Validation contains P crop and R original. Final test contains S original. P crop is derived from P original.</w:t>
       </w:r>
     </w:p>
     <w:p>
       <w:pPr>
-        <w:pStyle w:val="Heading1"/>
-      </w:pPr>
-      <w:r>
-        <w:t>08. W4 Design a grouped split independently</w:t>
+        <w:spacing w:line="336" w:lineRule="auto" w:after="180"/>
+      </w:pPr>
+      <w:r>
+        <w:rPr>
+          <w:b w:val="0"/>
+        </w:rPr>
+        <w:t>Identify the overlap and explain what must be rerun if this validation set already selected a model.</w:t>
       </w:r>
     </w:p>
     <w:p>
-      <w:r>
-        <w:t>Six fictional source groups J, K, L, M, N and O each have one original and three derived records. Assign J, K and L to training, M to validation and N, O to final test. Keep all four records per training group but only originals for evaluation. Give source and retained-record counts per split, total retained records and excluded derived records.</w:t>
+      <w:pPr>
+        <w:pStyle w:val="Heading3"/>
+      </w:pPr>
+      <w:r>
+        <w:t>My reasoning and evidence</w:t>
       </w:r>
     </w:p>
     <w:p>
-      <w:pPr>
-        <w:pStyle w:val="Heading3"/>
-      </w:pPr>
-      <w:r>
-        <w:t>My reasoning and evidence</w:t>
+      <w:r>
+        <w:t>________________________________________________________________</w:t>
       </w:r>
     </w:p>
     <w:p>
@@ -579,39 +770,87 @@
       </w:r>
     </w:p>
     <w:p>
-      <w:r>
-        <w:t>________________________________________________________________</w:t>
+      <w:pPr>
+        <w:pStyle w:val="Heading1"/>
+      </w:pPr>
+      <w:r>
+        <w:t>08. W4 Design a grouped split independently</w:t>
       </w:r>
     </w:p>
     <w:p>
       <w:r>
-        <w:t>________________________________________________________________</w:t>
+        <w:t>Attempt before feedback. If this repeats the selected independent case, reuse that first attempt; otherwise keep a separate record. Design a grouped split independently. Apply the supplied Augmentation and leakage facts and keep your reasoning.</w:t>
       </w:r>
     </w:p>
     <w:p>
-      <w:r>
-        <w:t>________________________________________________________________</w:t>
+      <w:pPr>
+        <w:spacing w:line="336" w:lineRule="auto" w:after="180"/>
+      </w:pPr>
+      <w:r>
+        <w:rPr>
+          <w:b w:val="0"/>
+        </w:rPr>
+        <w:t xml:space="preserve">Six fictional </w:t>
+      </w:r>
+      <w:r>
+        <w:rPr>
+          <w:b/>
+        </w:rPr>
+        <w:t>source group</w:t>
+      </w:r>
+      <w:r>
+        <w:rPr>
+          <w:b w:val="0"/>
+        </w:rPr>
+        <w:t xml:space="preserve">s J, K, L, M, N and O each have one original and three derived records. Assign J, K and L to </w:t>
+      </w:r>
+      <w:r>
+        <w:rPr>
+          <w:b/>
+        </w:rPr>
+        <w:t>training</w:t>
+      </w:r>
+      <w:r>
+        <w:rPr>
+          <w:b w:val="0"/>
+        </w:rPr>
+        <w:t>, M to validation and N, O to final test.</w:t>
       </w:r>
     </w:p>
     <w:p>
       <w:pPr>
-        <w:pStyle w:val="Heading1"/>
-      </w:pPr>
-      <w:r>
-        <w:t>09. W5 Match a training budget</w:t>
+        <w:spacing w:line="336" w:lineRule="auto" w:after="180"/>
+      </w:pPr>
+      <w:r>
+        <w:rPr>
+          <w:b w:val="0"/>
+        </w:rPr>
+        <w:t xml:space="preserve">Keep all four records per </w:t>
+      </w:r>
+      <w:r>
+        <w:rPr>
+          <w:b/>
+        </w:rPr>
+        <w:t>training</w:t>
+      </w:r>
+      <w:r>
+        <w:rPr>
+          <w:b w:val="0"/>
+        </w:rPr>
+        <w:t xml:space="preserve"> group but only originals for evaluation. Give source and retained-record counts per split, total retained records and excluded derived records.</w:t>
       </w:r>
     </w:p>
     <w:p>
-      <w:r>
-        <w:t>Eight source images each have an original plus two variants. Compare four epochs of these 24 records with four epochs of the eight originals, using one-example batches. Give both update counts and one way to match budgets without using final outcomes.</w:t>
+      <w:pPr>
+        <w:pStyle w:val="Heading3"/>
+      </w:pPr>
+      <w:r>
+        <w:t>My reasoning and evidence</w:t>
       </w:r>
     </w:p>
     <w:p>
-      <w:pPr>
-        <w:pStyle w:val="Heading3"/>
-      </w:pPr>
-      <w:r>
-        <w:t>My reasoning and evidence</w:t>
+      <w:r>
+        <w:t>________________________________________________________________</w:t>
       </w:r>
     </w:p>
     <w:p>
@@ -645,39 +884,51 @@
       </w:r>
     </w:p>
     <w:p>
-      <w:pPr>
-        <w:pStyle w:val="Heading1"/>
-      </w:pPr>
-      <w:r>
-        <w:t>10. Project checkpoint and reflection</w:t>
+      <w:r>
+        <w:t>________________________________________________________________</w:t>
       </w:r>
     </w:p>
     <w:p>
-      <w:r>
-        <w:t>Add a labelled augmentation and leakage evidence sheet to Image-pattern Network Investigation. Show how you can check whether a transformation preserves the task label. Use the supplied fictional case and keep its inputs, intermediate steps, calculation or prediction, and limitation. Connect this record to last week’s record; a matching answer without a trace is insufficient.</w:t>
+      <w:pPr>
+        <w:pStyle w:val="Heading1"/>
+      </w:pPr>
+      <w:r>
+        <w:t>09. W5 Match a training budget</w:t>
       </w:r>
     </w:p>
     <w:p>
-      <w:pPr>
-        <w:pStyle w:val="Heading3"/>
-      </w:pPr>
-      <w:r>
-        <w:t>My project change, supporting evidence and remaining limit</w:t>
+      <w:r>
+        <w:t>Match a training budget. Apply the supplied Augmentation and leakage facts and keep your reasoning.</w:t>
       </w:r>
     </w:p>
     <w:p>
-      <w:r>
-        <w:t>________________________________________________________________</w:t>
+      <w:pPr>
+        <w:spacing w:line="336" w:lineRule="auto" w:after="180"/>
+      </w:pPr>
+      <w:r>
+        <w:rPr>
+          <w:b w:val="0"/>
+        </w:rPr>
+        <w:t>Eight source images each have an original plus two variants. Compare four epochs of these 24 records with four epochs of the eight originals, using one-example batches.</w:t>
       </w:r>
     </w:p>
     <w:p>
-      <w:r>
-        <w:t>________________________________________________________________</w:t>
+      <w:pPr>
+        <w:spacing w:line="336" w:lineRule="auto" w:after="180"/>
+      </w:pPr>
+      <w:r>
+        <w:rPr>
+          <w:b w:val="0"/>
+        </w:rPr>
+        <w:t>Give both update counts and one way to match budgets without using final outcomes.</w:t>
       </w:r>
     </w:p>
     <w:p>
-      <w:r>
-        <w:t>________________________________________________________________</w:t>
+      <w:pPr>
+        <w:pStyle w:val="Heading3"/>
+      </w:pPr>
+      <w:r>
+        <w:t>My reasoning and evidence</w:t>
       </w:r>
     </w:p>
     <w:p>
@@ -696,11 +947,164 @@
       </w:r>
     </w:p>
     <w:p>
+      <w:r>
+        <w:t>________________________________________________________________</w:t>
+      </w:r>
+    </w:p>
+    <w:p>
+      <w:r>
+        <w:t>________________________________________________________________</w:t>
+      </w:r>
+    </w:p>
+    <w:p>
+      <w:r>
+        <w:t>________________________________________________________________</w:t>
+      </w:r>
+    </w:p>
+    <w:p>
       <w:pPr>
         <w:pStyle w:val="Heading1"/>
       </w:pPr>
       <w:r>
+        <w:t>10. Project checkpoint and reflection</w:t>
+      </w:r>
+    </w:p>
+    <w:p>
+      <w:r>
+        <w:t>Connect Augmentation and leakage to Image-pattern Network Investigation, identify a limit and choose the next useful test.</w:t>
+      </w:r>
+    </w:p>
+    <w:p>
+      <w:pPr>
+        <w:spacing w:line="336" w:lineRule="auto" w:after="180"/>
+      </w:pPr>
+      <w:r>
+        <w:rPr>
+          <w:b w:val="0"/>
+        </w:rPr>
+        <w:t xml:space="preserve">Add a labelled </w:t>
+      </w:r>
+      <w:r>
+        <w:rPr>
+          <w:b/>
+        </w:rPr>
+        <w:t>augmentation</w:t>
+      </w:r>
+      <w:r>
+        <w:rPr>
+          <w:b w:val="0"/>
+        </w:rPr>
+        <w:t xml:space="preserve"> and </w:t>
+      </w:r>
+      <w:r>
+        <w:rPr>
+          <w:b/>
+        </w:rPr>
+        <w:t>leakage</w:t>
+      </w:r>
+      <w:r>
+        <w:rPr>
+          <w:b w:val="0"/>
+        </w:rPr>
+        <w:t xml:space="preserve"> </w:t>
+      </w:r>
+      <w:r>
+        <w:rPr>
+          <w:b/>
+        </w:rPr>
+        <w:t>evidence</w:t>
+      </w:r>
+      <w:r>
+        <w:rPr>
+          <w:b w:val="0"/>
+        </w:rPr>
+        <w:t xml:space="preserve"> sheet to Image-pattern Network Investigation. Show how you can check whether a transformation preserves the task label.</w:t>
+      </w:r>
+    </w:p>
+    <w:p>
+      <w:pPr>
+        <w:spacing w:line="336" w:lineRule="auto" w:after="180"/>
+      </w:pPr>
+      <w:r>
+        <w:rPr>
+          <w:b w:val="0"/>
+        </w:rPr>
+        <w:t xml:space="preserve">Use the supplied fictional case and keep its </w:t>
+      </w:r>
+      <w:r>
+        <w:rPr>
+          <w:b/>
+        </w:rPr>
+        <w:t>input</w:t>
+      </w:r>
+      <w:r>
+        <w:rPr>
+          <w:b w:val="0"/>
+        </w:rPr>
+        <w:t xml:space="preserve">s, intermediate steps, calculation or </w:t>
+      </w:r>
+      <w:r>
+        <w:rPr>
+          <w:b/>
+        </w:rPr>
+        <w:t>prediction</w:t>
+      </w:r>
+      <w:r>
+        <w:rPr>
+          <w:b w:val="0"/>
+        </w:rPr>
+        <w:t>, and limitation. Connect this record to last week’s record; a matching answer without a trace is insufficient.</w:t>
+      </w:r>
+    </w:p>
+    <w:p>
+      <w:pPr>
+        <w:pStyle w:val="Heading3"/>
+      </w:pPr>
+      <w:r>
+        <w:t>My project change, supporting evidence and remaining limit</w:t>
+      </w:r>
+    </w:p>
+    <w:p>
+      <w:r>
+        <w:t>________________________________________________________________</w:t>
+      </w:r>
+    </w:p>
+    <w:p>
+      <w:r>
+        <w:t>________________________________________________________________</w:t>
+      </w:r>
+    </w:p>
+    <w:p>
+      <w:r>
+        <w:t>________________________________________________________________</w:t>
+      </w:r>
+    </w:p>
+    <w:p>
+      <w:r>
+        <w:t>________________________________________________________________</w:t>
+      </w:r>
+    </w:p>
+    <w:p>
+      <w:r>
+        <w:t>________________________________________________________________</w:t>
+      </w:r>
+    </w:p>
+    <w:p>
+      <w:r>
+        <w:t>________________________________________________________________</w:t>
+      </w:r>
+    </w:p>
+    <w:p>
+      <w:pPr>
+        <w:pStyle w:val="Heading1"/>
+      </w:pPr>
+      <w:r>
         <w:t>11. Feedback, return check and learning record</w:t>
+      </w:r>
+    </w:p>
+    <w:p>
+      <w:r>
+        <w:t>Record the first repaired step and a different case to revisit after a delay.</w:t>
       </w:r>
     </w:p>
     <w:tbl>
@@ -840,7 +1244,13 @@
       </w:tr>
     </w:tbl>
     <w:p>
-      <w:r>
+      <w:pPr>
+        <w:spacing w:line="336" w:lineRule="auto" w:after="180"/>
+      </w:pPr>
+      <w:r>
+        <w:rPr>
+          <w:b w:val="0"/>
+        </w:rPr>
         <w:t>Revisit this idea with your teacher after a delay. Familiarity is different from explaining and using it on a changed case.</w:t>
       </w:r>
     </w:p>
@@ -854,17 +1264,64 @@
     </w:p>
     <w:p>
       <w:r>
-        <w:t>Keep every augmented image with its original source group.</w:t>
+        <w:t>Keep every augmented image with its original source group. Explain the labelled step before checking the changed condition.</w:t>
       </w:r>
     </w:p>
     <w:p>
-      <w:r>
-        <w:t>Fictional sources A, B, C, D each have original+horizontal-flip copies. A/B train, C validation, D final test.</w:t>
+      <w:pPr>
+        <w:spacing w:line="336" w:lineRule="auto" w:after="180"/>
+      </w:pPr>
+      <w:r>
+        <w:rPr>
+          <w:b w:val="0"/>
+        </w:rPr>
+        <w:t xml:space="preserve">Keep every augmented image with its original </w:t>
+      </w:r>
+      <w:r>
+        <w:rPr>
+          <w:b/>
+        </w:rPr>
+        <w:t>source group</w:t>
+      </w:r>
+      <w:r>
+        <w:rPr>
+          <w:b w:val="0"/>
+        </w:rPr>
+        <w:t>.</w:t>
       </w:r>
     </w:p>
     <w:p>
-      <w:r>
-        <w:t>All inputs and outcomes in this worked example are invented classroom data; no real model run is claimed.</w:t>
+      <w:pPr>
+        <w:spacing w:line="336" w:lineRule="auto" w:after="180"/>
+      </w:pPr>
+      <w:r>
+        <w:rPr>
+          <w:b w:val="0"/>
+        </w:rPr>
+        <w:t>Fictional sources A, B, C, D each have original+horizontal-flip copies. A/B train, C validation, D final test.</w:t>
+      </w:r>
+    </w:p>
+    <w:p>
+      <w:pPr>
+        <w:spacing w:line="336" w:lineRule="auto" w:after="180"/>
+      </w:pPr>
+      <w:r>
+        <w:rPr>
+          <w:b w:val="0"/>
+        </w:rPr>
+        <w:t xml:space="preserve">All </w:t>
+      </w:r>
+      <w:r>
+        <w:rPr>
+          <w:b/>
+        </w:rPr>
+        <w:t>input</w:t>
+      </w:r>
+      <w:r>
+        <w:rPr>
+          <w:b w:val="0"/>
+        </w:rPr>
+        <w:t>s and outcomes in this worked example are invented classroom data; no real model run is claimed.</w:t>
       </w:r>
     </w:p>
     <w:p>
@@ -904,8 +1361,38 @@
       </w:r>
     </w:p>
     <w:p>
-      <w:r>
-        <w:t>How many independent source groups are in the final test? Point to the relevant step in the picture, then write the changed result and the rule or evidence that supports it.</w:t>
+      <w:pPr>
+        <w:spacing w:line="336" w:lineRule="auto" w:after="180"/>
+      </w:pPr>
+      <w:r>
+        <w:rPr>
+          <w:b w:val="0"/>
+        </w:rPr>
+        <w:t xml:space="preserve">How many independent </w:t>
+      </w:r>
+      <w:r>
+        <w:rPr>
+          <w:b/>
+        </w:rPr>
+        <w:t>source group</w:t>
+      </w:r>
+      <w:r>
+        <w:rPr>
+          <w:b w:val="0"/>
+        </w:rPr>
+        <w:t xml:space="preserve">s are in the final test? Point to the relevant step in the picture, then write the changed result and the rule or </w:t>
+      </w:r>
+      <w:r>
+        <w:rPr>
+          <w:b/>
+        </w:rPr>
+        <w:t>evidence</w:t>
+      </w:r>
+      <w:r>
+        <w:rPr>
+          <w:b w:val="0"/>
+        </w:rPr>
+        <w:t xml:space="preserve"> that supports it.</w:t>
       </w:r>
     </w:p>
     <w:p>
@@ -947,36 +1434,138 @@
       </w:r>
     </w:p>
     <w:p>
-      <w:r>
-        <w:t>Support used: alone / hint / worked example. This record is practice evidence.</w:t>
+      <w:pPr>
+        <w:pStyle w:val="Heading3"/>
+      </w:pPr>
+      <w:r>
+        <w:t>Record the help used</w:t>
       </w:r>
     </w:p>
     <w:p>
-      <w:r>
-        <w:t>Project connection: For your Image-pattern Network Investigation, save the input, procedure, observed result and limitation of this check. Label this worked example as practice; use a different, previously unreviewed case when checking independent understanding.</w:t>
+      <w:pPr>
+        <w:spacing w:line="336" w:lineRule="auto" w:after="180"/>
+        <w:shd w:fill="F1F6F8"/>
+      </w:pPr>
+      <w:r>
+        <w:rPr>
+          <w:b w:val="0"/>
+        </w:rPr>
+        <w:t xml:space="preserve">Support used: alone / hint / worked example. This record is practice </w:t>
+      </w:r>
+      <w:r>
+        <w:rPr>
+          <w:b/>
+        </w:rPr>
+        <w:t>evidence</w:t>
+      </w:r>
+      <w:r>
+        <w:rPr>
+          <w:b w:val="0"/>
+        </w:rPr>
+        <w:t>.</w:t>
       </w:r>
     </w:p>
     <w:p>
       <w:pPr>
-        <w:pStyle w:val="Heading1"/>
-      </w:pPr>
-      <w:r>
-        <w:t>13. Project portfolio milestone</w:t>
+        <w:spacing w:line="336" w:lineRule="auto" w:after="180"/>
+      </w:pPr>
+      <w:r>
+        <w:rPr>
+          <w:b w:val="0"/>
+        </w:rPr>
+        <w:t xml:space="preserve">Project connection: For your Image-pattern Network Investigation, save the </w:t>
+      </w:r>
+      <w:r>
+        <w:rPr>
+          <w:b/>
+        </w:rPr>
+        <w:t>input</w:t>
+      </w:r>
+      <w:r>
+        <w:rPr>
+          <w:b w:val="0"/>
+        </w:rPr>
+        <w:t>, procedure, observed result and limitation of this check.</w:t>
       </w:r>
     </w:p>
     <w:p>
-      <w:r>
-        <w:t>Project: Image-pattern Network Investigation</w:t>
+      <w:pPr>
+        <w:spacing w:line="336" w:lineRule="auto" w:after="180"/>
+      </w:pPr>
+      <w:r>
+        <w:rPr>
+          <w:b w:val="0"/>
+        </w:rPr>
+        <w:t>Label this worked example as practice; use a different, previously unreviewed case when checking independent understanding.</w:t>
       </w:r>
     </w:p>
     <w:p>
-      <w:r>
-        <w:t>Current milestone: Evaluate and revise. Compare with your starting method, explain errors and record a justified revision.</w:t>
+      <w:pPr>
+        <w:pStyle w:val="Heading1"/>
+      </w:pPr>
+      <w:r>
+        <w:t>13. Project portfolio milestone</w:t>
       </w:r>
     </w:p>
     <w:p>
       <w:r>
-        <w:t>For your Image-pattern Network Investigation, save the input, procedure, observed result and limitation of this check. Label this worked example as practice; use a different, previously unreviewed case when checking independent understanding.</w:t>
+        <w:t>Keep this week’s input, deciding step, result and limit together in the Image-pattern Network Investigation record.</w:t>
+      </w:r>
+    </w:p>
+    <w:p>
+      <w:pPr>
+        <w:spacing w:line="336" w:lineRule="auto" w:after="180"/>
+      </w:pPr>
+      <w:r>
+        <w:rPr>
+          <w:b w:val="0"/>
+        </w:rPr>
+        <w:t>Project: Image-pattern Network Investigation</w:t>
+      </w:r>
+    </w:p>
+    <w:p>
+      <w:pPr>
+        <w:spacing w:line="336" w:lineRule="auto" w:after="180"/>
+      </w:pPr>
+      <w:r>
+        <w:rPr>
+          <w:b w:val="0"/>
+        </w:rPr>
+        <w:t>Current milestone: Evaluate and revise. Compare with your starting method, explain errors and record a justified revision.</w:t>
+      </w:r>
+    </w:p>
+    <w:p>
+      <w:pPr>
+        <w:spacing w:line="336" w:lineRule="auto" w:after="180"/>
+      </w:pPr>
+      <w:r>
+        <w:rPr>
+          <w:b w:val="0"/>
+        </w:rPr>
+        <w:t xml:space="preserve">For your Image-pattern Network Investigation, save the </w:t>
+      </w:r>
+      <w:r>
+        <w:rPr>
+          <w:b/>
+        </w:rPr>
+        <w:t>input</w:t>
+      </w:r>
+      <w:r>
+        <w:rPr>
+          <w:b w:val="0"/>
+        </w:rPr>
+        <w:t>, procedure, observed result and limitation of this check.</w:t>
+      </w:r>
+    </w:p>
+    <w:p>
+      <w:pPr>
+        <w:spacing w:line="336" w:lineRule="auto" w:after="180"/>
+      </w:pPr>
+      <w:r>
+        <w:rPr>
+          <w:b w:val="0"/>
+        </w:rPr>
+        <w:t>Label this worked example as practice; use a different, previously unreviewed case when checking independent understanding.</w:t>
       </w:r>
     </w:p>
     <w:tbl>
@@ -1138,53 +1727,104 @@
     </w:p>
     <w:p>
       <w:r>
-        <w:t>Use this supported practice once, in the browser or on paper. Keep the reserved independent assessment for a separate first attempt before teacher feedback.</w:t>
+        <w:t>Try the supported questions before comparing with hints and feedback. Record what you repaired and the evidence you retained.</w:t>
       </w:r>
     </w:p>
     <w:p>
-      <w:r>
-        <w:t>Keep every augmented image with its original source group.</w:t>
+      <w:pPr>
+        <w:spacing w:line="336" w:lineRule="auto" w:after="180"/>
+      </w:pPr>
+      <w:r>
+        <w:rPr>
+          <w:b w:val="0"/>
+        </w:rPr>
+        <w:t>Use this supported practice once, in the browser or on paper. Keep the reserved independent assessment for a separate first attempt before teacher feedback.</w:t>
       </w:r>
     </w:p>
     <w:p>
       <w:pPr>
-        <w:pStyle w:val="Heading3"/>
-      </w:pPr>
-      <w:r>
-        <w:t>Practice 1: explain the deciding evidence</w:t>
+        <w:spacing w:line="336" w:lineRule="auto" w:after="180"/>
+      </w:pPr>
+      <w:r>
+        <w:rPr>
+          <w:b w:val="0"/>
+        </w:rPr>
+        <w:t xml:space="preserve">Keep every augmented image with its original </w:t>
+      </w:r>
+      <w:r>
+        <w:rPr>
+          <w:b/>
+        </w:rPr>
+        <w:t>source group</w:t>
+      </w:r>
+      <w:r>
+        <w:rPr>
+          <w:b w:val="0"/>
+        </w:rPr>
+        <w:t>.</w:t>
       </w:r>
     </w:p>
     <w:p>
-      <w:r>
-        <w:t>Which labelled step matches this detail? Use a flip only if it preserves the declared target; left-arrow/right-arrow labels would not be unchanged.</w:t>
+      <w:pPr>
+        <w:pStyle w:val="Heading3"/>
+      </w:pPr>
+      <w:r>
+        <w:t>Practice 1: explain the deciding evidence</w:t>
       </w:r>
     </w:p>
     <w:p>
-      <w:r>
-        <w:t>1. Assign by source</w:t>
+      <w:pPr>
+        <w:spacing w:line="336" w:lineRule="auto" w:after="180"/>
+      </w:pPr>
+      <w:r>
+        <w:rPr>
+          <w:b w:val="0"/>
+        </w:rPr>
+        <w:t>Which labelled step matches this detail? Use a flip only if it preserves the declared target; left-arrow/right-arrow labels would not be unchanged.</w:t>
       </w:r>
     </w:p>
     <w:p>
-      <w:r>
-        <w:t>2. Track provenance</w:t>
+      <w:pPr>
+        <w:spacing w:line="336" w:lineRule="auto" w:after="180"/>
+        <w:shd w:fill="F4F9FC"/>
+      </w:pPr>
+      <w:r>
+        <w:rPr>
+          <w:b w:val="0"/>
+        </w:rPr>
+        <w:t>1. Assign by source</w:t>
       </w:r>
     </w:p>
     <w:p>
-      <w:r>
-        <w:t>3. Check label meaning</w:t>
+      <w:pPr>
+        <w:spacing w:line="336" w:lineRule="auto" w:after="180"/>
+        <w:shd w:fill="F4F9FC"/>
+      </w:pPr>
+      <w:r>
+        <w:rPr>
+          <w:b w:val="0"/>
+        </w:rPr>
+        <w:t>2. Track provenance</w:t>
       </w:r>
     </w:p>
     <w:p>
       <w:pPr>
-        <w:pStyle w:val="Heading3"/>
-      </w:pPr>
-      <w:r>
-        <w:t>My selected conclusion, deciding fact and explanation</w:t>
+        <w:spacing w:line="336" w:lineRule="auto" w:after="180"/>
+        <w:shd w:fill="F4F9FC"/>
+      </w:pPr>
+      <w:r>
+        <w:rPr>
+          <w:b w:val="0"/>
+        </w:rPr>
+        <w:t>3. Check label meaning</w:t>
       </w:r>
     </w:p>
     <w:p>
-      <w:r>
-        <w:t>________________________________________________________________</w:t>
+      <w:pPr>
+        <w:pStyle w:val="Heading3"/>
+      </w:pPr>
+      <w:r>
+        <w:t>My selected conclusion, deciding fact and explanation</w:t>
       </w:r>
     </w:p>
     <w:p>
@@ -1209,40 +1849,95 @@
     </w:p>
     <w:p>
       <w:r>
-        <w:t>Hint if needed: Read the steps in the pictorial case. Match the supplied detail to the stage that performs or records it.</w:t>
+        <w:t>________________________________________________________________</w:t>
       </w:r>
     </w:p>
     <w:p>
-      <w:r>
-        <w:t>After your attempt, compare with the supported explanation: Check label meaning Use a flip only if it preserves the declared target; left-arrow/right-arrow labels would not be unchanged. An augmented image remains related to its source. A horizontal flip changes the view, not the identity of the original example. Assign source groups to training, validation and final evaluation before producing copies. Also check that the transformation preserves the target: flipping an arrow can change its correct direction label.</w:t>
+      <w:pPr>
+        <w:pStyle w:val="Heading3"/>
+      </w:pPr>
+      <w:r>
+        <w:t>Hint · try first</w:t>
       </w:r>
     </w:p>
     <w:p>
       <w:pPr>
-        <w:pStyle w:val="Heading3"/>
-      </w:pPr>
-      <w:r>
-        <w:t>Practice 2: explain the deciding evidence</w:t>
+        <w:spacing w:line="336" w:lineRule="auto" w:after="180"/>
+        <w:shd w:fill="F1F6F8"/>
+      </w:pPr>
+      <w:r>
+        <w:rPr>
+          <w:b w:val="0"/>
+        </w:rPr>
+        <w:t>Hint if needed: Read the steps in the pictorial case. Match the supplied detail to the stage that performs or records it.</w:t>
       </w:r>
     </w:p>
     <w:p>
-      <w:r>
-        <w:t>Changed-case practice: Move D’s flipped copy into training. Which conclusion is supported by the supplied facts?</w:t>
+      <w:pPr>
+        <w:pStyle w:val="Heading3"/>
+      </w:pPr>
+      <w:r>
+        <w:t>Feedback · compare after trying</w:t>
       </w:r>
     </w:p>
     <w:p>
-      <w:r>
-        <w:t>1. Final-test group separation fails.</w:t>
+      <w:pPr>
+        <w:spacing w:line="336" w:lineRule="auto" w:after="180"/>
+        <w:shd w:fill="F1F6FC"/>
+      </w:pPr>
+      <w:r>
+        <w:rPr>
+          <w:b w:val="0"/>
+        </w:rPr>
+        <w:t>After your attempt, compare with the supported explanation: Check label meaning Use a flip only if it preserves the declared target; left-arrow/right-arrow labels would not be unchanged.</w:t>
       </w:r>
     </w:p>
     <w:p>
-      <w:r>
-        <w:t>2. We can decide the result without examining the changed input or the procedure.</w:t>
+      <w:pPr>
+        <w:spacing w:line="336" w:lineRule="auto" w:after="180"/>
+        <w:shd w:fill="F1F6FC"/>
+      </w:pPr>
+      <w:r>
+        <w:rPr>
+          <w:b w:val="0"/>
+        </w:rPr>
+        <w:t xml:space="preserve">An augmented image remains related to its source. A horizontal flip changes the view, not the identity of the original example. Assign </w:t>
+      </w:r>
+      <w:r>
+        <w:rPr>
+          <w:b/>
+        </w:rPr>
+        <w:t>source group</w:t>
+      </w:r>
+      <w:r>
+        <w:rPr>
+          <w:b w:val="0"/>
+        </w:rPr>
+        <w:t xml:space="preserve">s to </w:t>
+      </w:r>
+      <w:r>
+        <w:rPr>
+          <w:b/>
+        </w:rPr>
+        <w:t>training</w:t>
+      </w:r>
+      <w:r>
+        <w:rPr>
+          <w:b w:val="0"/>
+        </w:rPr>
+        <w:t>, validation and final evaluation before producing copies.</w:t>
       </w:r>
     </w:p>
     <w:p>
-      <w:r>
-        <w:t>3. This one example guarantees correct results for every future input.</w:t>
+      <w:pPr>
+        <w:spacing w:line="336" w:lineRule="auto" w:after="180"/>
+        <w:shd w:fill="F1F6FC"/>
+      </w:pPr>
+      <w:r>
+        <w:rPr>
+          <w:b w:val="0"/>
+        </w:rPr>
+        <w:t>Also check that the transformation preserves the target: flipping an arrow can change its correct direction label.</w:t>
       </w:r>
     </w:p>
     <w:p>
@@ -1250,65 +1945,132 @@
         <w:pStyle w:val="Heading3"/>
       </w:pPr>
       <w:r>
-        <w:t>My selected conclusion, deciding fact and explanation</w:t>
+        <w:t>Practice 2: explain the deciding evidence</w:t>
       </w:r>
     </w:p>
     <w:p>
-      <w:r>
-        <w:t>________________________________________________________________</w:t>
+      <w:pPr>
+        <w:pStyle w:val="Heading3"/>
+      </w:pPr>
+      <w:r>
+        <w:t>Changed case · predict first</w:t>
       </w:r>
     </w:p>
     <w:p>
-      <w:r>
-        <w:t>________________________________________________________________</w:t>
+      <w:pPr>
+        <w:spacing w:line="336" w:lineRule="auto" w:after="180"/>
+        <w:shd w:fill="F5F1FB"/>
+      </w:pPr>
+      <w:r>
+        <w:rPr>
+          <w:b w:val="0"/>
+        </w:rPr>
+        <w:t xml:space="preserve">Changed-case practice: Move D’s flipped copy into </w:t>
+      </w:r>
+      <w:r>
+        <w:rPr>
+          <w:b/>
+        </w:rPr>
+        <w:t>training</w:t>
+      </w:r>
+      <w:r>
+        <w:rPr>
+          <w:b w:val="0"/>
+        </w:rPr>
+        <w:t>. Which conclusion is supported by the supplied facts?</w:t>
       </w:r>
     </w:p>
     <w:p>
-      <w:r>
-        <w:t>________________________________________________________________</w:t>
+      <w:pPr>
+        <w:spacing w:line="336" w:lineRule="auto" w:after="180"/>
+        <w:shd w:fill="F4F9FC"/>
+      </w:pPr>
+      <w:r>
+        <w:rPr>
+          <w:b w:val="0"/>
+        </w:rPr>
+        <w:t>1. Final-test group separation fails.</w:t>
       </w:r>
     </w:p>
     <w:p>
-      <w:r>
-        <w:t>________________________________________________________________</w:t>
+      <w:pPr>
+        <w:spacing w:line="336" w:lineRule="auto" w:after="180"/>
+        <w:shd w:fill="F4F9FC"/>
+      </w:pPr>
+      <w:r>
+        <w:rPr>
+          <w:b w:val="0"/>
+        </w:rPr>
+        <w:t xml:space="preserve">2. We can decide the result without examining the changed </w:t>
+      </w:r>
+      <w:r>
+        <w:rPr>
+          <w:b/>
+        </w:rPr>
+        <w:t>input</w:t>
+      </w:r>
+      <w:r>
+        <w:rPr>
+          <w:b w:val="0"/>
+        </w:rPr>
+        <w:t xml:space="preserve"> or the procedure.</w:t>
       </w:r>
     </w:p>
     <w:p>
-      <w:r>
-        <w:t>________________________________________________________________</w:t>
+      <w:pPr>
+        <w:spacing w:line="336" w:lineRule="auto" w:after="180"/>
+        <w:shd w:fill="F4F9FC"/>
+      </w:pPr>
+      <w:r>
+        <w:rPr>
+          <w:b w:val="0"/>
+        </w:rPr>
+        <w:t xml:space="preserve">3. This one example guarantees correct results for every future </w:t>
+      </w:r>
+      <w:r>
+        <w:rPr>
+          <w:b/>
+        </w:rPr>
+        <w:t>input</w:t>
+      </w:r>
+      <w:r>
+        <w:rPr>
+          <w:b w:val="0"/>
+        </w:rPr>
+        <w:t>.</w:t>
       </w:r>
     </w:p>
     <w:p>
-      <w:r>
-        <w:t>Hint if needed: Use the changed condition and the deciding step in the pictorial trace. The answer must say what follows from those facts.</w:t>
+      <w:pPr>
+        <w:pStyle w:val="Heading3"/>
+      </w:pPr>
+      <w:r>
+        <w:t>My selected conclusion, deciding fact and explanation</w:t>
       </w:r>
     </w:p>
     <w:p>
       <w:r>
-        <w:t>After your attempt, compare with the supported explanation: Final-test group separation fails. The transformed D image is still derived from the held-out source, despite a new filename.</w:t>
+        <w:t>________________________________________________________________</w:t>
       </w:r>
     </w:p>
     <w:p>
-      <w:pPr>
-        <w:pStyle w:val="Heading3"/>
-      </w:pPr>
-      <w:r>
-        <w:t>Repair a missing building block</w:t>
+      <w:r>
+        <w:t>________________________________________________________________</w:t>
       </w:r>
     </w:p>
     <w:p>
       <w:r>
-        <w:t>Review Training a small image model (ai-5/23). Goal: Trace a complete image model with fixed features and one trained weight. Short practice: Does lower training loss alone establish that four updates generalise better? Point to the relevant step in the picture, then write the changed result and the rule or evidence that supports it.. Return to this week and explain what you changed.</w:t>
+        <w:t>________________________________________________________________</w:t>
       </w:r>
     </w:p>
     <w:p>
       <w:r>
-        <w:t>Review Convolution as a local operation (ai-5/21). Goal: Compute a local weighted sum at each valid image position. Short practice: Why is flipping the kernel an implementation change here? Point to the relevant step in the picture, then write the changed result and the rule or evidence that supports it.. Return to this week and explain what you changed.</w:t>
+        <w:t>________________________________________________________________</w:t>
       </w:r>
     </w:p>
     <w:p>
       <w:r>
-        <w:t>Review Debugging shapes and gradients (ai-5/18). Goal: Check dimension contracts before computing a layer. Short practice: What should a debugging record pair with every gradient value? Point to the relevant step in the picture, then write the changed result and the rule or evidence that supports it.. Return to this week and explain what you changed.</w:t>
+        <w:t>________________________________________________________________</w:t>
       </w:r>
     </w:p>
     <w:p>
@@ -1316,12 +2078,19 @@
         <w:pStyle w:val="Heading3"/>
       </w:pPr>
       <w:r>
-        <w:t>Predict, run and debug</w:t>
+        <w:t>Hint · try first</w:t>
       </w:r>
     </w:p>
     <w:p>
-      <w:r>
-        <w:t>The browser lab lets you edit the supported Python examples already included in this lesson. Predict first, run, inspect the actual output or error, change one input, then run again. Keep code, predictions, actual results and a reasoned revision together. On paper, label your result as a trace rather than an execution.</w:t>
+      <w:pPr>
+        <w:spacing w:line="336" w:lineRule="auto" w:after="180"/>
+        <w:shd w:fill="F1F6F8"/>
+      </w:pPr>
+      <w:r>
+        <w:rPr>
+          <w:b w:val="0"/>
+        </w:rPr>
+        <w:t>Hint if needed: Use the changed condition and the deciding step in the pictorial trace. The answer must say what follows from those facts.</w:t>
       </w:r>
     </w:p>
     <w:p>
@@ -1329,12 +2098,19 @@
         <w:pStyle w:val="Heading3"/>
       </w:pPr>
       <w:r>
-        <w:t>Keep your completed work</w:t>
+        <w:t>Feedback · compare after trying</w:t>
       </w:r>
     </w:p>
     <w:p>
-      <w:r>
-        <w:t>Use Download completed work in the hosted lesson to export your answers, reflections, practice feedback and code-run evidence. Open the HTML copy to read or print it. Drafts stay in this browser when storage is available; clear drafts on a shared device.</w:t>
+      <w:pPr>
+        <w:spacing w:line="336" w:lineRule="auto" w:after="180"/>
+        <w:shd w:fill="F1F6FC"/>
+      </w:pPr>
+      <w:r>
+        <w:rPr>
+          <w:b w:val="0"/>
+        </w:rPr>
+        <w:t>After your attempt, compare with the supported explanation: Final-test group separation fails. The transformed D image is still derived from the held-out source, despite a new filename.</w:t>
       </w:r>
     </w:p>
     <w:p>
@@ -1342,12 +2118,1083 @@
         <w:pStyle w:val="Heading3"/>
       </w:pPr>
       <w:r>
-        <w:t>What I repaired, the evidence I kept and the next test</w:t>
+        <w:t>Repair a missing building block</w:t>
       </w:r>
     </w:p>
     <w:p>
+      <w:pPr>
+        <w:spacing w:line="336" w:lineRule="auto" w:after="180"/>
+      </w:pPr>
+      <w:r>
+        <w:rPr>
+          <w:b w:val="0"/>
+        </w:rPr>
+        <w:t xml:space="preserve">Review </w:t>
+      </w:r>
+      <w:r>
+        <w:rPr>
+          <w:b/>
+        </w:rPr>
+        <w:t>Training</w:t>
+      </w:r>
+      <w:r>
+        <w:rPr>
+          <w:b w:val="0"/>
+        </w:rPr>
+        <w:t xml:space="preserve"> a small image model (ai-5/23). Goal: Trace a complete image model with fixed features and one trained weight. Short practice: Does lower </w:t>
+      </w:r>
+      <w:r>
+        <w:rPr>
+          <w:b/>
+        </w:rPr>
+        <w:t>training</w:t>
+      </w:r>
+      <w:r>
+        <w:rPr>
+          <w:b w:val="0"/>
+        </w:rPr>
+        <w:t xml:space="preserve"> loss alone establish that four updates generalise better?</w:t>
+      </w:r>
+    </w:p>
+    <w:p>
+      <w:pPr>
+        <w:spacing w:line="336" w:lineRule="auto" w:after="180"/>
+      </w:pPr>
+      <w:r>
+        <w:rPr>
+          <w:b w:val="0"/>
+        </w:rPr>
+        <w:t xml:space="preserve">Point to the relevant step in the picture, then write the changed result and the rule or </w:t>
+      </w:r>
+      <w:r>
+        <w:rPr>
+          <w:b/>
+        </w:rPr>
+        <w:t>evidence</w:t>
+      </w:r>
+      <w:r>
+        <w:rPr>
+          <w:b w:val="0"/>
+        </w:rPr>
+        <w:t xml:space="preserve"> that supports it.. Return to this week and explain what you changed.</w:t>
+      </w:r>
+    </w:p>
+    <w:p>
+      <w:pPr>
+        <w:spacing w:line="336" w:lineRule="auto" w:after="180"/>
+      </w:pPr>
+      <w:r>
+        <w:rPr>
+          <w:b w:val="0"/>
+        </w:rPr>
+        <w:t>Review Convolution as a local operation (ai-5/21). Goal: Compute a local weighted sum at each valid image position. Short practice: Why is flipping the kernel an implementation change here?</w:t>
+      </w:r>
+    </w:p>
+    <w:p>
+      <w:pPr>
+        <w:spacing w:line="336" w:lineRule="auto" w:after="180"/>
+      </w:pPr>
+      <w:r>
+        <w:rPr>
+          <w:b w:val="0"/>
+        </w:rPr>
+        <w:t xml:space="preserve">Point to the relevant step in the picture, then write the changed result and the rule or </w:t>
+      </w:r>
+      <w:r>
+        <w:rPr>
+          <w:b/>
+        </w:rPr>
+        <w:t>evidence</w:t>
+      </w:r>
+      <w:r>
+        <w:rPr>
+          <w:b w:val="0"/>
+        </w:rPr>
+        <w:t xml:space="preserve"> that supports it.. Return to this week and explain what you changed.</w:t>
+      </w:r>
+    </w:p>
+    <w:p>
+      <w:pPr>
+        <w:spacing w:line="336" w:lineRule="auto" w:after="180"/>
+      </w:pPr>
+      <w:r>
+        <w:rPr>
+          <w:b w:val="0"/>
+        </w:rPr>
+        <w:t>Review Debugging shapes and gradients (ai-5/18). Goal: Check dimension contracts before computing a layer. Short practice: What should a debugging record pair with every gradient value?</w:t>
+      </w:r>
+    </w:p>
+    <w:p>
+      <w:pPr>
+        <w:spacing w:line="336" w:lineRule="auto" w:after="180"/>
+      </w:pPr>
+      <w:r>
+        <w:rPr>
+          <w:b w:val="0"/>
+        </w:rPr>
+        <w:t xml:space="preserve">Point to the relevant step in the picture, then write the changed result and the rule or </w:t>
+      </w:r>
+      <w:r>
+        <w:rPr>
+          <w:b/>
+        </w:rPr>
+        <w:t>evidence</w:t>
+      </w:r>
+      <w:r>
+        <w:rPr>
+          <w:b w:val="0"/>
+        </w:rPr>
+        <w:t xml:space="preserve"> that supports it.. Return to this week and explain what you changed.</w:t>
+      </w:r>
+    </w:p>
+    <w:p>
+      <w:pPr>
+        <w:pStyle w:val="Heading3"/>
+      </w:pPr>
+      <w:r>
+        <w:t>Predict, run and debug</w:t>
+      </w:r>
+    </w:p>
+    <w:p>
+      <w:pPr>
+        <w:spacing w:line="336" w:lineRule="auto" w:after="180"/>
+      </w:pPr>
+      <w:r>
+        <w:rPr>
+          <w:b w:val="0"/>
+        </w:rPr>
+        <w:t xml:space="preserve">The browser lab lets you edit the supported Python examples already included in this lesson. Predict first, run, inspect the actual </w:t>
+      </w:r>
+      <w:r>
+        <w:rPr>
+          <w:b/>
+        </w:rPr>
+        <w:t>output</w:t>
+      </w:r>
+      <w:r>
+        <w:rPr>
+          <w:b w:val="0"/>
+        </w:rPr>
+        <w:t xml:space="preserve"> or error, change one </w:t>
+      </w:r>
+      <w:r>
+        <w:rPr>
+          <w:b/>
+        </w:rPr>
+        <w:t>input</w:t>
+      </w:r>
+      <w:r>
+        <w:rPr>
+          <w:b w:val="0"/>
+        </w:rPr>
+        <w:t>, then run again.</w:t>
+      </w:r>
+    </w:p>
+    <w:p>
+      <w:pPr>
+        <w:spacing w:line="336" w:lineRule="auto" w:after="180"/>
+      </w:pPr>
+      <w:r>
+        <w:rPr>
+          <w:b w:val="0"/>
+        </w:rPr>
+        <w:t xml:space="preserve">Keep code, </w:t>
+      </w:r>
+      <w:r>
+        <w:rPr>
+          <w:b/>
+        </w:rPr>
+        <w:t>prediction</w:t>
+      </w:r>
+      <w:r>
+        <w:rPr>
+          <w:b w:val="0"/>
+        </w:rPr>
+        <w:t>s, actual results and a reasoned revision together. On paper, label your result as a trace rather than an execution.</w:t>
+      </w:r>
+    </w:p>
+    <w:p>
+      <w:pPr>
+        <w:pStyle w:val="Heading3"/>
+      </w:pPr>
+      <w:r>
+        <w:t>Keep your completed work</w:t>
+      </w:r>
+    </w:p>
+    <w:p>
+      <w:pPr>
+        <w:spacing w:line="336" w:lineRule="auto" w:after="180"/>
+      </w:pPr>
+      <w:r>
+        <w:rPr>
+          <w:b w:val="0"/>
+        </w:rPr>
+        <w:t xml:space="preserve">Use Download completed work in the hosted lesson to export your answers, reflections, practice feedback and code-run </w:t>
+      </w:r>
+      <w:r>
+        <w:rPr>
+          <w:b/>
+        </w:rPr>
+        <w:t>evidence</w:t>
+      </w:r>
+      <w:r>
+        <w:rPr>
+          <w:b w:val="0"/>
+        </w:rPr>
+        <w:t>. Open the HTML copy to read or print it.</w:t>
+      </w:r>
+    </w:p>
+    <w:p>
+      <w:pPr>
+        <w:spacing w:line="336" w:lineRule="auto" w:after="180"/>
+      </w:pPr>
+      <w:r>
+        <w:rPr>
+          <w:b w:val="0"/>
+        </w:rPr>
+        <w:t>Drafts stay in this browser when storage is available; clear drafts on a shared device.</w:t>
+      </w:r>
+    </w:p>
+    <w:p>
+      <w:pPr>
+        <w:pStyle w:val="Heading3"/>
+      </w:pPr>
+      <w:r>
+        <w:t>What I repaired, the evidence I kept and the next test</w:t>
+      </w:r>
+    </w:p>
+    <w:p>
       <w:r>
         <w:t>________________________________________________________________</w:t>
+      </w:r>
+    </w:p>
+    <w:p>
+      <w:r>
+        <w:t>________________________________________________________________</w:t>
+      </w:r>
+    </w:p>
+    <w:p>
+      <w:r>
+        <w:t>________________________________________________________________</w:t>
+      </w:r>
+    </w:p>
+    <w:p>
+      <w:r>
+        <w:t>________________________________________________________________</w:t>
+      </w:r>
+    </w:p>
+    <w:p>
+      <w:r>
+        <w:t>________________________________________________________________</w:t>
+      </w:r>
+    </w:p>
+    <w:p>
+      <w:pPr>
+        <w:pStyle w:val="Heading1"/>
+      </w:pPr>
+      <w:r>
+        <w:t>15. Visual concept journey</w:t>
+      </w:r>
+    </w:p>
+    <w:p>
+      <w:r>
+        <w:t>Explain each Augmentation and leakage picture from its labels, then record a relevant limit.</w:t>
+      </w:r>
+    </w:p>
+    <w:p>
+      <w:pPr>
+        <w:pStyle w:val="Heading3"/>
+      </w:pPr>
+      <w:r>
+        <w:t>01. Augmentation and leakage: the case</w:t>
+      </w:r>
+    </w:p>
+    <w:p>
+      <w:r>
+        <w:drawing>
+          <wp:inline xmlns:a="http://schemas.openxmlformats.org/drawingml/2006/main" xmlns:pic="http://schemas.openxmlformats.org/drawingml/2006/picture">
+            <wp:extent cx="5486400" cy="3142488"/>
+            <wp:docPr id="2" name="Picture 2" descr="Keep every augmented image with its original source group. Supplied facts: Fictional sources A, B, C, D each have original+horizontal-flip copies. A/B train, C validation, D final test. All inputs and outcomes in this worked example are invented classroom data; no real model run is claimed."/>
+            <wp:cNvGraphicFramePr>
+              <a:graphicFrameLocks noChangeAspect="1"/>
+            </wp:cNvGraphicFramePr>
+            <a:graphic>
+              <a:graphicData uri="http://schemas.openxmlformats.org/drawingml/2006/picture">
+                <pic:pic>
+                  <pic:nvPicPr>
+                    <pic:cNvPr id="0" name="academy-story-ai-5-24-01.png"/>
+                    <pic:cNvPicPr/>
+                  </pic:nvPicPr>
+                  <pic:blipFill>
+                    <a:blip r:embed="rId10"/>
+                    <a:stretch>
+                      <a:fillRect/>
+                    </a:stretch>
+                  </pic:blipFill>
+                  <pic:spPr>
+                    <a:xfrm>
+                      <a:off x="0" y="0"/>
+                      <a:ext cx="5486400" cy="3142488"/>
+                    </a:xfrm>
+                    <a:prstGeom prst="rect"/>
+                  </pic:spPr>
+                </pic:pic>
+              </a:graphicData>
+            </a:graphic>
+          </wp:inline>
+        </w:drawing>
+      </w:r>
+    </w:p>
+    <w:p>
+      <w:pPr>
+        <w:spacing w:line="336" w:lineRule="auto" w:after="180"/>
+      </w:pPr>
+      <w:r>
+        <w:rPr>
+          <w:b w:val="0"/>
+        </w:rPr>
+        <w:t xml:space="preserve">Keep every augmented image with its original </w:t>
+      </w:r>
+      <w:r>
+        <w:rPr>
+          <w:b/>
+        </w:rPr>
+        <w:t>source group</w:t>
+      </w:r>
+      <w:r>
+        <w:rPr>
+          <w:b w:val="0"/>
+        </w:rPr>
+        <w:t>. Supplied facts: Fictional sources A, B, C, D each have original+horizontal-flip copies. A/B train, C validation, D final test.</w:t>
+      </w:r>
+    </w:p>
+    <w:p>
+      <w:pPr>
+        <w:spacing w:line="336" w:lineRule="auto" w:after="180"/>
+      </w:pPr>
+      <w:r>
+        <w:rPr>
+          <w:b w:val="0"/>
+        </w:rPr>
+        <w:t xml:space="preserve">All </w:t>
+      </w:r>
+      <w:r>
+        <w:rPr>
+          <w:b/>
+        </w:rPr>
+        <w:t>input</w:t>
+      </w:r>
+      <w:r>
+        <w:rPr>
+          <w:b w:val="0"/>
+        </w:rPr>
+        <w:t>s and outcomes in this worked example are invented classroom data; no real model run is claimed.</w:t>
+      </w:r>
+    </w:p>
+    <w:p>
+      <w:pPr>
+        <w:spacing w:line="336" w:lineRule="auto" w:after="180"/>
+        <w:shd w:fill="F5F1FB"/>
+      </w:pPr>
+      <w:r>
+        <w:rPr>
+          <w:b w:val="0"/>
+        </w:rPr>
+        <w:t>Point to the given fact that matters most. Explain why it matters.</w:t>
+      </w:r>
+    </w:p>
+    <w:p>
+      <w:pPr>
+        <w:pStyle w:val="Heading3"/>
+      </w:pPr>
+      <w:r>
+        <w:t>My picture explanation, deciding evidence and one limit</w:t>
+      </w:r>
+    </w:p>
+    <w:p>
+      <w:r>
+        <w:t>________________________________________________________________</w:t>
+      </w:r>
+    </w:p>
+    <w:p>
+      <w:r>
+        <w:t>________________________________________________________________</w:t>
+      </w:r>
+    </w:p>
+    <w:p>
+      <w:r>
+        <w:t>________________________________________________________________</w:t>
+      </w:r>
+    </w:p>
+    <w:p>
+      <w:r>
+        <w:t>________________________________________________________________</w:t>
+      </w:r>
+    </w:p>
+    <w:p>
+      <w:pPr>
+        <w:pStyle w:val="Heading3"/>
+      </w:pPr>
+      <w:r>
+        <w:t>02. Follow the deciding steps</w:t>
+      </w:r>
+    </w:p>
+    <w:p>
+      <w:r>
+        <w:drawing>
+          <wp:inline xmlns:a="http://schemas.openxmlformats.org/drawingml/2006/main" xmlns:pic="http://schemas.openxmlformats.org/drawingml/2006/picture">
+            <wp:extent cx="5486400" cy="3493008"/>
+            <wp:docPr id="3" name="Picture 3" descr="Track provenance: Each flipped copy retains its source ID and parent image reference. → Assign by source: A/B originals and flips give4 training records; C gives 2 validation; D gives 2 final. → Check label meaning: Use a flip only if it preserves the declared target; left-arrow/right-arrow labels would not be unchanged."/>
+            <wp:cNvGraphicFramePr>
+              <a:graphicFrameLocks noChangeAspect="1"/>
+            </wp:cNvGraphicFramePr>
+            <a:graphic>
+              <a:graphicData uri="http://schemas.openxmlformats.org/drawingml/2006/picture">
+                <pic:pic>
+                  <pic:nvPicPr>
+                    <pic:cNvPr id="0" name="academy-story-ai-5-24-02.png"/>
+                    <pic:cNvPicPr/>
+                  </pic:nvPicPr>
+                  <pic:blipFill>
+                    <a:blip r:embed="rId11"/>
+                    <a:stretch>
+                      <a:fillRect/>
+                    </a:stretch>
+                  </pic:blipFill>
+                  <pic:spPr>
+                    <a:xfrm>
+                      <a:off x="0" y="0"/>
+                      <a:ext cx="5486400" cy="3493008"/>
+                    </a:xfrm>
+                    <a:prstGeom prst="rect"/>
+                  </pic:spPr>
+                </pic:pic>
+              </a:graphicData>
+            </a:graphic>
+          </wp:inline>
+        </w:drawing>
+      </w:r>
+    </w:p>
+    <w:p>
+      <w:pPr>
+        <w:spacing w:line="336" w:lineRule="auto" w:after="180"/>
+      </w:pPr>
+      <w:r>
+        <w:rPr>
+          <w:b w:val="0"/>
+        </w:rPr>
+        <w:t xml:space="preserve">Track provenance: Each flipped copy retains its source ID and parent image reference. → Assign by source: A/B originals and flips give4 </w:t>
+      </w:r>
+      <w:r>
+        <w:rPr>
+          <w:b/>
+        </w:rPr>
+        <w:t>training</w:t>
+      </w:r>
+      <w:r>
+        <w:rPr>
+          <w:b w:val="0"/>
+        </w:rPr>
+        <w:t xml:space="preserve"> records; C gives 2 validation; D gives 2 final. → Check label meaning: Use a flip only if it preserves the declared target; left-arrow/right-arrow labels would not be unchanged.</w:t>
+      </w:r>
+    </w:p>
+    <w:p>
+      <w:pPr>
+        <w:spacing w:line="336" w:lineRule="auto" w:after="180"/>
+        <w:shd w:fill="F5F1FB"/>
+      </w:pPr>
+      <w:r>
+        <w:rPr>
+          <w:b w:val="0"/>
+        </w:rPr>
+        <w:t xml:space="preserve">Point to each numbered stage and explain which recorded </w:t>
+      </w:r>
+      <w:r>
+        <w:rPr>
+          <w:b/>
+        </w:rPr>
+        <w:t>input</w:t>
+      </w:r>
+      <w:r>
+        <w:rPr>
+          <w:b w:val="0"/>
+        </w:rPr>
+        <w:t xml:space="preserve"> it uses.</w:t>
+      </w:r>
+    </w:p>
+    <w:p>
+      <w:pPr>
+        <w:pStyle w:val="Heading3"/>
+      </w:pPr>
+      <w:r>
+        <w:t>My picture explanation, deciding evidence and one limit</w:t>
+      </w:r>
+    </w:p>
+    <w:p>
+      <w:r>
+        <w:t>________________________________________________________________</w:t>
+      </w:r>
+    </w:p>
+    <w:p>
+      <w:r>
+        <w:t>________________________________________________________________</w:t>
+      </w:r>
+    </w:p>
+    <w:p>
+      <w:r>
+        <w:t>________________________________________________________________</w:t>
+      </w:r>
+    </w:p>
+    <w:p>
+      <w:r>
+        <w:t>________________________________________________________________</w:t>
+      </w:r>
+    </w:p>
+    <w:p>
+      <w:pPr>
+        <w:pStyle w:val="Heading3"/>
+      </w:pPr>
+      <w:r>
+        <w:t>03. Every variant stays with its source group</w:t>
+      </w:r>
+    </w:p>
+    <w:p>
+      <w:r>
+        <w:drawing>
+          <wp:inline xmlns:a="http://schemas.openxmlformats.org/drawingml/2006/main" xmlns:pic="http://schemas.openxmlformats.org/drawingml/2006/picture">
+            <wp:extent cx="5486400" cy="2834640"/>
+            <wp:docPr id="4" name="Picture 4" descr="Every variant stays with its source group. A | Training | A original and A row swap. B | Validation | B original only. C | Final test | C original only"/>
+            <wp:cNvGraphicFramePr>
+              <a:graphicFrameLocks noChangeAspect="1"/>
+            </wp:cNvGraphicFramePr>
+            <a:graphic>
+              <a:graphicData uri="http://schemas.openxmlformats.org/drawingml/2006/picture">
+                <pic:pic>
+                  <pic:nvPicPr>
+                    <pic:cNvPr id="0" name="academy-story-ai-5-24-03.png"/>
+                    <pic:cNvPicPr/>
+                  </pic:nvPicPr>
+                  <pic:blipFill>
+                    <a:blip r:embed="rId12"/>
+                    <a:stretch>
+                      <a:fillRect/>
+                    </a:stretch>
+                  </pic:blipFill>
+                  <pic:spPr>
+                    <a:xfrm>
+                      <a:off x="0" y="0"/>
+                      <a:ext cx="5486400" cy="2834640"/>
+                    </a:xfrm>
+                    <a:prstGeom prst="rect"/>
+                  </pic:spPr>
+                </pic:pic>
+              </a:graphicData>
+            </a:graphic>
+          </wp:inline>
+        </w:drawing>
+      </w:r>
+    </w:p>
+    <w:p>
+      <w:pPr>
+        <w:spacing w:line="336" w:lineRule="auto" w:after="180"/>
+      </w:pPr>
+      <w:r>
+        <w:rPr>
+          <w:b w:val="0"/>
+        </w:rPr>
+        <w:t xml:space="preserve">Every variant stays with its </w:t>
+      </w:r>
+      <w:r>
+        <w:rPr>
+          <w:b/>
+        </w:rPr>
+        <w:t>source group</w:t>
+      </w:r>
+      <w:r>
+        <w:rPr>
+          <w:b w:val="0"/>
+        </w:rPr>
+        <w:t xml:space="preserve">. A | </w:t>
+      </w:r>
+      <w:r>
+        <w:rPr>
+          <w:b/>
+        </w:rPr>
+        <w:t>Training</w:t>
+      </w:r>
+      <w:r>
+        <w:rPr>
+          <w:b w:val="0"/>
+        </w:rPr>
+        <w:t xml:space="preserve"> | A original and A row swap. B | Validation | B original only. C | Final test | C original only</w:t>
+      </w:r>
+    </w:p>
+    <w:p>
+      <w:pPr>
+        <w:spacing w:line="336" w:lineRule="auto" w:after="180"/>
+        <w:shd w:fill="F5F1FB"/>
+      </w:pPr>
+      <w:r>
+        <w:rPr>
+          <w:b w:val="0"/>
+        </w:rPr>
+        <w:t>Read the labels and values. Explain the relationship the model shows.</w:t>
+      </w:r>
+    </w:p>
+    <w:p>
+      <w:pPr>
+        <w:pStyle w:val="Heading3"/>
+      </w:pPr>
+      <w:r>
+        <w:t>My picture explanation, deciding evidence and one limit</w:t>
+      </w:r>
+    </w:p>
+    <w:p>
+      <w:r>
+        <w:t>________________________________________________________________</w:t>
+      </w:r>
+    </w:p>
+    <w:p>
+      <w:r>
+        <w:t>________________________________________________________________</w:t>
+      </w:r>
+    </w:p>
+    <w:p>
+      <w:r>
+        <w:t>________________________________________________________________</w:t>
+      </w:r>
+    </w:p>
+    <w:p>
+      <w:r>
+        <w:t>________________________________________________________________</w:t>
+      </w:r>
+    </w:p>
+    <w:p>
+      <w:pPr>
+        <w:pStyle w:val="Heading3"/>
+      </w:pPr>
+      <w:r>
+        <w:t>04. Change one thing. Trace what follows.</w:t>
+      </w:r>
+    </w:p>
+    <w:p>
+      <w:r>
+        <w:drawing>
+          <wp:inline xmlns:a="http://schemas.openxmlformats.org/drawingml/2006/main" xmlns:pic="http://schemas.openxmlformats.org/drawingml/2006/picture">
+            <wp:extent cx="5486400" cy="3041904"/>
+            <wp:docPr id="5" name="Picture 5" descr="Original case: Use a flip only if it preserves the declared target; left-arrow/right-arrow labels would not be unchanged. Changed condition: Move D’s flipped copy into training. Expected result: Final-test group separation fails. Reason: The transformed D image is still derived from the held-out source, despite a new filename."/>
+            <wp:cNvGraphicFramePr>
+              <a:graphicFrameLocks noChangeAspect="1"/>
+            </wp:cNvGraphicFramePr>
+            <a:graphic>
+              <a:graphicData uri="http://schemas.openxmlformats.org/drawingml/2006/picture">
+                <pic:pic>
+                  <pic:nvPicPr>
+                    <pic:cNvPr id="0" name="academy-story-ai-5-24-04.png"/>
+                    <pic:cNvPicPr/>
+                  </pic:nvPicPr>
+                  <pic:blipFill>
+                    <a:blip r:embed="rId13"/>
+                    <a:stretch>
+                      <a:fillRect/>
+                    </a:stretch>
+                  </pic:blipFill>
+                  <pic:spPr>
+                    <a:xfrm>
+                      <a:off x="0" y="0"/>
+                      <a:ext cx="5486400" cy="3041904"/>
+                    </a:xfrm>
+                    <a:prstGeom prst="rect"/>
+                  </pic:spPr>
+                </pic:pic>
+              </a:graphicData>
+            </a:graphic>
+          </wp:inline>
+        </w:drawing>
+      </w:r>
+    </w:p>
+    <w:p>
+      <w:pPr>
+        <w:spacing w:line="336" w:lineRule="auto" w:after="180"/>
+      </w:pPr>
+      <w:r>
+        <w:rPr>
+          <w:b w:val="0"/>
+        </w:rPr>
+        <w:t xml:space="preserve">Original case: Use a flip only if it preserves the declared target; left-arrow/right-arrow labels would not be unchanged. Changed condition: Move D’s flipped copy into </w:t>
+      </w:r>
+      <w:r>
+        <w:rPr>
+          <w:b/>
+        </w:rPr>
+        <w:t>training</w:t>
+      </w:r>
+      <w:r>
+        <w:rPr>
+          <w:b w:val="0"/>
+        </w:rPr>
+        <w:t>.</w:t>
+      </w:r>
+    </w:p>
+    <w:p>
+      <w:pPr>
+        <w:spacing w:line="336" w:lineRule="auto" w:after="180"/>
+      </w:pPr>
+      <w:r>
+        <w:rPr>
+          <w:b w:val="0"/>
+        </w:rPr>
+        <w:t>Expected result: Final-test group separation fails. Reason: The transformed D image is still derived from the held-out source, despite a new filename.</w:t>
+      </w:r>
+    </w:p>
+    <w:p>
+      <w:pPr>
+        <w:spacing w:line="336" w:lineRule="auto" w:after="180"/>
+        <w:shd w:fill="F5F1FB"/>
+      </w:pPr>
+      <w:r>
+        <w:rPr>
+          <w:b w:val="0"/>
+        </w:rPr>
+        <w:t>Predict before checking the worked changed-case result. Name what changed and what the supplied facts allow you to conclude.</w:t>
+      </w:r>
+    </w:p>
+    <w:p>
+      <w:pPr>
+        <w:pStyle w:val="Heading3"/>
+      </w:pPr>
+      <w:r>
+        <w:t>My picture explanation, deciding evidence and one limit</w:t>
+      </w:r>
+    </w:p>
+    <w:p>
+      <w:r>
+        <w:t>________________________________________________________________</w:t>
+      </w:r>
+    </w:p>
+    <w:p>
+      <w:r>
+        <w:t>________________________________________________________________</w:t>
+      </w:r>
+    </w:p>
+    <w:p>
+      <w:r>
+        <w:t>________________________________________________________________</w:t>
+      </w:r>
+    </w:p>
+    <w:p>
+      <w:r>
+        <w:t>________________________________________________________________</w:t>
+      </w:r>
+    </w:p>
+    <w:p>
+      <w:pPr>
+        <w:pStyle w:val="Heading3"/>
+      </w:pPr>
+      <w:r>
+        <w:t>05. Connect the explanation to its limit</w:t>
+      </w:r>
+    </w:p>
+    <w:p>
+      <w:r>
+        <w:drawing>
+          <wp:inline xmlns:a="http://schemas.openxmlformats.org/drawingml/2006/main" xmlns:pic="http://schemas.openxmlformats.org/drawingml/2006/picture">
+            <wp:extent cx="5486400" cy="2834640"/>
+            <wp:docPr id="6" name="Picture 6" descr="An augmented image remains related to its source. A horizontal flip changes the view, not the identity of the original example. Assign source groups to training, validation and final evaluation before producing copies. Also check that the transformation preserves the target: flipping an arrow can change its correct direction label. Limit: Augmentation validity is task-specific, and it cannot manufacture new independent plants or repair inadequate sampling."/>
+            <wp:cNvGraphicFramePr>
+              <a:graphicFrameLocks noChangeAspect="1"/>
+            </wp:cNvGraphicFramePr>
+            <a:graphic>
+              <a:graphicData uri="http://schemas.openxmlformats.org/drawingml/2006/picture">
+                <pic:pic>
+                  <pic:nvPicPr>
+                    <pic:cNvPr id="0" name="academy-story-ai-5-24-05.png"/>
+                    <pic:cNvPicPr/>
+                  </pic:nvPicPr>
+                  <pic:blipFill>
+                    <a:blip r:embed="rId14"/>
+                    <a:stretch>
+                      <a:fillRect/>
+                    </a:stretch>
+                  </pic:blipFill>
+                  <pic:spPr>
+                    <a:xfrm>
+                      <a:off x="0" y="0"/>
+                      <a:ext cx="5486400" cy="2834640"/>
+                    </a:xfrm>
+                    <a:prstGeom prst="rect"/>
+                  </pic:spPr>
+                </pic:pic>
+              </a:graphicData>
+            </a:graphic>
+          </wp:inline>
+        </w:drawing>
+      </w:r>
+    </w:p>
+    <w:p>
+      <w:pPr>
+        <w:spacing w:line="336" w:lineRule="auto" w:after="180"/>
+      </w:pPr>
+      <w:r>
+        <w:rPr>
+          <w:b w:val="0"/>
+        </w:rPr>
+        <w:t xml:space="preserve">An augmented image remains related to its source. A horizontal flip changes the view, not the identity of the original example. Assign </w:t>
+      </w:r>
+      <w:r>
+        <w:rPr>
+          <w:b/>
+        </w:rPr>
+        <w:t>source group</w:t>
+      </w:r>
+      <w:r>
+        <w:rPr>
+          <w:b w:val="0"/>
+        </w:rPr>
+        <w:t xml:space="preserve">s to </w:t>
+      </w:r>
+      <w:r>
+        <w:rPr>
+          <w:b/>
+        </w:rPr>
+        <w:t>training</w:t>
+      </w:r>
+      <w:r>
+        <w:rPr>
+          <w:b w:val="0"/>
+        </w:rPr>
+        <w:t>, validation and final evaluation before producing copies.</w:t>
+      </w:r>
+    </w:p>
+    <w:p>
+      <w:pPr>
+        <w:spacing w:line="336" w:lineRule="auto" w:after="180"/>
+      </w:pPr>
+      <w:r>
+        <w:rPr>
+          <w:b w:val="0"/>
+        </w:rPr>
+        <w:t>Also check that the transformation preserves the target: flipping an arrow can change its correct direction label.</w:t>
+      </w:r>
+    </w:p>
+    <w:p>
+      <w:pPr>
+        <w:spacing w:line="336" w:lineRule="auto" w:after="180"/>
+      </w:pPr>
+      <w:r>
+        <w:rPr>
+          <w:b w:val="0"/>
+        </w:rPr>
+        <w:t xml:space="preserve">Limit: </w:t>
+      </w:r>
+      <w:r>
+        <w:rPr>
+          <w:b/>
+        </w:rPr>
+        <w:t>Augmentation</w:t>
+      </w:r>
+      <w:r>
+        <w:rPr>
+          <w:b w:val="0"/>
+        </w:rPr>
+        <w:t xml:space="preserve"> validity is task-specific, and it cannot manufacture new independent plants or repair inadequate sampling.</w:t>
+      </w:r>
+    </w:p>
+    <w:p>
+      <w:pPr>
+        <w:spacing w:line="336" w:lineRule="auto" w:after="180"/>
+        <w:shd w:fill="F5F1FB"/>
+      </w:pPr>
+      <w:r>
+        <w:rPr>
+          <w:b w:val="0"/>
+        </w:rPr>
+        <w:t>Explain the case, then point to a limit on the claim.</w:t>
+      </w:r>
+    </w:p>
+    <w:p>
+      <w:pPr>
+        <w:pStyle w:val="Heading3"/>
+      </w:pPr>
+      <w:r>
+        <w:t>My picture explanation, deciding evidence and one limit</w:t>
+      </w:r>
+    </w:p>
+    <w:p>
+      <w:r>
+        <w:t>________________________________________________________________</w:t>
+      </w:r>
+    </w:p>
+    <w:p>
+      <w:r>
+        <w:t>________________________________________________________________</w:t>
+      </w:r>
+    </w:p>
+    <w:p>
+      <w:r>
+        <w:t>________________________________________________________________</w:t>
+      </w:r>
+    </w:p>
+    <w:p>
+      <w:r>
+        <w:t>________________________________________________________________</w:t>
+      </w:r>
+    </w:p>
+    <w:p>
+      <w:pPr>
+        <w:pStyle w:val="Heading3"/>
+      </w:pPr>
+      <w:r>
+        <w:t>06. Make the idea visible in your project</w:t>
+      </w:r>
+    </w:p>
+    <w:p>
+      <w:r>
+        <w:drawing>
+          <wp:inline xmlns:a="http://schemas.openxmlformats.org/drawingml/2006/main" xmlns:pic="http://schemas.openxmlformats.org/drawingml/2006/picture">
+            <wp:extent cx="5486400" cy="3681984"/>
+            <wp:docPr id="7" name="Picture 7" descr="For your Image-pattern Network Investigation, save the input, procedure, observed result and limitation of this check. Label this worked example as practice; use a different, previously unreviewed case when checking independent understanding. Draw your input, deciding step, result and limit. Supported question: How many independent source groups are in the final test? Point to the relevant step in the picture, then write the changed result and the rule or evidence that supports it."/>
+            <wp:cNvGraphicFramePr>
+              <a:graphicFrameLocks noChangeAspect="1"/>
+            </wp:cNvGraphicFramePr>
+            <a:graphic>
+              <a:graphicData uri="http://schemas.openxmlformats.org/drawingml/2006/picture">
+                <pic:pic>
+                  <pic:nvPicPr>
+                    <pic:cNvPr id="0" name="academy-story-ai-5-24-06.png"/>
+                    <pic:cNvPicPr/>
+                  </pic:nvPicPr>
+                  <pic:blipFill>
+                    <a:blip r:embed="rId15"/>
+                    <a:stretch>
+                      <a:fillRect/>
+                    </a:stretch>
+                  </pic:blipFill>
+                  <pic:spPr>
+                    <a:xfrm>
+                      <a:off x="0" y="0"/>
+                      <a:ext cx="5486400" cy="3681984"/>
+                    </a:xfrm>
+                    <a:prstGeom prst="rect"/>
+                  </pic:spPr>
+                </pic:pic>
+              </a:graphicData>
+            </a:graphic>
+          </wp:inline>
+        </w:drawing>
+      </w:r>
+    </w:p>
+    <w:p>
+      <w:pPr>
+        <w:spacing w:line="336" w:lineRule="auto" w:after="180"/>
+      </w:pPr>
+      <w:r>
+        <w:rPr>
+          <w:b w:val="0"/>
+        </w:rPr>
+        <w:t xml:space="preserve">For your Image-pattern Network Investigation, save the </w:t>
+      </w:r>
+      <w:r>
+        <w:rPr>
+          <w:b/>
+        </w:rPr>
+        <w:t>input</w:t>
+      </w:r>
+      <w:r>
+        <w:rPr>
+          <w:b w:val="0"/>
+        </w:rPr>
+        <w:t>, procedure, observed result and limitation of this check.</w:t>
+      </w:r>
+    </w:p>
+    <w:p>
+      <w:pPr>
+        <w:spacing w:line="336" w:lineRule="auto" w:after="180"/>
+      </w:pPr>
+      <w:r>
+        <w:rPr>
+          <w:b w:val="0"/>
+        </w:rPr>
+        <w:t xml:space="preserve">Label this worked example as practice; use a different, previously unreviewed case when checking independent understanding. Draw your </w:t>
+      </w:r>
+      <w:r>
+        <w:rPr>
+          <w:b/>
+        </w:rPr>
+        <w:t>input</w:t>
+      </w:r>
+      <w:r>
+        <w:rPr>
+          <w:b w:val="0"/>
+        </w:rPr>
+        <w:t>, deciding step, result and limit.</w:t>
+      </w:r>
+    </w:p>
+    <w:p>
+      <w:pPr>
+        <w:spacing w:line="336" w:lineRule="auto" w:after="180"/>
+      </w:pPr>
+      <w:r>
+        <w:rPr>
+          <w:b w:val="0"/>
+        </w:rPr>
+        <w:t xml:space="preserve">Supported question: How many independent </w:t>
+      </w:r>
+      <w:r>
+        <w:rPr>
+          <w:b/>
+        </w:rPr>
+        <w:t>source group</w:t>
+      </w:r>
+      <w:r>
+        <w:rPr>
+          <w:b w:val="0"/>
+        </w:rPr>
+        <w:t xml:space="preserve">s are in the final test? Point to the relevant step in the picture, then write the changed result and the rule or </w:t>
+      </w:r>
+      <w:r>
+        <w:rPr>
+          <w:b/>
+        </w:rPr>
+        <w:t>evidence</w:t>
+      </w:r>
+      <w:r>
+        <w:rPr>
+          <w:b w:val="0"/>
+        </w:rPr>
+        <w:t xml:space="preserve"> that supports it.</w:t>
+      </w:r>
+    </w:p>
+    <w:p>
+      <w:pPr>
+        <w:spacing w:line="336" w:lineRule="auto" w:after="180"/>
+        <w:shd w:fill="F5F1FB"/>
+      </w:pPr>
+      <w:r>
+        <w:rPr>
+          <w:b w:val="0"/>
+        </w:rPr>
+        <w:t xml:space="preserve">Draw your project trace and justify the deciding step using </w:t>
+      </w:r>
+      <w:r>
+        <w:rPr>
+          <w:b/>
+        </w:rPr>
+        <w:t>evidence</w:t>
+      </w:r>
+      <w:r>
+        <w:rPr>
+          <w:b w:val="0"/>
+        </w:rPr>
+        <w:t>.</w:t>
+      </w:r>
+    </w:p>
+    <w:p>
+      <w:pPr>
+        <w:pStyle w:val="Heading3"/>
+      </w:pPr>
+      <w:r>
+        <w:t>My picture explanation, deciding evidence and one limit</w:t>
       </w:r>
     </w:p>
     <w:p>

--- a/downloads/workbook/ai-5-week-24.docx
+++ b/downloads/workbook/ai-5-week-24.docx
@@ -180,6 +180,348 @@
     <w:p>
       <w:r>
         <w:t>________________________________________________________________</w:t>
+      </w:r>
+    </w:p>
+    <w:p>
+      <w:pPr>
+        <w:pStyle w:val="Heading3"/>
+      </w:pPr>
+      <w:r>
+        <w:t>Lesson reference for workbook practice</w:t>
+      </w:r>
+    </w:p>
+    <w:p>
+      <w:pPr>
+        <w:spacing w:line="336" w:lineRule="auto" w:after="180"/>
+        <w:shd w:fill="F1F6F8"/>
+      </w:pPr>
+      <w:r>
+        <w:rPr>
+          <w:b w:val="0"/>
+        </w:rPr>
+        <w:t>Use this reference for the original W1–W3 and W5 exercises. The separately named independent case supplies its own changed facts; use those facts for that attempt before feedback.</w:t>
+      </w:r>
+    </w:p>
+    <w:p>
+      <w:pPr>
+        <w:spacing w:line="336" w:lineRule="auto" w:after="180"/>
+      </w:pPr>
+      <w:r>
+        <w:rPr>
+          <w:b w:val="0"/>
+        </w:rPr>
+        <w:t>Return to the binary image task: class 1 means the left column sum is strictly larger than the right column sum; equal sums belong to class 0. Let d be left sum minus right sum.</w:t>
+      </w:r>
+    </w:p>
+    <w:p>
+      <w:pPr>
+        <w:spacing w:line="336" w:lineRule="auto" w:after="180"/>
+      </w:pPr>
+      <w:r>
+        <w:rPr>
+          <w:b w:val="0"/>
+        </w:rPr>
+        <w:t xml:space="preserve">An </w:t>
+      </w:r>
+      <w:r>
+        <w:rPr>
+          <w:b/>
+        </w:rPr>
+        <w:t>augmentation</w:t>
+      </w:r>
+      <w:r>
+        <w:rPr>
+          <w:b w:val="0"/>
+        </w:rPr>
+        <w:t xml:space="preserve"> is useful only under a stated task and transformation rule. More image files do not automatically mean more independent </w:t>
+      </w:r>
+      <w:r>
+        <w:rPr>
+          <w:b/>
+        </w:rPr>
+        <w:t>evidence</w:t>
+      </w:r>
+      <w:r>
+        <w:rPr>
+          <w:b w:val="0"/>
+        </w:rPr>
+        <w:t>.</w:t>
+      </w:r>
+    </w:p>
+    <w:tbl>
+      <w:tblPr>
+        <w:tblStyle w:val="LightShading-Accent1"/>
+        <w:tblW w:type="auto" w:w="0"/>
+        <w:tblLook w:firstColumn="1" w:firstRow="1" w:lastColumn="0" w:lastRow="0" w:noHBand="0" w:noVBand="1" w:val="04A0"/>
+      </w:tblPr>
+      <w:tblGrid>
+        <w:gridCol w:w="2556"/>
+        <w:gridCol w:w="2556"/>
+        <w:gridCol w:w="2556"/>
+        <w:gridCol w:w="2556"/>
+      </w:tblGrid>
+      <w:tr>
+        <w:trPr>
+          <w:tblHeader/>
+        </w:trPr>
+        <w:tc>
+          <w:tcPr>
+            <w:tcW w:type="dxa" w:w="2556"/>
+          </w:tcPr>
+          <w:p>
+            <w:r>
+              <w:t>Operation on rows [1, 0] and [0, 0]</w:t>
+            </w:r>
+          </w:p>
+        </w:tc>
+        <w:tc>
+          <w:tcPr>
+            <w:tcW w:type="dxa" w:w="2556"/>
+          </w:tcPr>
+          <w:p>
+            <w:r>
+              <w:t>Result rows</w:t>
+            </w:r>
+          </w:p>
+        </w:tc>
+        <w:tc>
+          <w:tcPr>
+            <w:tcW w:type="dxa" w:w="2556"/>
+          </w:tcPr>
+          <w:p>
+            <w:r>
+              <w:t>d</w:t>
+            </w:r>
+          </w:p>
+        </w:tc>
+        <w:tc>
+          <w:tcPr>
+            <w:tcW w:type="dxa" w:w="2556"/>
+          </w:tcPr>
+          <w:p>
+            <w:r>
+              <w:t>Class</w:t>
+            </w:r>
+          </w:p>
+        </w:tc>
+      </w:tr>
+      <w:tr>
+        <w:tc>
+          <w:tcPr>
+            <w:tcW w:type="dxa" w:w="2556"/>
+          </w:tcPr>
+          <w:p>
+            <w:r>
+              <w:t>Original</w:t>
+            </w:r>
+          </w:p>
+        </w:tc>
+        <w:tc>
+          <w:tcPr>
+            <w:tcW w:type="dxa" w:w="2556"/>
+          </w:tcPr>
+          <w:p>
+            <w:r>
+              <w:t>[1, 0] and [0, 0]</w:t>
+            </w:r>
+          </w:p>
+        </w:tc>
+        <w:tc>
+          <w:tcPr>
+            <w:tcW w:type="dxa" w:w="2556"/>
+          </w:tcPr>
+          <w:p>
+            <w:r>
+              <w:t>1</w:t>
+            </w:r>
+          </w:p>
+        </w:tc>
+        <w:tc>
+          <w:tcPr>
+            <w:tcW w:type="dxa" w:w="2556"/>
+          </w:tcPr>
+          <w:p>
+            <w:r>
+              <w:t>1</w:t>
+            </w:r>
+          </w:p>
+        </w:tc>
+      </w:tr>
+      <w:tr>
+        <w:tc>
+          <w:tcPr>
+            <w:tcW w:type="dxa" w:w="2556"/>
+          </w:tcPr>
+          <w:p>
+            <w:r>
+              <w:t>Swap top and bottom rows</w:t>
+            </w:r>
+          </w:p>
+        </w:tc>
+        <w:tc>
+          <w:tcPr>
+            <w:tcW w:type="dxa" w:w="2556"/>
+          </w:tcPr>
+          <w:p>
+            <w:r>
+              <w:t>[0, 0] and [1, 0]</w:t>
+            </w:r>
+          </w:p>
+        </w:tc>
+        <w:tc>
+          <w:tcPr>
+            <w:tcW w:type="dxa" w:w="2556"/>
+          </w:tcPr>
+          <w:p>
+            <w:r>
+              <w:t>1</w:t>
+            </w:r>
+          </w:p>
+        </w:tc>
+        <w:tc>
+          <w:tcPr>
+            <w:tcW w:type="dxa" w:w="2556"/>
+          </w:tcPr>
+          <w:p>
+            <w:r>
+              <w:t>1</w:t>
+            </w:r>
+          </w:p>
+        </w:tc>
+      </w:tr>
+      <w:tr>
+        <w:tc>
+          <w:tcPr>
+            <w:tcW w:type="dxa" w:w="2556"/>
+          </w:tcPr>
+          <w:p>
+            <w:r>
+              <w:t>Swap left and right columns</w:t>
+            </w:r>
+          </w:p>
+        </w:tc>
+        <w:tc>
+          <w:tcPr>
+            <w:tcW w:type="dxa" w:w="2556"/>
+          </w:tcPr>
+          <w:p>
+            <w:r>
+              <w:t>[0, 1] and [0, 0]</w:t>
+            </w:r>
+          </w:p>
+        </w:tc>
+        <w:tc>
+          <w:tcPr>
+            <w:tcW w:type="dxa" w:w="2556"/>
+          </w:tcPr>
+          <w:p>
+            <w:r>
+              <w:t>-1</w:t>
+            </w:r>
+          </w:p>
+        </w:tc>
+        <w:tc>
+          <w:tcPr>
+            <w:tcW w:type="dxa" w:w="2556"/>
+          </w:tcPr>
+          <w:p>
+            <w:r>
+              <w:t>0</w:t>
+            </w:r>
+          </w:p>
+        </w:tc>
+      </w:tr>
+    </w:tbl>
+    <w:p>
+      <w:pPr>
+        <w:spacing w:line="336" w:lineRule="auto" w:after="180"/>
+      </w:pPr>
+      <w:r>
+        <w:rPr>
+          <w:b w:val="0"/>
+        </w:rPr>
+        <w:t>Swapping rows preserves each column sum, so it preserves this task label for every valid image. Swapping columns changes d to -d. For nonzero d the class changes; for d = 0 it stays class 0.</w:t>
+      </w:r>
+    </w:p>
+    <w:p>
+      <w:pPr>
+        <w:spacing w:line="336" w:lineRule="auto" w:after="180"/>
+      </w:pPr>
+      <w:r>
+        <w:rPr>
+          <w:b w:val="0"/>
+        </w:rPr>
+        <w:t xml:space="preserve">Blindly copying the original label after every flip would create incorrect </w:t>
+      </w:r>
+      <w:r>
+        <w:rPr>
+          <w:b/>
+        </w:rPr>
+        <w:t>training</w:t>
+      </w:r>
+      <w:r>
+        <w:rPr>
+          <w:b w:val="0"/>
+        </w:rPr>
+        <w:t xml:space="preserve"> targets.</w:t>
+      </w:r>
+    </w:p>
+    <w:p>
+      <w:pPr>
+        <w:spacing w:line="336" w:lineRule="auto" w:after="180"/>
+      </w:pPr>
+      <w:r>
+        <w:rPr>
+          <w:b w:val="0"/>
+        </w:rPr>
+        <w:t xml:space="preserve">A transformation may be valid for one task and invalid for another. A crop can remove the </w:t>
+      </w:r>
+      <w:r>
+        <w:rPr>
+          <w:b/>
+        </w:rPr>
+        <w:t>evidence</w:t>
+      </w:r>
+      <w:r>
+        <w:rPr>
+          <w:b w:val="0"/>
+        </w:rPr>
+        <w:t xml:space="preserve"> needed for a label.</w:t>
+      </w:r>
+    </w:p>
+    <w:p>
+      <w:pPr>
+        <w:spacing w:line="336" w:lineRule="auto" w:after="180"/>
+      </w:pPr>
+      <w:r>
+        <w:rPr>
+          <w:b w:val="0"/>
+        </w:rPr>
+        <w:t xml:space="preserve">Choose allowed transformations using the task definition and </w:t>
+      </w:r>
+      <w:r>
+        <w:rPr>
+          <w:b/>
+        </w:rPr>
+        <w:t>training</w:t>
+      </w:r>
+      <w:r>
+        <w:rPr>
+          <w:b w:val="0"/>
+        </w:rPr>
+        <w:t xml:space="preserve"> </w:t>
+      </w:r>
+      <w:r>
+        <w:rPr>
+          <w:b/>
+        </w:rPr>
+        <w:t>evidence</w:t>
+      </w:r>
+      <w:r>
+        <w:rPr>
+          <w:b w:val="0"/>
+        </w:rPr>
+        <w:t>, document the assumptions, and evaluate the choice on validation data.</w:t>
       </w:r>
     </w:p>
     <w:p>
@@ -1329,7 +1671,7 @@
         <w:drawing>
           <wp:inline xmlns:a="http://schemas.openxmlformats.org/drawingml/2006/main" xmlns:pic="http://schemas.openxmlformats.org/drawingml/2006/picture">
             <wp:extent cx="5486400" cy="5261429"/>
-            <wp:docPr id="1" name="Picture 1" descr="Augmentation and leakage. Track provenance: Each flipped copy retains its source ID and parent image reference.. Assign by source: A/B originals and flips give4 training records; C gives 2 validation; D gives 2 final.. Check label meaning: Use a flip only if it preserves the declared target; left-arrow/right-arrow labels would not be unchanged."/>
+            <wp:docPr id="1" name="Picture 1" descr="Augmentation and leakage. Track provenance: Each flipped copy retains its source ID and parent image reference.. Assign by source: A/B originals and flips give 4 training records; C gives 2 validation; D gives 2 final.. Check label meaning: Use a flip only if it preserves the declared target; left-arrow/right-arrow labels would not be unchanged."/>
             <wp:cNvGraphicFramePr>
               <a:graphicFrameLocks noChangeAspect="1"/>
             </wp:cNvGraphicFramePr>
@@ -2544,7 +2886,7 @@
         <w:drawing>
           <wp:inline xmlns:a="http://schemas.openxmlformats.org/drawingml/2006/main" xmlns:pic="http://schemas.openxmlformats.org/drawingml/2006/picture">
             <wp:extent cx="5486400" cy="3493008"/>
-            <wp:docPr id="3" name="Picture 3" descr="Track provenance: Each flipped copy retains its source ID and parent image reference. → Assign by source: A/B originals and flips give4 training records; C gives 2 validation; D gives 2 final. → Check label meaning: Use a flip only if it preserves the declared target; left-arrow/right-arrow labels would not be unchanged."/>
+            <wp:docPr id="3" name="Picture 3" descr="Track provenance: Each flipped copy retains its source ID and parent image reference. → Assign by source: A/B originals and flips give 4 training records; C gives 2 validation; D gives 2 final. → Check label meaning: Use a flip only if it preserves the declared target; left-arrow/right-arrow labels would not be unchanged."/>
             <wp:cNvGraphicFramePr>
               <a:graphicFrameLocks noChangeAspect="1"/>
             </wp:cNvGraphicFramePr>
@@ -2583,7 +2925,7 @@
         <w:rPr>
           <w:b w:val="0"/>
         </w:rPr>
-        <w:t xml:space="preserve">Track provenance: Each flipped copy retains its source ID and parent image reference. → Assign by source: A/B originals and flips give4 </w:t>
+        <w:t xml:space="preserve">Track provenance: Each flipped copy retains its source ID and parent image reference. → Assign by source: A/B originals and flips give 4 </w:t>
       </w:r>
       <w:r>
         <w:rPr>

--- a/downloads/workbook/ai-5-week-24.docx
+++ b/downloads/workbook/ai-5-week-24.docx
@@ -25,22 +25,45 @@
         <w:pStyle w:val="Heading1"/>
       </w:pPr>
       <w:r>
-        <w:t>01. Recall and choose your starting point</w:t>
-      </w:r>
-    </w:p>
-    <w:p>
-      <w:r>
-        <w:t>Record your starting explanation for Augmentation and leakage before opening notes. Show any later correction separately.</w:t>
-      </w:r>
-    </w:p>
-    <w:p>
-      <w:pPr>
-        <w:spacing w:line="336" w:lineRule="auto" w:after="180"/>
-      </w:pPr>
-      <w:r>
-        <w:rPr>
-          <w:b w:val="0"/>
-        </w:rPr>
+        <w:t>One readable augmentation and source-lineage record.</w:t>
+      </w:r>
+    </w:p>
+    <w:p>
+      <w:r>
+        <w:t>Justify labels,audit both group/pixel overlap and compare declared training budgets.</w:t>
+      </w:r>
+    </w:p>
+    <w:p>
+      <w:r>
+        <w:t>W1–W3/W5 → selected new grouped split → project provenance ledger → changed-case return.</w:t>
+      </w:r>
+    </w:p>
+    <w:p>
+      <w:pPr>
+        <w:pStyle w:val="Heading1"/>
+      </w:pPr>
+      <w:r>
+        <w:t>01. Recall · Retrieve before notes</w:t>
+      </w:r>
+    </w:p>
+    <w:p>
+      <w:r>
+        <w:t>Keep this task’s inputs,rule and response together.</w:t>
+      </w:r>
+    </w:p>
+    <w:p>
+      <w:pPr>
+        <w:pStyle w:val="Heading2"/>
+      </w:pPr>
+      <w:r>
+        <w:t>Complete task and evidence</w:t>
+      </w:r>
+    </w:p>
+    <w:p>
+      <w:pPr>
+        <w:pStyle w:val="ListBullet"/>
+      </w:pPr>
+      <w:r>
         <w:t>Try the recall before opening notes. Then use a different colour or a labelled second line to correct your explanation.</w:t>
       </w:r>
     </w:p>
@@ -54,25 +77,10 @@
     </w:p>
     <w:p>
       <w:pPr>
-        <w:spacing w:line="336" w:lineRule="auto" w:after="180"/>
-      </w:pPr>
-      <w:r>
-        <w:rPr>
-          <w:b w:val="0"/>
-        </w:rPr>
-        <w:t xml:space="preserve">Without opening the old lesson, explain one key idea from </w:t>
-      </w:r>
-      <w:r>
-        <w:rPr>
-          <w:b/>
-        </w:rPr>
-        <w:t>Training</w:t>
-      </w:r>
-      <w:r>
-        <w:rPr>
-          <w:b w:val="0"/>
-        </w:rPr>
-        <w:t xml:space="preserve"> a small image model. Give an example and a mistake that the idea helps you avoid.</w:t>
+        <w:pStyle w:val="ListBullet"/>
+      </w:pPr>
+      <w:r>
+        <w:t>Without opening the old lesson, explain one key idea from Training a small image model. Give an example and a mistake that the idea helps you avoid.</w:t>
       </w:r>
     </w:p>
     <w:p>
@@ -108,12 +116,9 @@
     </w:p>
     <w:p>
       <w:pPr>
-        <w:spacing w:line="336" w:lineRule="auto" w:after="180"/>
-      </w:pPr>
-      <w:r>
-        <w:rPr>
-          <w:b w:val="0"/>
-        </w:rPr>
+        <w:pStyle w:val="ListBullet"/>
+      </w:pPr>
+      <w:r>
         <w:t>Without opening the old lesson, explain one key idea from Convolution as a local operation. Give an example and a mistake that the idea helps you avoid.</w:t>
       </w:r>
     </w:p>
@@ -150,12 +155,9 @@
     </w:p>
     <w:p>
       <w:pPr>
-        <w:spacing w:line="336" w:lineRule="auto" w:after="180"/>
-      </w:pPr>
-      <w:r>
-        <w:rPr>
-          <w:b w:val="0"/>
-        </w:rPr>
+        <w:pStyle w:val="ListBullet"/>
+      </w:pPr>
+      <w:r>
         <w:t>Without opening the old lesson, explain one key idea from Debugging shapes and gradients. Give an example and a mistake that the idea helps you avoid.</w:t>
       </w:r>
     </w:p>
@@ -192,60 +194,18 @@
     </w:p>
     <w:p>
       <w:pPr>
-        <w:spacing w:line="336" w:lineRule="auto" w:after="180"/>
-        <w:shd w:fill="F1F6F8"/>
-      </w:pPr>
-      <w:r>
-        <w:rPr>
-          <w:b w:val="0"/>
-        </w:rPr>
+        <w:pStyle w:val="ListBullet"/>
+      </w:pPr>
+      <w:r>
         <w:t>Use this reference for the original W1–W3 and W5 exercises. The separately named independent case supplies its own changed facts; use those facts for that attempt before feedback.</w:t>
       </w:r>
     </w:p>
     <w:p>
       <w:pPr>
-        <w:spacing w:line="336" w:lineRule="auto" w:after="180"/>
-      </w:pPr>
-      <w:r>
-        <w:rPr>
-          <w:b w:val="0"/>
-        </w:rPr>
-        <w:t>Return to the binary image task: class 1 means the left column sum is strictly larger than the right column sum; equal sums belong to class 0. Let d be left sum minus right sum.</w:t>
-      </w:r>
-    </w:p>
-    <w:p>
-      <w:pPr>
-        <w:spacing w:line="336" w:lineRule="auto" w:after="180"/>
-      </w:pPr>
-      <w:r>
-        <w:rPr>
-          <w:b w:val="0"/>
-        </w:rPr>
-        <w:t xml:space="preserve">An </w:t>
-      </w:r>
-      <w:r>
-        <w:rPr>
-          <w:b/>
-        </w:rPr>
-        <w:t>augmentation</w:t>
-      </w:r>
-      <w:r>
-        <w:rPr>
-          <w:b w:val="0"/>
-        </w:rPr>
-        <w:t xml:space="preserve"> is useful only under a stated task and transformation rule. More image files do not automatically mean more independent </w:t>
-      </w:r>
-      <w:r>
-        <w:rPr>
-          <w:b/>
-        </w:rPr>
-        <w:t>evidence</w:t>
-      </w:r>
-      <w:r>
-        <w:rPr>
-          <w:b w:val="0"/>
-        </w:rPr>
-        <w:t>.</w:t>
+        <w:pStyle w:val="ListBullet"/>
+      </w:pPr>
+      <w:r>
+        <w:t>Return to the binary image task: class 1 means the left column sum is strictly larger than the right column sum; equal sums belong to class 0. Let d be left sum minus right sum. An augmentation is useful only under a stated task and transformation rule. More image files do not automatically mean more independent evidence.</w:t>
       </w:r>
     </w:p>
     <w:tbl>
@@ -434,94 +394,18 @@
     </w:tbl>
     <w:p>
       <w:pPr>
-        <w:spacing w:line="336" w:lineRule="auto" w:after="180"/>
-      </w:pPr>
-      <w:r>
-        <w:rPr>
-          <w:b w:val="0"/>
-        </w:rPr>
-        <w:t>Swapping rows preserves each column sum, so it preserves this task label for every valid image. Swapping columns changes d to -d. For nonzero d the class changes; for d = 0 it stays class 0.</w:t>
-      </w:r>
-    </w:p>
-    <w:p>
-      <w:pPr>
-        <w:spacing w:line="336" w:lineRule="auto" w:after="180"/>
-      </w:pPr>
-      <w:r>
-        <w:rPr>
-          <w:b w:val="0"/>
-        </w:rPr>
-        <w:t xml:space="preserve">Blindly copying the original label after every flip would create incorrect </w:t>
-      </w:r>
-      <w:r>
-        <w:rPr>
-          <w:b/>
-        </w:rPr>
-        <w:t>training</w:t>
-      </w:r>
-      <w:r>
-        <w:rPr>
-          <w:b w:val="0"/>
-        </w:rPr>
-        <w:t xml:space="preserve"> targets.</w:t>
-      </w:r>
-    </w:p>
-    <w:p>
-      <w:pPr>
-        <w:spacing w:line="336" w:lineRule="auto" w:after="180"/>
-      </w:pPr>
-      <w:r>
-        <w:rPr>
-          <w:b w:val="0"/>
-        </w:rPr>
-        <w:t xml:space="preserve">A transformation may be valid for one task and invalid for another. A crop can remove the </w:t>
-      </w:r>
-      <w:r>
-        <w:rPr>
-          <w:b/>
-        </w:rPr>
-        <w:t>evidence</w:t>
-      </w:r>
-      <w:r>
-        <w:rPr>
-          <w:b w:val="0"/>
-        </w:rPr>
-        <w:t xml:space="preserve"> needed for a label.</w:t>
-      </w:r>
-    </w:p>
-    <w:p>
-      <w:pPr>
-        <w:spacing w:line="336" w:lineRule="auto" w:after="180"/>
-      </w:pPr>
-      <w:r>
-        <w:rPr>
-          <w:b w:val="0"/>
-        </w:rPr>
-        <w:t xml:space="preserve">Choose allowed transformations using the task definition and </w:t>
-      </w:r>
-      <w:r>
-        <w:rPr>
-          <w:b/>
-        </w:rPr>
-        <w:t>training</w:t>
-      </w:r>
-      <w:r>
-        <w:rPr>
-          <w:b w:val="0"/>
-        </w:rPr>
-        <w:t xml:space="preserve"> </w:t>
-      </w:r>
-      <w:r>
-        <w:rPr>
-          <w:b/>
-        </w:rPr>
-        <w:t>evidence</w:t>
-      </w:r>
-      <w:r>
-        <w:rPr>
-          <w:b w:val="0"/>
-        </w:rPr>
-        <w:t>, document the assumptions, and evaluate the choice on validation data.</w:t>
+        <w:pStyle w:val="ListBullet"/>
+      </w:pPr>
+      <w:r>
+        <w:t>Swapping rows preserves each column sum, so it preserves this task label for every valid image. Swapping columns changes d to -d. For nonzero d the class changes; for d = 0 it stays class 0. Blindly copying the original label after every flip would create incorrect training targets.</w:t>
+      </w:r>
+    </w:p>
+    <w:p>
+      <w:pPr>
+        <w:pStyle w:val="ListBullet"/>
+      </w:pPr>
+      <w:r>
+        <w:t>A transformation may be valid for one task and invalid for another. A crop can remove the evidence needed for a label. Choose allowed transformations using the task definition and training evidence, document the assumptions, and evaluate the choice on validation data.</w:t>
       </w:r>
     </w:p>
     <w:p>
@@ -529,147 +413,44 @@
         <w:pStyle w:val="Heading1"/>
       </w:pPr>
       <w:r>
-        <w:t>02. Practise with fading help</w:t>
-      </w:r>
-    </w:p>
-    <w:p>
-      <w:r>
-        <w:t>Complete the supported Augmentation and leakage trace and record the first step you can explain without help.</w:t>
-      </w:r>
-    </w:p>
-    <w:p>
-      <w:pPr>
-        <w:spacing w:line="336" w:lineRule="auto" w:after="180"/>
-      </w:pPr>
-      <w:r>
-        <w:rPr>
-          <w:b w:val="0"/>
-        </w:rPr>
-        <w:t xml:space="preserve">Use W2: Keep the equality boundary for </w:t>
-      </w:r>
-      <w:r>
-        <w:rPr>
-          <w:b/>
-        </w:rPr>
-        <w:t>Augmentation</w:t>
-      </w:r>
-      <w:r>
-        <w:rPr>
-          <w:b w:val="0"/>
-        </w:rPr>
-        <w:t xml:space="preserve"> and </w:t>
-      </w:r>
-      <w:r>
-        <w:rPr>
-          <w:b/>
-        </w:rPr>
-        <w:t>leakage</w:t>
-      </w:r>
-      <w:r>
-        <w:rPr>
-          <w:b w:val="0"/>
-        </w:rPr>
-        <w:t>. Record the answer once; the lesson and workbook refer to the same attempt.</w:t>
-      </w:r>
-    </w:p>
-    <w:tbl>
-      <w:tblPr>
-        <w:tblStyle w:val="LightShading-Accent1"/>
-        <w:tblW w:type="auto" w:w="0"/>
-        <w:tblLook w:firstColumn="1" w:firstRow="1" w:lastColumn="0" w:lastRow="0" w:noHBand="0" w:noVBand="1" w:val="04A0"/>
-      </w:tblPr>
-      <w:tblGrid>
-        <w:gridCol w:w="2556"/>
-        <w:gridCol w:w="2556"/>
-        <w:gridCol w:w="2556"/>
-        <w:gridCol w:w="2556"/>
-      </w:tblGrid>
-      <w:tr>
-        <w:trPr>
-          <w:tblHeader/>
-        </w:trPr>
-        <w:tc>
-          <w:tcPr>
-            <w:tcW w:type="dxa" w:w="2556"/>
-          </w:tcPr>
-          <w:p>
-            <w:r>
-              <w:t>Given inputs</w:t>
-            </w:r>
-          </w:p>
-        </w:tc>
-        <w:tc>
-          <w:tcPr>
-            <w:tcW w:type="dxa" w:w="2556"/>
-          </w:tcPr>
-          <w:p>
-            <w:r>
-              <w:t>Procedure I chose</w:t>
-            </w:r>
-          </w:p>
-        </w:tc>
-        <w:tc>
-          <w:tcPr>
-            <w:tcW w:type="dxa" w:w="2556"/>
-          </w:tcPr>
-          <w:p>
-            <w:r>
-              <w:t>Middle steps</w:t>
-            </w:r>
-          </w:p>
-        </w:tc>
-        <w:tc>
-          <w:tcPr>
-            <w:tcW w:type="dxa" w:w="2556"/>
-          </w:tcPr>
-          <w:p>
-            <w:r>
-              <w:t>Result and check</w:t>
-            </w:r>
-          </w:p>
-        </w:tc>
-      </w:tr>
-      <w:tr>
-        <w:tc>
-          <w:tcPr>
-            <w:tcW w:type="dxa" w:w="2556"/>
-          </w:tcPr>
-          <w:p>
-            <w:r/>
-          </w:p>
-        </w:tc>
-        <w:tc>
-          <w:tcPr>
-            <w:tcW w:type="dxa" w:w="2556"/>
-          </w:tcPr>
-          <w:p>
-            <w:r/>
-          </w:p>
-        </w:tc>
-        <w:tc>
-          <w:tcPr>
-            <w:tcW w:type="dxa" w:w="2556"/>
-          </w:tcPr>
-          <w:p>
-            <w:r/>
-          </w:p>
-        </w:tc>
-        <w:tc>
-          <w:tcPr>
-            <w:tcW w:type="dxa" w:w="2556"/>
-          </w:tcPr>
-          <w:p>
-            <w:r/>
-          </w:p>
-        </w:tc>
-      </w:tr>
-    </w:tbl>
+        <w:t>05. W1 · Explain the current example</w:t>
+      </w:r>
+    </w:p>
+    <w:p>
+      <w:r>
+        <w:t>Keep this task’s inputs,rule and response together.</w:t>
+      </w:r>
+    </w:p>
+    <w:p>
+      <w:pPr>
+        <w:pStyle w:val="Heading2"/>
+      </w:pPr>
+      <w:r>
+        <w:t>Complete task and evidence</w:t>
+      </w:r>
+    </w:p>
+    <w:p>
+      <w:pPr>
+        <w:pStyle w:val="ListBullet"/>
+      </w:pPr>
+      <w:r>
+        <w:t>Task: class 1 iff the left-column sum is strictly greater than the right; ties are 0. Original [[1, 0], [0, 0]] has d=1 and class 1. Its row swap [[0, 0], [1, 0]] preserves the label; its column swap [[0, 1], [0, 0]] has d=-1 and class 0. Tie [[1, 0], [0, 1]] remains class 0 after column swapping, so always complementing a label is invalid. Transform functions assume valid 2×2 binary inputs and preserve originals. Week 23 E/F are row-swapped A/C arrays; training on those variants would duplicate validation pixels. Group by source before derivation; record parent, transformation, target and role. Separate P–T registry:training P/Q originals plus row swaps give 4 records from 2 groups; validation R original gives 1 record/group; final S/T originals give 2 records/groups. Total:7 retained, 3 derived evaluation rows excluded. The separate pictured A–D policy keeps two records per source and has only 1 final source. With one-example batches, 12 originals×3 records×5 epochs=180 updates, versus 12×5=60 for originals only. A baseline 15-epoch cycle matches 180 updates. Eight originals×3 records×4 epochs=96 updates, versus 8×4=32. No new training score is supplied.</w:t>
+      </w:r>
+    </w:p>
+    <w:p>
+      <w:pPr>
+        <w:pStyle w:val="ListBullet"/>
+      </w:pPr>
+      <w:r>
+        <w:t>For rows [0, 1], [0, 1], compute d and class before and after swapping rows and after swapping columns.</w:t>
+      </w:r>
+    </w:p>
     <w:p>
       <w:pPr>
         <w:pStyle w:val="Heading3"/>
       </w:pPr>
       <w:r>
-        <w:t>The step I completed without help, and the hint I needed</w:t>
+        <w:t>My reasoning and evidence</w:t>
       </w:r>
     </w:p>
     <w:p>
@@ -688,62 +469,55 @@
       </w:r>
     </w:p>
     <w:p>
+      <w:r>
+        <w:t>________________________________________________________________</w:t>
+      </w:r>
+    </w:p>
+    <w:p>
+      <w:r>
+        <w:t>________________________________________________________________</w:t>
+      </w:r>
+    </w:p>
+    <w:p>
+      <w:r>
+        <w:t>________________________________________________________________</w:t>
+      </w:r>
+    </w:p>
+    <w:p>
       <w:pPr>
         <w:pStyle w:val="Heading1"/>
       </w:pPr>
       <w:r>
-        <w:t>03. Individual reasoning check</w:t>
-      </w:r>
-    </w:p>
-    <w:p>
-      <w:r>
-        <w:t>Check the proposed Augmentation and leakage explanation against the supplied facts before discussing it.</w:t>
-      </w:r>
-    </w:p>
-    <w:p>
-      <w:pPr>
-        <w:spacing w:line="336" w:lineRule="auto" w:after="180"/>
-      </w:pPr>
-      <w:r>
-        <w:rPr>
-          <w:b w:val="0"/>
-        </w:rPr>
-        <w:t xml:space="preserve">Use the worked case for </w:t>
-      </w:r>
-      <w:r>
-        <w:rPr>
-          <w:b/>
-        </w:rPr>
-        <w:t>Augmentation</w:t>
-      </w:r>
-      <w:r>
-        <w:rPr>
-          <w:b w:val="0"/>
-        </w:rPr>
-        <w:t xml:space="preserve"> and </w:t>
-      </w:r>
-      <w:r>
-        <w:rPr>
-          <w:b/>
-        </w:rPr>
-        <w:t>leakage</w:t>
-      </w:r>
-      <w:r>
-        <w:rPr>
-          <w:b w:val="0"/>
-        </w:rPr>
-        <w:t>. Proposed explanation: “Every image flip preserves the label”. Decide whether this explanation is supported.</w:t>
-      </w:r>
-    </w:p>
-    <w:p>
-      <w:pPr>
-        <w:spacing w:line="336" w:lineRule="auto" w:after="180"/>
-      </w:pPr>
-      <w:r>
-        <w:rPr>
-          <w:b w:val="0"/>
-        </w:rPr>
-        <w:t>Point to the step or supplied fact that decides; explain your repair if needed.</w:t>
+        <w:t>06. W2 · Trace the calculation</w:t>
+      </w:r>
+    </w:p>
+    <w:p>
+      <w:r>
+        <w:t>Keep this task’s inputs,rule and response together.</w:t>
+      </w:r>
+    </w:p>
+    <w:p>
+      <w:pPr>
+        <w:pStyle w:val="Heading2"/>
+      </w:pPr>
+      <w:r>
+        <w:t>Complete task and evidence</w:t>
+      </w:r>
+    </w:p>
+    <w:p>
+      <w:pPr>
+        <w:pStyle w:val="ListBullet"/>
+      </w:pPr>
+      <w:r>
+        <w:t>Task: class 1 iff the left-column sum is strictly greater than the right; ties are 0. Original [[1, 0], [0, 0]] has d=1 and class 1. Its row swap [[0, 0], [1, 0]] preserves the label; its column swap [[0, 1], [0, 0]] has d=-1 and class 0. Tie [[1, 0], [0, 1]] remains class 0 after column swapping, so always complementing a label is invalid. Transform functions assume valid 2×2 binary inputs and preserve originals. Week 23 E/F are row-swapped A/C arrays; training on those variants would duplicate validation pixels. Group by source before derivation; record parent, transformation, target and role. Separate P–T registry:training P/Q originals plus row swaps give 4 records from 2 groups; validation R original gives 1 record/group; final S/T originals give 2 records/groups. Total:7 retained, 3 derived evaluation rows excluded. The separate pictured A–D policy keeps two records per source and has only 1 final source. With one-example batches, 12 originals×3 records×5 epochs=180 updates, versus 12×5=60 for originals only. A baseline 15-epoch cycle matches 180 updates. Eight originals×3 records×4 epochs=96 updates, versus 8×4=32. No new training score is supplied.</w:t>
+      </w:r>
+    </w:p>
+    <w:p>
+      <w:pPr>
+        <w:pStyle w:val="ListBullet"/>
+      </w:pPr>
+      <w:r>
+        <w:t>For rows [1, 0], [0, 1], compute d and class before and after a column swap. Why is always replacing a label by 1 minus the label incorrect?</w:t>
       </w:r>
     </w:p>
     <w:p>
@@ -751,7 +525,7 @@
         <w:pStyle w:val="Heading3"/>
       </w:pPr>
       <w:r>
-        <w:t>My explanation before partner discussion</w:t>
+        <w:t>My reasoning and evidence</w:t>
       </w:r>
     </w:p>
     <w:p>
@@ -775,16 +549,50 @@
       </w:r>
     </w:p>
     <w:p>
+      <w:r>
+        <w:t>________________________________________________________________</w:t>
+      </w:r>
+    </w:p>
+    <w:p>
+      <w:r>
+        <w:t>________________________________________________________________</w:t>
+      </w:r>
+    </w:p>
+    <w:p>
       <w:pPr>
         <w:pStyle w:val="Heading1"/>
       </w:pPr>
       <w:r>
-        <w:t>04. Independent transfer case</w:t>
-      </w:r>
-    </w:p>
-    <w:p>
-      <w:r>
-        <w:t>Write one first attempt at the reserved independent case before feedback. Repeated copies of that case refer to the same recorded attempt.</w:t>
+        <w:t>07. W3 · Repair a misconception</w:t>
+      </w:r>
+    </w:p>
+    <w:p>
+      <w:r>
+        <w:t>Keep this task’s inputs,rule and response together.</w:t>
+      </w:r>
+    </w:p>
+    <w:p>
+      <w:pPr>
+        <w:pStyle w:val="Heading2"/>
+      </w:pPr>
+      <w:r>
+        <w:t>Complete task and evidence</w:t>
+      </w:r>
+    </w:p>
+    <w:p>
+      <w:pPr>
+        <w:pStyle w:val="ListBullet"/>
+      </w:pPr>
+      <w:r>
+        <w:t>Task: class 1 iff the left-column sum is strictly greater than the right; ties are 0. Original [[1, 0], [0, 0]] has d=1 and class 1. Its row swap [[0, 0], [1, 0]] preserves the label; its column swap [[0, 1], [0, 0]] has d=-1 and class 0. Tie [[1, 0], [0, 1]] remains class 0 after column swapping, so always complementing a label is invalid. Transform functions assume valid 2×2 binary inputs and preserve originals. Week 23 E/F are row-swapped A/C arrays; training on those variants would duplicate validation pixels. Group by source before derivation; record parent, transformation, target and role. Separate P–T registry:training P/Q originals plus row swaps give 4 records from 2 groups; validation R original gives 1 record/group; final S/T originals give 2 records/groups. Total:7 retained, 3 derived evaluation rows excluded. The separate pictured A–D policy keeps two records per source and has only 1 final source. With one-example batches, 12 originals×3 records×5 epochs=180 updates, versus 12×5=60 for originals only. A baseline 15-epoch cycle matches 180 updates. Eight originals×3 records×4 epochs=96 updates, versus 8×4=32. No new training score is supplied.</w:t>
+      </w:r>
+    </w:p>
+    <w:p>
+      <w:pPr>
+        <w:pStyle w:val="ListBullet"/>
+      </w:pPr>
+      <w:r>
+        <w:t>Training contains P original and Q original. Validation contains P crop and R original. Final test contains S original. P crop is derived from P original. Identify the overlap and explain what must be rerun if this validation set already selected a model.</w:t>
       </w:r>
     </w:p>
     <w:p>
@@ -792,65 +600,149 @@
         <w:pStyle w:val="Heading3"/>
       </w:pPr>
       <w:r>
+        <w:t>My reasoning and evidence</w:t>
+      </w:r>
+    </w:p>
+    <w:p>
+      <w:r>
+        <w:t>________________________________________________________________</w:t>
+      </w:r>
+    </w:p>
+    <w:p>
+      <w:r>
+        <w:t>________________________________________________________________</w:t>
+      </w:r>
+    </w:p>
+    <w:p>
+      <w:r>
+        <w:t>________________________________________________________________</w:t>
+      </w:r>
+    </w:p>
+    <w:p>
+      <w:r>
+        <w:t>________________________________________________________________</w:t>
+      </w:r>
+    </w:p>
+    <w:p>
+      <w:r>
+        <w:t>________________________________________________________________</w:t>
+      </w:r>
+    </w:p>
+    <w:p>
+      <w:r>
+        <w:t>________________________________________________________________</w:t>
+      </w:r>
+    </w:p>
+    <w:p>
+      <w:pPr>
+        <w:pStyle w:val="Heading1"/>
+      </w:pPr>
+      <w:r>
+        <w:t>09. W5 · Explain the limitation</w:t>
+      </w:r>
+    </w:p>
+    <w:p>
+      <w:r>
+        <w:t>Keep this task’s inputs,rule and response together.</w:t>
+      </w:r>
+    </w:p>
+    <w:p>
+      <w:pPr>
+        <w:pStyle w:val="Heading2"/>
+      </w:pPr>
+      <w:r>
+        <w:t>Complete task and evidence</w:t>
+      </w:r>
+    </w:p>
+    <w:p>
+      <w:pPr>
+        <w:pStyle w:val="ListBullet"/>
+      </w:pPr>
+      <w:r>
+        <w:t>Task: class 1 iff the left-column sum is strictly greater than the right; ties are 0. Original [[1, 0], [0, 0]] has d=1 and class 1. Its row swap [[0, 0], [1, 0]] preserves the label; its column swap [[0, 1], [0, 0]] has d=-1 and class 0. Tie [[1, 0], [0, 1]] remains class 0 after column swapping, so always complementing a label is invalid. Transform functions assume valid 2×2 binary inputs and preserve originals. Week 23 E/F are row-swapped A/C arrays; training on those variants would duplicate validation pixels. Group by source before derivation; record parent, transformation, target and role. Separate P–T registry:training P/Q originals plus row swaps give 4 records from 2 groups; validation R original gives 1 record/group; final S/T originals give 2 records/groups. Total:7 retained, 3 derived evaluation rows excluded. The separate pictured A–D policy keeps two records per source and has only 1 final source. With one-example batches, 12 originals×3 records×5 epochs=180 updates, versus 12×5=60 for originals only. A baseline 15-epoch cycle matches 180 updates. Eight originals×3 records×4 epochs=96 updates, versus 8×4=32. No new training score is supplied.</w:t>
+      </w:r>
+    </w:p>
+    <w:p>
+      <w:pPr>
+        <w:pStyle w:val="ListBullet"/>
+      </w:pPr>
+      <w:r>
+        <w:t>Eight source images each have an original plus two variants. Compare four epochs of these 24 records with four epochs of the eight originals, using one-example batches. Give both update counts and one way to match budgets without using final outcomes.</w:t>
+      </w:r>
+    </w:p>
+    <w:p>
+      <w:pPr>
+        <w:pStyle w:val="Heading3"/>
+      </w:pPr>
+      <w:r>
+        <w:t>My reasoning and evidence</w:t>
+      </w:r>
+    </w:p>
+    <w:p>
+      <w:r>
+        <w:t>________________________________________________________________</w:t>
+      </w:r>
+    </w:p>
+    <w:p>
+      <w:r>
+        <w:t>________________________________________________________________</w:t>
+      </w:r>
+    </w:p>
+    <w:p>
+      <w:r>
+        <w:t>________________________________________________________________</w:t>
+      </w:r>
+    </w:p>
+    <w:p>
+      <w:r>
+        <w:t>________________________________________________________________</w:t>
+      </w:r>
+    </w:p>
+    <w:p>
+      <w:r>
+        <w:t>________________________________________________________________</w:t>
+      </w:r>
+    </w:p>
+    <w:p>
+      <w:r>
+        <w:t>________________________________________________________________</w:t>
+      </w:r>
+    </w:p>
+    <w:p>
+      <w:pPr>
+        <w:pStyle w:val="Heading1"/>
+      </w:pPr>
+      <w:r>
+        <w:t>04. Try alone · Selected transfer</w:t>
+      </w:r>
+    </w:p>
+    <w:p>
+      <w:r>
+        <w:t>Keep this task’s inputs,rule and response together.</w:t>
+      </w:r>
+    </w:p>
+    <w:p>
+      <w:pPr>
+        <w:pStyle w:val="Heading2"/>
+      </w:pPr>
+      <w:r>
+        <w:t>Complete task and evidence</w:t>
+      </w:r>
+    </w:p>
+    <w:p>
+      <w:pPr>
+        <w:pStyle w:val="Heading3"/>
+      </w:pPr>
+      <w:r>
         <w:t>Independent case: Design a grouped split independently</w:t>
       </w:r>
     </w:p>
     <w:p>
       <w:pPr>
-        <w:spacing w:line="336" w:lineRule="auto" w:after="180"/>
-      </w:pPr>
-      <w:r>
-        <w:rPr>
-          <w:b w:val="0"/>
-        </w:rPr>
-        <w:t xml:space="preserve">Six fictional </w:t>
-      </w:r>
-      <w:r>
-        <w:rPr>
-          <w:b/>
-        </w:rPr>
-        <w:t>source group</w:t>
-      </w:r>
-      <w:r>
-        <w:rPr>
-          <w:b w:val="0"/>
-        </w:rPr>
-        <w:t xml:space="preserve">s J, K, L, M, N and O each have one original and three derived records. Assign J, K and L to </w:t>
-      </w:r>
-      <w:r>
-        <w:rPr>
-          <w:b/>
-        </w:rPr>
-        <w:t>training</w:t>
-      </w:r>
-      <w:r>
-        <w:rPr>
-          <w:b w:val="0"/>
-        </w:rPr>
-        <w:t>, M to validation and N, O to final test.</w:t>
-      </w:r>
-    </w:p>
-    <w:p>
-      <w:pPr>
-        <w:spacing w:line="336" w:lineRule="auto" w:after="180"/>
-      </w:pPr>
-      <w:r>
-        <w:rPr>
-          <w:b w:val="0"/>
-        </w:rPr>
-        <w:t xml:space="preserve">Keep all four records per </w:t>
-      </w:r>
-      <w:r>
-        <w:rPr>
-          <w:b/>
-        </w:rPr>
-        <w:t>training</w:t>
-      </w:r>
-      <w:r>
-        <w:rPr>
-          <w:b w:val="0"/>
-        </w:rPr>
-        <w:t xml:space="preserve"> group but only originals for evaluation. Give source and retained-record counts per split, total retained records and excluded derived records.</w:t>
+        <w:pStyle w:val="ListBullet"/>
+      </w:pPr>
+      <w:r>
+        <w:t>Six fictional source groups J, K, L, M, N and O each have one original and three derived records. Assign J, K and L to training, M to validation and N, O to final test. Keep all four records per training group but only originals for evaluation. Give source and retained-record counts per split, total retained records and excluded derived records.</w:t>
       </w:r>
     </w:p>
     <w:p>
@@ -898,12 +790,9 @@
     </w:p>
     <w:p>
       <w:pPr>
-        <w:spacing w:line="336" w:lineRule="auto" w:after="180"/>
-      </w:pPr>
-      <w:r>
-        <w:rPr>
-          <w:b w:val="0"/>
-        </w:rPr>
+        <w:pStyle w:val="ListBullet"/>
+      </w:pPr>
+      <w:r>
         <w:t>Attempt this case before feedback. Record any help. Earlier examples below are further practice; a case already practised with feedback cannot establish fresh transfer.</w:t>
       </w:r>
     </w:p>
@@ -912,23 +801,28 @@
         <w:pStyle w:val="Heading1"/>
       </w:pPr>
       <w:r>
-        <w:t>05. W1 Check the label after a transformation</w:t>
-      </w:r>
-    </w:p>
-    <w:p>
-      <w:r>
-        <w:t>Check the label after a transformation. Apply the supplied Augmentation and leakage facts and keep your reasoning.</w:t>
-      </w:r>
-    </w:p>
-    <w:p>
-      <w:pPr>
-        <w:spacing w:line="336" w:lineRule="auto" w:after="180"/>
-      </w:pPr>
-      <w:r>
-        <w:rPr>
-          <w:b w:val="0"/>
-        </w:rPr>
-        <w:t>For rows [0, 1], [0, 1], compute d and class before and after swapping rows and after swapping columns.</w:t>
+        <w:t>10. Project · Keep the mathematical evidence</w:t>
+      </w:r>
+    </w:p>
+    <w:p>
+      <w:r>
+        <w:t>Keep this task’s inputs,rule and response together.</w:t>
+      </w:r>
+    </w:p>
+    <w:p>
+      <w:pPr>
+        <w:pStyle w:val="Heading2"/>
+      </w:pPr>
+      <w:r>
+        <w:t>Complete task and evidence</w:t>
+      </w:r>
+    </w:p>
+    <w:p>
+      <w:pPr>
+        <w:pStyle w:val="ListBullet"/>
+      </w:pPr>
+      <w:r>
+        <w:t>Add a labelled augmentation and leakage evidence sheet to Image-pattern Network Investigation. Show how you can check whether a transformation preserves the task label. Use the supplied fictional case and keep its inputs, intermediate steps, calculation or prediction, and limitation. Connect this record to last week’s record; a matching answer without a trace is insufficient.</w:t>
       </w:r>
     </w:p>
     <w:p>
@@ -936,7 +830,7 @@
         <w:pStyle w:val="Heading3"/>
       </w:pPr>
       <w:r>
-        <w:t>My reasoning and evidence</w:t>
+        <w:t>My project change, supporting evidence and remaining limit</w:t>
       </w:r>
     </w:p>
     <w:p>
@@ -974,479 +868,20 @@
         <w:pStyle w:val="Heading1"/>
       </w:pPr>
       <w:r>
-        <w:t>06. W2 Keep the equality boundary</w:t>
-      </w:r>
-    </w:p>
-    <w:p>
-      <w:r>
-        <w:t>Keep the equality boundary. Apply the supplied Augmentation and leakage facts and keep your reasoning.</w:t>
-      </w:r>
-    </w:p>
-    <w:p>
-      <w:pPr>
-        <w:spacing w:line="336" w:lineRule="auto" w:after="180"/>
-        <w:shd w:fill="F5F1FB"/>
-      </w:pPr>
-      <w:r>
-        <w:rPr>
-          <w:b w:val="0"/>
-        </w:rPr>
-        <w:t>For rows [1, 0], [0, 1], compute d and class before and after a column swap. Why is always replacing a label by 1 minus the label incorrect?</w:t>
-      </w:r>
-    </w:p>
-    <w:p>
-      <w:pPr>
-        <w:pStyle w:val="Heading3"/>
-      </w:pPr>
-      <w:r>
-        <w:t>My reasoning and evidence</w:t>
-      </w:r>
-    </w:p>
-    <w:p>
-      <w:r>
-        <w:t>________________________________________________________________</w:t>
-      </w:r>
-    </w:p>
-    <w:p>
-      <w:r>
-        <w:t>________________________________________________________________</w:t>
-      </w:r>
-    </w:p>
-    <w:p>
-      <w:r>
-        <w:t>________________________________________________________________</w:t>
-      </w:r>
-    </w:p>
-    <w:p>
-      <w:r>
-        <w:t>________________________________________________________________</w:t>
-      </w:r>
-    </w:p>
-    <w:p>
-      <w:r>
-        <w:t>________________________________________________________________</w:t>
-      </w:r>
-    </w:p>
-    <w:p>
-      <w:r>
-        <w:t>________________________________________________________________</w:t>
-      </w:r>
-    </w:p>
-    <w:p>
-      <w:pPr>
-        <w:pStyle w:val="Heading1"/>
-      </w:pPr>
-      <w:r>
-        <w:t>07. W3 Audit related records</w:t>
-      </w:r>
-    </w:p>
-    <w:p>
-      <w:r>
-        <w:t>Audit related records. Apply the supplied Augmentation and leakage facts and keep your reasoning.</w:t>
-      </w:r>
-    </w:p>
-    <w:p>
-      <w:pPr>
-        <w:spacing w:line="336" w:lineRule="auto" w:after="180"/>
-      </w:pPr>
-      <w:r>
-        <w:rPr>
-          <w:b/>
-        </w:rPr>
-        <w:t>Training</w:t>
-      </w:r>
-      <w:r>
-        <w:rPr>
-          <w:b w:val="0"/>
-        </w:rPr>
-        <w:t xml:space="preserve"> contains P original and Q original. Validation contains P crop and R original. Final test contains S original. P crop is derived from P original.</w:t>
-      </w:r>
-    </w:p>
-    <w:p>
-      <w:pPr>
-        <w:spacing w:line="336" w:lineRule="auto" w:after="180"/>
-      </w:pPr>
-      <w:r>
-        <w:rPr>
-          <w:b w:val="0"/>
-        </w:rPr>
-        <w:t>Identify the overlap and explain what must be rerun if this validation set already selected a model.</w:t>
-      </w:r>
-    </w:p>
-    <w:p>
-      <w:pPr>
-        <w:pStyle w:val="Heading3"/>
-      </w:pPr>
-      <w:r>
-        <w:t>My reasoning and evidence</w:t>
-      </w:r>
-    </w:p>
-    <w:p>
-      <w:r>
-        <w:t>________________________________________________________________</w:t>
-      </w:r>
-    </w:p>
-    <w:p>
-      <w:r>
-        <w:t>________________________________________________________________</w:t>
-      </w:r>
-    </w:p>
-    <w:p>
-      <w:r>
-        <w:t>________________________________________________________________</w:t>
-      </w:r>
-    </w:p>
-    <w:p>
-      <w:r>
-        <w:t>________________________________________________________________</w:t>
-      </w:r>
-    </w:p>
-    <w:p>
-      <w:r>
-        <w:t>________________________________________________________________</w:t>
-      </w:r>
-    </w:p>
-    <w:p>
-      <w:r>
-        <w:t>________________________________________________________________</w:t>
-      </w:r>
-    </w:p>
-    <w:p>
-      <w:pPr>
-        <w:pStyle w:val="Heading1"/>
-      </w:pPr>
-      <w:r>
-        <w:t>08. W4 Design a grouped split independently</w:t>
-      </w:r>
-    </w:p>
-    <w:p>
-      <w:r>
-        <w:t>Attempt before feedback. If this repeats the selected independent case, reuse that first attempt; otherwise keep a separate record. Design a grouped split independently. Apply the supplied Augmentation and leakage facts and keep your reasoning.</w:t>
-      </w:r>
-    </w:p>
-    <w:p>
-      <w:pPr>
-        <w:spacing w:line="336" w:lineRule="auto" w:after="180"/>
-      </w:pPr>
-      <w:r>
-        <w:rPr>
-          <w:b w:val="0"/>
-        </w:rPr>
-        <w:t xml:space="preserve">Six fictional </w:t>
-      </w:r>
-      <w:r>
-        <w:rPr>
-          <w:b/>
-        </w:rPr>
-        <w:t>source group</w:t>
-      </w:r>
-      <w:r>
-        <w:rPr>
-          <w:b w:val="0"/>
-        </w:rPr>
-        <w:t xml:space="preserve">s J, K, L, M, N and O each have one original and three derived records. Assign J, K and L to </w:t>
-      </w:r>
-      <w:r>
-        <w:rPr>
-          <w:b/>
-        </w:rPr>
-        <w:t>training</w:t>
-      </w:r>
-      <w:r>
-        <w:rPr>
-          <w:b w:val="0"/>
-        </w:rPr>
-        <w:t>, M to validation and N, O to final test.</w:t>
-      </w:r>
-    </w:p>
-    <w:p>
-      <w:pPr>
-        <w:spacing w:line="336" w:lineRule="auto" w:after="180"/>
-      </w:pPr>
-      <w:r>
-        <w:rPr>
-          <w:b w:val="0"/>
-        </w:rPr>
-        <w:t xml:space="preserve">Keep all four records per </w:t>
-      </w:r>
-      <w:r>
-        <w:rPr>
-          <w:b/>
-        </w:rPr>
-        <w:t>training</w:t>
-      </w:r>
-      <w:r>
-        <w:rPr>
-          <w:b w:val="0"/>
-        </w:rPr>
-        <w:t xml:space="preserve"> group but only originals for evaluation. Give source and retained-record counts per split, total retained records and excluded derived records.</w:t>
-      </w:r>
-    </w:p>
-    <w:p>
-      <w:pPr>
-        <w:pStyle w:val="Heading3"/>
-      </w:pPr>
-      <w:r>
-        <w:t>My reasoning and evidence</w:t>
-      </w:r>
-    </w:p>
-    <w:p>
-      <w:r>
-        <w:t>________________________________________________________________</w:t>
-      </w:r>
-    </w:p>
-    <w:p>
-      <w:r>
-        <w:t>________________________________________________________________</w:t>
-      </w:r>
-    </w:p>
-    <w:p>
-      <w:r>
-        <w:t>________________________________________________________________</w:t>
-      </w:r>
-    </w:p>
-    <w:p>
-      <w:r>
-        <w:t>________________________________________________________________</w:t>
-      </w:r>
-    </w:p>
-    <w:p>
-      <w:r>
-        <w:t>________________________________________________________________</w:t>
-      </w:r>
-    </w:p>
-    <w:p>
-      <w:r>
-        <w:t>________________________________________________________________</w:t>
-      </w:r>
-    </w:p>
-    <w:p>
-      <w:r>
-        <w:t>________________________________________________________________</w:t>
-      </w:r>
-    </w:p>
-    <w:p>
-      <w:r>
-        <w:t>________________________________________________________________</w:t>
-      </w:r>
-    </w:p>
-    <w:p>
-      <w:pPr>
-        <w:pStyle w:val="Heading1"/>
-      </w:pPr>
-      <w:r>
-        <w:t>09. W5 Match a training budget</w:t>
-      </w:r>
-    </w:p>
-    <w:p>
-      <w:r>
-        <w:t>Match a training budget. Apply the supplied Augmentation and leakage facts and keep your reasoning.</w:t>
-      </w:r>
-    </w:p>
-    <w:p>
-      <w:pPr>
-        <w:spacing w:line="336" w:lineRule="auto" w:after="180"/>
-      </w:pPr>
-      <w:r>
-        <w:rPr>
-          <w:b w:val="0"/>
-        </w:rPr>
-        <w:t>Eight source images each have an original plus two variants. Compare four epochs of these 24 records with four epochs of the eight originals, using one-example batches.</w:t>
-      </w:r>
-    </w:p>
-    <w:p>
-      <w:pPr>
-        <w:spacing w:line="336" w:lineRule="auto" w:after="180"/>
-      </w:pPr>
-      <w:r>
-        <w:rPr>
-          <w:b w:val="0"/>
-        </w:rPr>
-        <w:t>Give both update counts and one way to match budgets without using final outcomes.</w:t>
-      </w:r>
-    </w:p>
-    <w:p>
-      <w:pPr>
-        <w:pStyle w:val="Heading3"/>
-      </w:pPr>
-      <w:r>
-        <w:t>My reasoning and evidence</w:t>
-      </w:r>
-    </w:p>
-    <w:p>
-      <w:r>
-        <w:t>________________________________________________________________</w:t>
-      </w:r>
-    </w:p>
-    <w:p>
-      <w:r>
-        <w:t>________________________________________________________________</w:t>
-      </w:r>
-    </w:p>
-    <w:p>
-      <w:r>
-        <w:t>________________________________________________________________</w:t>
-      </w:r>
-    </w:p>
-    <w:p>
-      <w:r>
-        <w:t>________________________________________________________________</w:t>
-      </w:r>
-    </w:p>
-    <w:p>
-      <w:r>
-        <w:t>________________________________________________________________</w:t>
-      </w:r>
-    </w:p>
-    <w:p>
-      <w:r>
-        <w:t>________________________________________________________________</w:t>
-      </w:r>
-    </w:p>
-    <w:p>
-      <w:pPr>
-        <w:pStyle w:val="Heading1"/>
-      </w:pPr>
-      <w:r>
-        <w:t>10. Project checkpoint and reflection</w:t>
-      </w:r>
-    </w:p>
-    <w:p>
-      <w:r>
-        <w:t>Connect Augmentation and leakage to Image-pattern Network Investigation, identify a limit and choose the next useful test.</w:t>
-      </w:r>
-    </w:p>
-    <w:p>
-      <w:pPr>
-        <w:spacing w:line="336" w:lineRule="auto" w:after="180"/>
-      </w:pPr>
-      <w:r>
-        <w:rPr>
-          <w:b w:val="0"/>
-        </w:rPr>
-        <w:t xml:space="preserve">Add a labelled </w:t>
-      </w:r>
-      <w:r>
-        <w:rPr>
-          <w:b/>
-        </w:rPr>
-        <w:t>augmentation</w:t>
-      </w:r>
-      <w:r>
-        <w:rPr>
-          <w:b w:val="0"/>
-        </w:rPr>
-        <w:t xml:space="preserve"> and </w:t>
-      </w:r>
-      <w:r>
-        <w:rPr>
-          <w:b/>
-        </w:rPr>
-        <w:t>leakage</w:t>
-      </w:r>
-      <w:r>
-        <w:rPr>
-          <w:b w:val="0"/>
-        </w:rPr>
-        <w:t xml:space="preserve"> </w:t>
-      </w:r>
-      <w:r>
-        <w:rPr>
-          <w:b/>
-        </w:rPr>
-        <w:t>evidence</w:t>
-      </w:r>
-      <w:r>
-        <w:rPr>
-          <w:b w:val="0"/>
-        </w:rPr>
-        <w:t xml:space="preserve"> sheet to Image-pattern Network Investigation. Show how you can check whether a transformation preserves the task label.</w:t>
-      </w:r>
-    </w:p>
-    <w:p>
-      <w:pPr>
-        <w:spacing w:line="336" w:lineRule="auto" w:after="180"/>
-      </w:pPr>
-      <w:r>
-        <w:rPr>
-          <w:b w:val="0"/>
-        </w:rPr>
-        <w:t xml:space="preserve">Use the supplied fictional case and keep its </w:t>
-      </w:r>
-      <w:r>
-        <w:rPr>
-          <w:b/>
-        </w:rPr>
-        <w:t>input</w:t>
-      </w:r>
-      <w:r>
-        <w:rPr>
-          <w:b w:val="0"/>
-        </w:rPr>
-        <w:t xml:space="preserve">s, intermediate steps, calculation or </w:t>
-      </w:r>
-      <w:r>
-        <w:rPr>
-          <w:b/>
-        </w:rPr>
-        <w:t>prediction</w:t>
-      </w:r>
-      <w:r>
-        <w:rPr>
-          <w:b w:val="0"/>
-        </w:rPr>
-        <w:t>, and limitation. Connect this record to last week’s record; a matching answer without a trace is insufficient.</w:t>
-      </w:r>
-    </w:p>
-    <w:p>
-      <w:pPr>
-        <w:pStyle w:val="Heading3"/>
-      </w:pPr>
-      <w:r>
-        <w:t>My project change, supporting evidence and remaining limit</w:t>
-      </w:r>
-    </w:p>
-    <w:p>
-      <w:r>
-        <w:t>________________________________________________________________</w:t>
-      </w:r>
-    </w:p>
-    <w:p>
-      <w:r>
-        <w:t>________________________________________________________________</w:t>
-      </w:r>
-    </w:p>
-    <w:p>
-      <w:r>
-        <w:t>________________________________________________________________</w:t>
-      </w:r>
-    </w:p>
-    <w:p>
-      <w:r>
-        <w:t>________________________________________________________________</w:t>
-      </w:r>
-    </w:p>
-    <w:p>
-      <w:r>
-        <w:t>________________________________________________________________</w:t>
-      </w:r>
-    </w:p>
-    <w:p>
-      <w:r>
-        <w:t>________________________________________________________________</w:t>
-      </w:r>
-    </w:p>
-    <w:p>
-      <w:pPr>
-        <w:pStyle w:val="Heading1"/>
-      </w:pPr>
-      <w:r>
-        <w:t>11. Feedback, return check and learning record</w:t>
-      </w:r>
-    </w:p>
-    <w:p>
-      <w:r>
-        <w:t>Record the first repaired step and a different case to revisit after a delay.</w:t>
+        <w:t>11. Feedback · Repair and return</w:t>
+      </w:r>
+    </w:p>
+    <w:p>
+      <w:r>
+        <w:t>Keep this task’s inputs,rule and response together.</w:t>
+      </w:r>
+    </w:p>
+    <w:p>
+      <w:pPr>
+        <w:pStyle w:val="Heading2"/>
+      </w:pPr>
+      <w:r>
+        <w:t>Complete task and evidence</w:t>
       </w:r>
     </w:p>
     <w:tbl>
@@ -1587,12 +1022,9 @@
     </w:tbl>
     <w:p>
       <w:pPr>
-        <w:spacing w:line="336" w:lineRule="auto" w:after="180"/>
-      </w:pPr>
-      <w:r>
-        <w:rPr>
-          <w:b w:val="0"/>
-        </w:rPr>
+        <w:pStyle w:val="ListBullet"/>
+      </w:pPr>
+      <w:r>
         <w:t>Revisit this idea with your teacher after a delay. Familiarity is different from explaining and using it on a changed case.</w:t>
       </w:r>
     </w:p>
@@ -1601,69 +1033,330 @@
         <w:pStyle w:val="Heading1"/>
       </w:pPr>
       <w:r>
-        <w:t>12. Pictorial case practice: Augmentation and leakage</w:t>
-      </w:r>
-    </w:p>
-    <w:p>
-      <w:r>
-        <w:t>Keep every augmented image with its original source group. Explain the labelled step before checking the changed condition.</w:t>
-      </w:r>
-    </w:p>
-    <w:p>
-      <w:pPr>
-        <w:spacing w:line="336" w:lineRule="auto" w:after="180"/>
-      </w:pPr>
-      <w:r>
-        <w:rPr>
-          <w:b w:val="0"/>
-        </w:rPr>
-        <w:t xml:space="preserve">Keep every augmented image with its original </w:t>
-      </w:r>
-      <w:r>
-        <w:rPr>
-          <w:b/>
-        </w:rPr>
-        <w:t>source group</w:t>
-      </w:r>
-      <w:r>
-        <w:rPr>
-          <w:b w:val="0"/>
-        </w:rPr>
-        <w:t>.</w:t>
-      </w:r>
-    </w:p>
-    <w:p>
-      <w:pPr>
-        <w:spacing w:line="336" w:lineRule="auto" w:after="180"/>
-      </w:pPr>
-      <w:r>
-        <w:rPr>
-          <w:b w:val="0"/>
-        </w:rPr>
+        <w:t>Reference bank and extra practice</w:t>
+      </w:r>
+    </w:p>
+    <w:p>
+      <w:pPr>
+        <w:pStyle w:val="Heading1"/>
+      </w:pPr>
+      <w:r>
+        <w:t>02. Reference · Supported W2 record</w:t>
+      </w:r>
+    </w:p>
+    <w:p>
+      <w:r>
+        <w:t>Keep this task’s inputs,rule and response together.</w:t>
+      </w:r>
+    </w:p>
+    <w:p>
+      <w:pPr>
+        <w:pStyle w:val="Heading2"/>
+      </w:pPr>
+      <w:r>
+        <w:t>Complete task and evidence</w:t>
+      </w:r>
+    </w:p>
+    <w:p>
+      <w:pPr>
+        <w:pStyle w:val="ListBullet"/>
+      </w:pPr>
+      <w:r>
+        <w:t>Use W2: Keep the equality boundary for Augmentation and leakage. Record the answer once; the lesson and workbook refer to the same attempt.</w:t>
+      </w:r>
+    </w:p>
+    <w:tbl>
+      <w:tblPr>
+        <w:tblStyle w:val="LightShading-Accent1"/>
+        <w:tblW w:type="auto" w:w="0"/>
+        <w:tblLook w:firstColumn="1" w:firstRow="1" w:lastColumn="0" w:lastRow="0" w:noHBand="0" w:noVBand="1" w:val="04A0"/>
+      </w:tblPr>
+      <w:tblGrid>
+        <w:gridCol w:w="2556"/>
+        <w:gridCol w:w="2556"/>
+        <w:gridCol w:w="2556"/>
+        <w:gridCol w:w="2556"/>
+      </w:tblGrid>
+      <w:tr>
+        <w:trPr>
+          <w:tblHeader/>
+        </w:trPr>
+        <w:tc>
+          <w:tcPr>
+            <w:tcW w:type="dxa" w:w="2556"/>
+          </w:tcPr>
+          <w:p>
+            <w:r>
+              <w:t>Given inputs</w:t>
+            </w:r>
+          </w:p>
+        </w:tc>
+        <w:tc>
+          <w:tcPr>
+            <w:tcW w:type="dxa" w:w="2556"/>
+          </w:tcPr>
+          <w:p>
+            <w:r>
+              <w:t>Procedure I chose</w:t>
+            </w:r>
+          </w:p>
+        </w:tc>
+        <w:tc>
+          <w:tcPr>
+            <w:tcW w:type="dxa" w:w="2556"/>
+          </w:tcPr>
+          <w:p>
+            <w:r>
+              <w:t>Middle steps</w:t>
+            </w:r>
+          </w:p>
+        </w:tc>
+        <w:tc>
+          <w:tcPr>
+            <w:tcW w:type="dxa" w:w="2556"/>
+          </w:tcPr>
+          <w:p>
+            <w:r>
+              <w:t>Result and check</w:t>
+            </w:r>
+          </w:p>
+        </w:tc>
+      </w:tr>
+      <w:tr>
+        <w:tc>
+          <w:tcPr>
+            <w:tcW w:type="dxa" w:w="2556"/>
+          </w:tcPr>
+          <w:p>
+            <w:r/>
+          </w:p>
+        </w:tc>
+        <w:tc>
+          <w:tcPr>
+            <w:tcW w:type="dxa" w:w="2556"/>
+          </w:tcPr>
+          <w:p>
+            <w:r/>
+          </w:p>
+        </w:tc>
+        <w:tc>
+          <w:tcPr>
+            <w:tcW w:type="dxa" w:w="2556"/>
+          </w:tcPr>
+          <w:p>
+            <w:r/>
+          </w:p>
+        </w:tc>
+        <w:tc>
+          <w:tcPr>
+            <w:tcW w:type="dxa" w:w="2556"/>
+          </w:tcPr>
+          <w:p>
+            <w:r/>
+          </w:p>
+        </w:tc>
+      </w:tr>
+    </w:tbl>
+    <w:p>
+      <w:pPr>
+        <w:pStyle w:val="Heading3"/>
+      </w:pPr>
+      <w:r>
+        <w:t>The step I completed without help, and the hint I needed</w:t>
+      </w:r>
+    </w:p>
+    <w:p>
+      <w:r>
+        <w:t>________________________________________________________________</w:t>
+      </w:r>
+    </w:p>
+    <w:p>
+      <w:r>
+        <w:t>________________________________________________________________</w:t>
+      </w:r>
+    </w:p>
+    <w:p>
+      <w:r>
+        <w:t>________________________________________________________________</w:t>
+      </w:r>
+    </w:p>
+    <w:p>
+      <w:pPr>
+        <w:pStyle w:val="Heading1"/>
+      </w:pPr>
+      <w:r>
+        <w:t>03. Extra practice · Individual reasoning check</w:t>
+      </w:r>
+    </w:p>
+    <w:p>
+      <w:r>
+        <w:t>Keep this task’s inputs,rule and response together.</w:t>
+      </w:r>
+    </w:p>
+    <w:p>
+      <w:pPr>
+        <w:pStyle w:val="Heading2"/>
+      </w:pPr>
+      <w:r>
+        <w:t>Complete task and evidence</w:t>
+      </w:r>
+    </w:p>
+    <w:p>
+      <w:pPr>
+        <w:pStyle w:val="ListBullet"/>
+      </w:pPr>
+      <w:r>
+        <w:t>Use the worked case for Augmentation and leakage. Proposed explanation: “Every image flip preserves the label”. Decide whether this explanation is supported. Point to the step or supplied fact that decides; explain your repair if needed.</w:t>
+      </w:r>
+    </w:p>
+    <w:p>
+      <w:pPr>
+        <w:pStyle w:val="Heading3"/>
+      </w:pPr>
+      <w:r>
+        <w:t>My explanation before partner discussion</w:t>
+      </w:r>
+    </w:p>
+    <w:p>
+      <w:r>
+        <w:t>________________________________________________________________</w:t>
+      </w:r>
+    </w:p>
+    <w:p>
+      <w:r>
+        <w:t>________________________________________________________________</w:t>
+      </w:r>
+    </w:p>
+    <w:p>
+      <w:r>
+        <w:t>________________________________________________________________</w:t>
+      </w:r>
+    </w:p>
+    <w:p>
+      <w:r>
+        <w:t>________________________________________________________________</w:t>
+      </w:r>
+    </w:p>
+    <w:p>
+      <w:pPr>
+        <w:pStyle w:val="Heading1"/>
+      </w:pPr>
+      <w:r>
+        <w:t>08. Reference · Earlier W4 response copy</w:t>
+      </w:r>
+    </w:p>
+    <w:p>
+      <w:r>
+        <w:t>Keep this task’s inputs,rule and response together.</w:t>
+      </w:r>
+    </w:p>
+    <w:p>
+      <w:pPr>
+        <w:pStyle w:val="Heading2"/>
+      </w:pPr>
+      <w:r>
+        <w:t>Complete task and evidence</w:t>
+      </w:r>
+    </w:p>
+    <w:p>
+      <w:pPr>
+        <w:pStyle w:val="ListBullet"/>
+      </w:pPr>
+      <w:r>
+        <w:t>Six fictional source groups J, K, L, M, N and O each have one original and three derived records. Assign J, K and L to training, M to validation and N, O to final test. Keep all four records per training group but only originals for evaluation. Give source and retained-record counts per split, total retained records and excluded derived records.</w:t>
+      </w:r>
+    </w:p>
+    <w:p>
+      <w:pPr>
+        <w:pStyle w:val="Heading3"/>
+      </w:pPr>
+      <w:r>
+        <w:t>My reasoning and evidence</w:t>
+      </w:r>
+    </w:p>
+    <w:p>
+      <w:r>
+        <w:t>________________________________________________________________</w:t>
+      </w:r>
+    </w:p>
+    <w:p>
+      <w:r>
+        <w:t>________________________________________________________________</w:t>
+      </w:r>
+    </w:p>
+    <w:p>
+      <w:r>
+        <w:t>________________________________________________________________</w:t>
+      </w:r>
+    </w:p>
+    <w:p>
+      <w:r>
+        <w:t>________________________________________________________________</w:t>
+      </w:r>
+    </w:p>
+    <w:p>
+      <w:r>
+        <w:t>________________________________________________________________</w:t>
+      </w:r>
+    </w:p>
+    <w:p>
+      <w:r>
+        <w:t>________________________________________________________________</w:t>
+      </w:r>
+    </w:p>
+    <w:p>
+      <w:r>
+        <w:t>________________________________________________________________</w:t>
+      </w:r>
+    </w:p>
+    <w:p>
+      <w:r>
+        <w:t>________________________________________________________________</w:t>
+      </w:r>
+    </w:p>
+    <w:p>
+      <w:pPr>
+        <w:pStyle w:val="Heading1"/>
+      </w:pPr>
+      <w:r>
+        <w:t>12. Extra practice · Pictured case</w:t>
+      </w:r>
+    </w:p>
+    <w:p>
+      <w:r>
+        <w:t>Keep this task’s inputs,rule and response together.</w:t>
+      </w:r>
+    </w:p>
+    <w:p>
+      <w:pPr>
+        <w:pStyle w:val="Heading2"/>
+      </w:pPr>
+      <w:r>
+        <w:t>Complete task and evidence</w:t>
+      </w:r>
+    </w:p>
+    <w:p>
+      <w:pPr>
+        <w:pStyle w:val="ListBullet"/>
+      </w:pPr>
+      <w:r>
+        <w:t>Keep every augmented image with its original source group.</w:t>
+      </w:r>
+    </w:p>
+    <w:p>
+      <w:pPr>
+        <w:pStyle w:val="ListBullet"/>
+      </w:pPr>
+      <w:r>
         <w:t>Fictional sources A, B, C, D each have original+horizontal-flip copies. A/B train, C validation, D final test.</w:t>
       </w:r>
     </w:p>
     <w:p>
       <w:pPr>
-        <w:spacing w:line="336" w:lineRule="auto" w:after="180"/>
-      </w:pPr>
-      <w:r>
-        <w:rPr>
-          <w:b w:val="0"/>
-        </w:rPr>
-        <w:t xml:space="preserve">All </w:t>
-      </w:r>
-      <w:r>
-        <w:rPr>
-          <w:b/>
-        </w:rPr>
-        <w:t>input</w:t>
-      </w:r>
-      <w:r>
-        <w:rPr>
-          <w:b w:val="0"/>
-        </w:rPr>
-        <w:t>s and outcomes in this worked example are invented classroom data; no real model run is claimed.</w:t>
+        <w:pStyle w:val="ListBullet"/>
+      </w:pPr>
+      <w:r>
+        <w:t>All inputs and outcomes in this worked example are invented classroom data; no real model run is claimed.</w:t>
       </w:r>
     </w:p>
     <w:p>
@@ -1704,37 +1397,10 @@
     </w:p>
     <w:p>
       <w:pPr>
-        <w:spacing w:line="336" w:lineRule="auto" w:after="180"/>
-      </w:pPr>
-      <w:r>
-        <w:rPr>
-          <w:b w:val="0"/>
-        </w:rPr>
-        <w:t xml:space="preserve">How many independent </w:t>
-      </w:r>
-      <w:r>
-        <w:rPr>
-          <w:b/>
-        </w:rPr>
-        <w:t>source group</w:t>
-      </w:r>
-      <w:r>
-        <w:rPr>
-          <w:b w:val="0"/>
-        </w:rPr>
-        <w:t xml:space="preserve">s are in the final test? Point to the relevant step in the picture, then write the changed result and the rule or </w:t>
-      </w:r>
-      <w:r>
-        <w:rPr>
-          <w:b/>
-        </w:rPr>
-        <w:t>evidence</w:t>
-      </w:r>
-      <w:r>
-        <w:rPr>
-          <w:b w:val="0"/>
-        </w:rPr>
-        <w:t xml:space="preserve"> that supports it.</w:t>
+        <w:pStyle w:val="ListBullet"/>
+      </w:pPr>
+      <w:r>
+        <w:t>How many independent source groups are in the final test? Point to the relevant step in the picture, then write the changed result and the rule or evidence that supports it.</w:t>
       </w:r>
     </w:p>
     <w:p>
@@ -1777,68 +1443,18 @@
     </w:p>
     <w:p>
       <w:pPr>
-        <w:pStyle w:val="Heading3"/>
-      </w:pPr>
-      <w:r>
-        <w:t>Record the help used</w:t>
-      </w:r>
-    </w:p>
-    <w:p>
-      <w:pPr>
-        <w:spacing w:line="336" w:lineRule="auto" w:after="180"/>
-        <w:shd w:fill="F1F6F8"/>
-      </w:pPr>
-      <w:r>
-        <w:rPr>
-          <w:b w:val="0"/>
-        </w:rPr>
-        <w:t xml:space="preserve">Support used: alone / hint / worked example. This record is practice </w:t>
-      </w:r>
-      <w:r>
-        <w:rPr>
-          <w:b/>
-        </w:rPr>
-        <w:t>evidence</w:t>
-      </w:r>
-      <w:r>
-        <w:rPr>
-          <w:b w:val="0"/>
-        </w:rPr>
-        <w:t>.</w:t>
-      </w:r>
-    </w:p>
-    <w:p>
-      <w:pPr>
-        <w:spacing w:line="336" w:lineRule="auto" w:after="180"/>
-      </w:pPr>
-      <w:r>
-        <w:rPr>
-          <w:b w:val="0"/>
-        </w:rPr>
-        <w:t xml:space="preserve">Project connection: For your Image-pattern Network Investigation, save the </w:t>
-      </w:r>
-      <w:r>
-        <w:rPr>
-          <w:b/>
-        </w:rPr>
-        <w:t>input</w:t>
-      </w:r>
-      <w:r>
-        <w:rPr>
-          <w:b w:val="0"/>
-        </w:rPr>
-        <w:t>, procedure, observed result and limitation of this check.</w:t>
-      </w:r>
-    </w:p>
-    <w:p>
-      <w:pPr>
-        <w:spacing w:line="336" w:lineRule="auto" w:after="180"/>
-      </w:pPr>
-      <w:r>
-        <w:rPr>
-          <w:b w:val="0"/>
-        </w:rPr>
-        <w:t>Label this worked example as practice; use a different, previously unreviewed case when checking independent understanding.</w:t>
+        <w:pStyle w:val="ListBullet"/>
+      </w:pPr>
+      <w:r>
+        <w:t>Support used: alone / hint / worked example. This record is practice evidence.</w:t>
+      </w:r>
+    </w:p>
+    <w:p>
+      <w:pPr>
+        <w:pStyle w:val="ListBullet"/>
+      </w:pPr>
+      <w:r>
+        <w:t>Project connection: For your Image-pattern Network Investigation, save the input, procedure, observed result and limitation of this check. Label this worked example as practice; use a different, previously unreviewed case when checking independent understanding.</w:t>
       </w:r>
     </w:p>
     <w:p>
@@ -1846,68 +1462,44 @@
         <w:pStyle w:val="Heading1"/>
       </w:pPr>
       <w:r>
-        <w:t>13. Project portfolio milestone</w:t>
-      </w:r>
-    </w:p>
-    <w:p>
-      <w:r>
-        <w:t>Keep this week’s input, deciding step, result and limit together in the Image-pattern Network Investigation record.</w:t>
-      </w:r>
-    </w:p>
-    <w:p>
-      <w:pPr>
-        <w:spacing w:line="336" w:lineRule="auto" w:after="180"/>
-      </w:pPr>
-      <w:r>
-        <w:rPr>
-          <w:b w:val="0"/>
-        </w:rPr>
+        <w:t>13. Reference · Project milestone</w:t>
+      </w:r>
+    </w:p>
+    <w:p>
+      <w:r>
+        <w:t>Keep this task’s inputs,rule and response together.</w:t>
+      </w:r>
+    </w:p>
+    <w:p>
+      <w:pPr>
+        <w:pStyle w:val="Heading2"/>
+      </w:pPr>
+      <w:r>
+        <w:t>Complete task and evidence</w:t>
+      </w:r>
+    </w:p>
+    <w:p>
+      <w:pPr>
+        <w:pStyle w:val="ListBullet"/>
+      </w:pPr>
+      <w:r>
         <w:t>Project: Image-pattern Network Investigation</w:t>
       </w:r>
     </w:p>
     <w:p>
       <w:pPr>
-        <w:spacing w:line="336" w:lineRule="auto" w:after="180"/>
-      </w:pPr>
-      <w:r>
-        <w:rPr>
-          <w:b w:val="0"/>
-        </w:rPr>
+        <w:pStyle w:val="ListBullet"/>
+      </w:pPr>
+      <w:r>
         <w:t>Current milestone: Evaluate and revise. Compare with your starting method, explain errors and record a justified revision.</w:t>
       </w:r>
     </w:p>
     <w:p>
       <w:pPr>
-        <w:spacing w:line="336" w:lineRule="auto" w:after="180"/>
-      </w:pPr>
-      <w:r>
-        <w:rPr>
-          <w:b w:val="0"/>
-        </w:rPr>
-        <w:t xml:space="preserve">For your Image-pattern Network Investigation, save the </w:t>
-      </w:r>
-      <w:r>
-        <w:rPr>
-          <w:b/>
-        </w:rPr>
-        <w:t>input</w:t>
-      </w:r>
-      <w:r>
-        <w:rPr>
-          <w:b w:val="0"/>
-        </w:rPr>
-        <w:t>, procedure, observed result and limitation of this check.</w:t>
-      </w:r>
-    </w:p>
-    <w:p>
-      <w:pPr>
-        <w:spacing w:line="336" w:lineRule="auto" w:after="180"/>
-      </w:pPr>
-      <w:r>
-        <w:rPr>
-          <w:b w:val="0"/>
-        </w:rPr>
-        <w:t>Label this worked example as practice; use a different, previously unreviewed case when checking independent understanding.</w:t>
+        <w:pStyle w:val="ListBullet"/>
+      </w:pPr>
+      <w:r>
+        <w:t>For your Image-pattern Network Investigation, save the input, procedure, observed result and limitation of this check. Label this worked example as practice; use a different, previously unreviewed case when checking independent understanding.</w:t>
       </w:r>
     </w:p>
     <w:tbl>
@@ -2064,12 +1656,549 @@
         <w:pStyle w:val="Heading1"/>
       </w:pPr>
       <w:r>
-        <w:t>14. Supported practice and learning evidence</w:t>
-      </w:r>
-    </w:p>
-    <w:p>
-      <w:r>
-        <w:t>Try the supported questions before comparing with hints and feedback. Record what you repaired and the evidence you retained.</w:t>
+        <w:t>14. Extra practice · Predict,check and repair</w:t>
+      </w:r>
+    </w:p>
+    <w:p>
+      <w:r>
+        <w:t>Keep supported feedback separate from the independent case.</w:t>
+      </w:r>
+    </w:p>
+    <w:p>
+      <w:pPr>
+        <w:pStyle w:val="Heading2"/>
+      </w:pPr>
+      <w:r>
+        <w:t>First supported question and optional hint</w:t>
+      </w:r>
+    </w:p>
+    <w:p>
+      <w:pPr>
+        <w:pStyle w:val="ListBullet"/>
+      </w:pPr>
+      <w:r>
+        <w:t>Keep every augmented image with its original source group.</w:t>
+      </w:r>
+    </w:p>
+    <w:p>
+      <w:pPr>
+        <w:pStyle w:val="Heading3"/>
+      </w:pPr>
+      <w:r>
+        <w:t>Practice 1: explain the deciding evidence</w:t>
+      </w:r>
+    </w:p>
+    <w:p>
+      <w:pPr>
+        <w:pStyle w:val="ListBullet"/>
+      </w:pPr>
+      <w:r>
+        <w:t>Which labelled step matches this detail? Use a flip only if it preserves the declared target; left-arrow/right-arrow labels would not be unchanged.</w:t>
+      </w:r>
+    </w:p>
+    <w:p>
+      <w:pPr>
+        <w:pStyle w:val="ListBullet"/>
+      </w:pPr>
+      <w:r>
+        <w:t>1. Assign by source</w:t>
+      </w:r>
+    </w:p>
+    <w:p>
+      <w:pPr>
+        <w:pStyle w:val="ListBullet"/>
+      </w:pPr>
+      <w:r>
+        <w:t>2. Track provenance</w:t>
+      </w:r>
+    </w:p>
+    <w:p>
+      <w:pPr>
+        <w:pStyle w:val="ListBullet"/>
+      </w:pPr>
+      <w:r>
+        <w:t>3. Check label meaning</w:t>
+      </w:r>
+    </w:p>
+    <w:p>
+      <w:pPr>
+        <w:pStyle w:val="Heading3"/>
+      </w:pPr>
+      <w:r>
+        <w:t>My selected conclusion, deciding fact and explanation</w:t>
+      </w:r>
+    </w:p>
+    <w:p>
+      <w:r>
+        <w:t>________________________________________________________________</w:t>
+      </w:r>
+    </w:p>
+    <w:p>
+      <w:r>
+        <w:t>________________________________________________________________</w:t>
+      </w:r>
+    </w:p>
+    <w:p>
+      <w:r>
+        <w:t>________________________________________________________________</w:t>
+      </w:r>
+    </w:p>
+    <w:p>
+      <w:r>
+        <w:t>________________________________________________________________</w:t>
+      </w:r>
+    </w:p>
+    <w:p>
+      <w:r>
+        <w:t>________________________________________________________________</w:t>
+      </w:r>
+    </w:p>
+    <w:p>
+      <w:pPr>
+        <w:pStyle w:val="ListBullet"/>
+      </w:pPr>
+      <w:r>
+        <w:t>Hint if needed: Read the steps in the pictorial case. Match the supplied detail to the stage that performs or records it.</w:t>
+      </w:r>
+    </w:p>
+    <w:p>
+      <w:pPr>
+        <w:pStyle w:val="Heading2"/>
+      </w:pPr>
+      <w:r>
+        <w:t>Check after the first attempt · reference / check after trying</w:t>
+      </w:r>
+    </w:p>
+    <w:p>
+      <w:pPr>
+        <w:spacing w:line="336" w:lineRule="auto" w:after="180"/>
+      </w:pPr>
+      <w:r>
+        <w:rPr>
+          <w:b w:val="0"/>
+        </w:rPr>
+        <w:t>After your attempt, compare with the supported explanation: Check label meaning Use a flip only if it preserves the declared target; left-arrow/right-arrow labels would not be unchanged.</w:t>
+      </w:r>
+    </w:p>
+    <w:p>
+      <w:pPr>
+        <w:spacing w:line="336" w:lineRule="auto" w:after="180"/>
+      </w:pPr>
+      <w:r>
+        <w:rPr>
+          <w:b w:val="0"/>
+        </w:rPr>
+        <w:t xml:space="preserve">An augmented image remains related to its source. A horizontal flip changes the view, not the identity of the original example. Assign </w:t>
+      </w:r>
+      <w:r>
+        <w:rPr>
+          <w:b/>
+        </w:rPr>
+        <w:t>source group</w:t>
+      </w:r>
+      <w:r>
+        <w:rPr>
+          <w:b w:val="0"/>
+        </w:rPr>
+        <w:t xml:space="preserve">s to </w:t>
+      </w:r>
+      <w:r>
+        <w:rPr>
+          <w:b/>
+        </w:rPr>
+        <w:t>training</w:t>
+      </w:r>
+      <w:r>
+        <w:rPr>
+          <w:b w:val="0"/>
+        </w:rPr>
+        <w:t>, validation and final evaluation before producing copies.</w:t>
+      </w:r>
+    </w:p>
+    <w:p>
+      <w:pPr>
+        <w:spacing w:line="336" w:lineRule="auto" w:after="180"/>
+      </w:pPr>
+      <w:r>
+        <w:rPr>
+          <w:b w:val="0"/>
+        </w:rPr>
+        <w:t>Also check that the transformation preserves the target: flipping an arrow can change its correct direction label.</w:t>
+      </w:r>
+    </w:p>
+    <w:p>
+      <w:pPr>
+        <w:pStyle w:val="Heading2"/>
+      </w:pPr>
+      <w:r>
+        <w:t>Changed-case question and optional hint</w:t>
+      </w:r>
+    </w:p>
+    <w:p>
+      <w:pPr>
+        <w:pStyle w:val="Heading3"/>
+      </w:pPr>
+      <w:r>
+        <w:t>Practice 2: explain the deciding evidence</w:t>
+      </w:r>
+    </w:p>
+    <w:p>
+      <w:pPr>
+        <w:pStyle w:val="ListBullet"/>
+      </w:pPr>
+      <w:r>
+        <w:t>Changed-case practice: Move D’s flipped copy into training. Which conclusion is supported by the supplied facts?</w:t>
+      </w:r>
+    </w:p>
+    <w:p>
+      <w:pPr>
+        <w:pStyle w:val="ListBullet"/>
+      </w:pPr>
+      <w:r>
+        <w:t>1. Final-test group separation fails.</w:t>
+      </w:r>
+    </w:p>
+    <w:p>
+      <w:pPr>
+        <w:pStyle w:val="ListBullet"/>
+      </w:pPr>
+      <w:r>
+        <w:t>2. We can decide the result without examining the changed input or the procedure.</w:t>
+      </w:r>
+    </w:p>
+    <w:p>
+      <w:pPr>
+        <w:pStyle w:val="ListBullet"/>
+      </w:pPr>
+      <w:r>
+        <w:t>3. This one example guarantees correct results for every future input.</w:t>
+      </w:r>
+    </w:p>
+    <w:p>
+      <w:pPr>
+        <w:pStyle w:val="Heading3"/>
+      </w:pPr>
+      <w:r>
+        <w:t>My selected conclusion, deciding fact and explanation</w:t>
+      </w:r>
+    </w:p>
+    <w:p>
+      <w:r>
+        <w:t>________________________________________________________________</w:t>
+      </w:r>
+    </w:p>
+    <w:p>
+      <w:r>
+        <w:t>________________________________________________________________</w:t>
+      </w:r>
+    </w:p>
+    <w:p>
+      <w:r>
+        <w:t>________________________________________________________________</w:t>
+      </w:r>
+    </w:p>
+    <w:p>
+      <w:r>
+        <w:t>________________________________________________________________</w:t>
+      </w:r>
+    </w:p>
+    <w:p>
+      <w:r>
+        <w:t>________________________________________________________________</w:t>
+      </w:r>
+    </w:p>
+    <w:p>
+      <w:pPr>
+        <w:pStyle w:val="ListBullet"/>
+      </w:pPr>
+      <w:r>
+        <w:t>Hint if needed: Use the changed condition and the deciding step in the pictorial trace. The answer must say what follows from those facts.</w:t>
+      </w:r>
+    </w:p>
+    <w:p>
+      <w:pPr>
+        <w:pStyle w:val="Heading2"/>
+      </w:pPr>
+      <w:r>
+        <w:t>Check after the changed attempt · reference / check after trying</w:t>
+      </w:r>
+    </w:p>
+    <w:p>
+      <w:pPr>
+        <w:spacing w:line="336" w:lineRule="auto" w:after="180"/>
+      </w:pPr>
+      <w:r>
+        <w:rPr>
+          <w:b w:val="0"/>
+        </w:rPr>
+        <w:t>After your attempt, compare with the supported explanation: Final-test group separation fails. The transformed D image is still derived from the held-out source, despite a new filename.</w:t>
+      </w:r>
+    </w:p>
+    <w:p>
+      <w:pPr>
+        <w:pStyle w:val="Heading2"/>
+      </w:pPr>
+      <w:r>
+        <w:t>Repair and retain the record</w:t>
+      </w:r>
+    </w:p>
+    <w:p>
+      <w:pPr>
+        <w:spacing w:line="336" w:lineRule="auto" w:after="180"/>
+      </w:pPr>
+      <w:r>
+        <w:rPr>
+          <w:b w:val="0"/>
+        </w:rPr>
+        <w:t xml:space="preserve">Review </w:t>
+      </w:r>
+      <w:r>
+        <w:rPr>
+          <w:b/>
+        </w:rPr>
+        <w:t>Training</w:t>
+      </w:r>
+      <w:r>
+        <w:rPr>
+          <w:b w:val="0"/>
+        </w:rPr>
+        <w:t xml:space="preserve"> a small image model (ai-5/23). Goal: Trace a complete image model with fixed features and one trained weight. Short practice: Does lower </w:t>
+      </w:r>
+      <w:r>
+        <w:rPr>
+          <w:b/>
+        </w:rPr>
+        <w:t>training</w:t>
+      </w:r>
+      <w:r>
+        <w:rPr>
+          <w:b w:val="0"/>
+        </w:rPr>
+        <w:t xml:space="preserve"> loss alone establish that four updates generalise better?</w:t>
+      </w:r>
+    </w:p>
+    <w:p>
+      <w:pPr>
+        <w:spacing w:line="336" w:lineRule="auto" w:after="180"/>
+      </w:pPr>
+      <w:r>
+        <w:rPr>
+          <w:b w:val="0"/>
+        </w:rPr>
+        <w:t xml:space="preserve">Point to the relevant step in the picture, then write the changed result and the rule or </w:t>
+      </w:r>
+      <w:r>
+        <w:rPr>
+          <w:b/>
+        </w:rPr>
+        <w:t>evidence</w:t>
+      </w:r>
+      <w:r>
+        <w:rPr>
+          <w:b w:val="0"/>
+        </w:rPr>
+        <w:t xml:space="preserve"> that supports it.. Return to this week and explain what you changed.</w:t>
+      </w:r>
+    </w:p>
+    <w:p>
+      <w:pPr>
+        <w:spacing w:line="336" w:lineRule="auto" w:after="180"/>
+      </w:pPr>
+      <w:r>
+        <w:rPr>
+          <w:b w:val="0"/>
+        </w:rPr>
+        <w:t>Review Convolution as a local operation (ai-5/21). Goal: Compute a local weighted sum at each valid image position. Short practice: Why is flipping the kernel an implementation change here?</w:t>
+      </w:r>
+    </w:p>
+    <w:p>
+      <w:pPr>
+        <w:spacing w:line="336" w:lineRule="auto" w:after="180"/>
+      </w:pPr>
+      <w:r>
+        <w:rPr>
+          <w:b w:val="0"/>
+        </w:rPr>
+        <w:t xml:space="preserve">Point to the relevant step in the picture, then write the changed result and the rule or </w:t>
+      </w:r>
+      <w:r>
+        <w:rPr>
+          <w:b/>
+        </w:rPr>
+        <w:t>evidence</w:t>
+      </w:r>
+      <w:r>
+        <w:rPr>
+          <w:b w:val="0"/>
+        </w:rPr>
+        <w:t xml:space="preserve"> that supports it.. Return to this week and explain what you changed.</w:t>
+      </w:r>
+    </w:p>
+    <w:p>
+      <w:pPr>
+        <w:spacing w:line="336" w:lineRule="auto" w:after="180"/>
+      </w:pPr>
+      <w:r>
+        <w:rPr>
+          <w:b w:val="0"/>
+        </w:rPr>
+        <w:t>Review Debugging shapes and gradients (ai-5/18). Goal: Check dimension contracts before computing a layer. Short practice: What should a debugging record pair with every gradient value?</w:t>
+      </w:r>
+    </w:p>
+    <w:p>
+      <w:pPr>
+        <w:spacing w:line="336" w:lineRule="auto" w:after="180"/>
+      </w:pPr>
+      <w:r>
+        <w:rPr>
+          <w:b w:val="0"/>
+        </w:rPr>
+        <w:t xml:space="preserve">Point to the relevant step in the picture, then write the changed result and the rule or </w:t>
+      </w:r>
+      <w:r>
+        <w:rPr>
+          <w:b/>
+        </w:rPr>
+        <w:t>evidence</w:t>
+      </w:r>
+      <w:r>
+        <w:rPr>
+          <w:b w:val="0"/>
+        </w:rPr>
+        <w:t xml:space="preserve"> that supports it.. Return to this week and explain what you changed.</w:t>
+      </w:r>
+    </w:p>
+    <w:p>
+      <w:pPr>
+        <w:spacing w:line="336" w:lineRule="auto" w:after="180"/>
+      </w:pPr>
+      <w:r>
+        <w:rPr>
+          <w:b w:val="0"/>
+        </w:rPr>
+        <w:t xml:space="preserve">The browser lab lets you edit the supported Python examples already included in this lesson. Predict first, run, inspect the actual </w:t>
+      </w:r>
+      <w:r>
+        <w:rPr>
+          <w:b/>
+        </w:rPr>
+        <w:t>output</w:t>
+      </w:r>
+      <w:r>
+        <w:rPr>
+          <w:b w:val="0"/>
+        </w:rPr>
+        <w:t xml:space="preserve"> or error, change one </w:t>
+      </w:r>
+      <w:r>
+        <w:rPr>
+          <w:b/>
+        </w:rPr>
+        <w:t>input</w:t>
+      </w:r>
+      <w:r>
+        <w:rPr>
+          <w:b w:val="0"/>
+        </w:rPr>
+        <w:t>, then run again.</w:t>
+      </w:r>
+    </w:p>
+    <w:p>
+      <w:pPr>
+        <w:spacing w:line="336" w:lineRule="auto" w:after="180"/>
+      </w:pPr>
+      <w:r>
+        <w:rPr>
+          <w:b w:val="0"/>
+        </w:rPr>
+        <w:t xml:space="preserve">Keep code, </w:t>
+      </w:r>
+      <w:r>
+        <w:rPr>
+          <w:b/>
+        </w:rPr>
+        <w:t>prediction</w:t>
+      </w:r>
+      <w:r>
+        <w:rPr>
+          <w:b w:val="0"/>
+        </w:rPr>
+        <w:t>s, actual results and a reasoned revision together. On paper, label your result as a trace rather than an execution.</w:t>
+      </w:r>
+    </w:p>
+    <w:p>
+      <w:pPr>
+        <w:spacing w:line="336" w:lineRule="auto" w:after="180"/>
+      </w:pPr>
+      <w:r>
+        <w:rPr>
+          <w:b w:val="0"/>
+        </w:rPr>
+        <w:t xml:space="preserve">Use Download completed work in the hosted lesson to export your answers, reflections, practice feedback and code-run </w:t>
+      </w:r>
+      <w:r>
+        <w:rPr>
+          <w:b/>
+        </w:rPr>
+        <w:t>evidence</w:t>
+      </w:r>
+      <w:r>
+        <w:rPr>
+          <w:b w:val="0"/>
+        </w:rPr>
+        <w:t>. Open the HTML copy to read or print it.</w:t>
+      </w:r>
+    </w:p>
+    <w:p>
+      <w:pPr>
+        <w:spacing w:line="336" w:lineRule="auto" w:after="180"/>
+      </w:pPr>
+      <w:r>
+        <w:rPr>
+          <w:b w:val="0"/>
+        </w:rPr>
+        <w:t>Drafts stay in this browser when storage is available; clear drafts on a shared device.</w:t>
+      </w:r>
+    </w:p>
+    <w:p>
+      <w:pPr>
+        <w:pStyle w:val="Heading3"/>
+      </w:pPr>
+      <w:r>
+        <w:t>What I repaired, the evidence I kept and the next test</w:t>
+      </w:r>
+    </w:p>
+    <w:p>
+      <w:r>
+        <w:t>________________________________________________________________</w:t>
+      </w:r>
+    </w:p>
+    <w:p>
+      <w:r>
+        <w:t>________________________________________________________________</w:t>
+      </w:r>
+    </w:p>
+    <w:p>
+      <w:r>
+        <w:t>________________________________________________________________</w:t>
+      </w:r>
+    </w:p>
+    <w:p>
+      <w:r>
+        <w:t>________________________________________________________________</w:t>
+      </w:r>
+    </w:p>
+    <w:p>
+      <w:r>
+        <w:t>________________________________________________________________</w:t>
+      </w:r>
+    </w:p>
+    <w:p>
+      <w:pPr>
+        <w:pStyle w:val="Heading2"/>
+      </w:pPr>
+      <w:r>
+        <w:t>Earlier wording, alternatives and picture transcripts · reference / check after trying</w:t>
       </w:r>
     </w:p>
     <w:p>
@@ -2085,80 +2214,10 @@
     </w:p>
     <w:p>
       <w:pPr>
-        <w:spacing w:line="336" w:lineRule="auto" w:after="180"/>
-      </w:pPr>
-      <w:r>
-        <w:rPr>
-          <w:b w:val="0"/>
-        </w:rPr>
-        <w:t xml:space="preserve">Keep every augmented image with its original </w:t>
-      </w:r>
-      <w:r>
-        <w:rPr>
-          <w:b/>
-        </w:rPr>
-        <w:t>source group</w:t>
-      </w:r>
-      <w:r>
-        <w:rPr>
-          <w:b w:val="0"/>
-        </w:rPr>
-        <w:t>.</w:t>
-      </w:r>
-    </w:p>
-    <w:p>
-      <w:pPr>
         <w:pStyle w:val="Heading3"/>
       </w:pPr>
       <w:r>
-        <w:t>Practice 1: explain the deciding evidence</w:t>
-      </w:r>
-    </w:p>
-    <w:p>
-      <w:pPr>
-        <w:spacing w:line="336" w:lineRule="auto" w:after="180"/>
-      </w:pPr>
-      <w:r>
-        <w:rPr>
-          <w:b w:val="0"/>
-        </w:rPr>
-        <w:t>Which labelled step matches this detail? Use a flip only if it preserves the declared target; left-arrow/right-arrow labels would not be unchanged.</w:t>
-      </w:r>
-    </w:p>
-    <w:p>
-      <w:pPr>
-        <w:spacing w:line="336" w:lineRule="auto" w:after="180"/>
-        <w:shd w:fill="F4F9FC"/>
-      </w:pPr>
-      <w:r>
-        <w:rPr>
-          <w:b w:val="0"/>
-        </w:rPr>
-        <w:t>1. Assign by source</w:t>
-      </w:r>
-    </w:p>
-    <w:p>
-      <w:pPr>
-        <w:spacing w:line="336" w:lineRule="auto" w:after="180"/>
-        <w:shd w:fill="F4F9FC"/>
-      </w:pPr>
-      <w:r>
-        <w:rPr>
-          <w:b w:val="0"/>
-        </w:rPr>
-        <w:t>2. Track provenance</w:t>
-      </w:r>
-    </w:p>
-    <w:p>
-      <w:pPr>
-        <w:spacing w:line="336" w:lineRule="auto" w:after="180"/>
-        <w:shd w:fill="F4F9FC"/>
-      </w:pPr>
-      <w:r>
-        <w:rPr>
-          <w:b w:val="0"/>
-        </w:rPr>
-        <w:t>3. Check label meaning</w:t>
+        <w:t>Repair a missing building block</w:t>
       </w:r>
     </w:p>
     <w:p>
@@ -2166,32 +2225,7 @@
         <w:pStyle w:val="Heading3"/>
       </w:pPr>
       <w:r>
-        <w:t>My selected conclusion, deciding fact and explanation</w:t>
-      </w:r>
-    </w:p>
-    <w:p>
-      <w:r>
-        <w:t>________________________________________________________________</w:t>
-      </w:r>
-    </w:p>
-    <w:p>
-      <w:r>
-        <w:t>________________________________________________________________</w:t>
-      </w:r>
-    </w:p>
-    <w:p>
-      <w:r>
-        <w:t>________________________________________________________________</w:t>
-      </w:r>
-    </w:p>
-    <w:p>
-      <w:r>
-        <w:t>________________________________________________________________</w:t>
-      </w:r>
-    </w:p>
-    <w:p>
-      <w:r>
-        <w:t>________________________________________________________________</w:t>
+        <w:t>Predict, run and debug</w:t>
       </w:r>
     </w:p>
     <w:p>
@@ -2199,553 +2233,25 @@
         <w:pStyle w:val="Heading3"/>
       </w:pPr>
       <w:r>
-        <w:t>Hint · try first</w:t>
-      </w:r>
-    </w:p>
-    <w:p>
-      <w:pPr>
-        <w:spacing w:line="336" w:lineRule="auto" w:after="180"/>
-        <w:shd w:fill="F1F6F8"/>
-      </w:pPr>
-      <w:r>
-        <w:rPr>
-          <w:b w:val="0"/>
-        </w:rPr>
-        <w:t>Hint if needed: Read the steps in the pictorial case. Match the supplied detail to the stage that performs or records it.</w:t>
-      </w:r>
-    </w:p>
-    <w:p>
-      <w:pPr>
-        <w:pStyle w:val="Heading3"/>
-      </w:pPr>
-      <w:r>
-        <w:t>Feedback · compare after trying</w:t>
-      </w:r>
-    </w:p>
-    <w:p>
-      <w:pPr>
-        <w:spacing w:line="336" w:lineRule="auto" w:after="180"/>
-        <w:shd w:fill="F1F6FC"/>
-      </w:pPr>
-      <w:r>
-        <w:rPr>
-          <w:b w:val="0"/>
-        </w:rPr>
-        <w:t>After your attempt, compare with the supported explanation: Check label meaning Use a flip only if it preserves the declared target; left-arrow/right-arrow labels would not be unchanged.</w:t>
-      </w:r>
-    </w:p>
-    <w:p>
-      <w:pPr>
-        <w:spacing w:line="336" w:lineRule="auto" w:after="180"/>
-        <w:shd w:fill="F1F6FC"/>
-      </w:pPr>
-      <w:r>
-        <w:rPr>
-          <w:b w:val="0"/>
-        </w:rPr>
-        <w:t xml:space="preserve">An augmented image remains related to its source. A horizontal flip changes the view, not the identity of the original example. Assign </w:t>
-      </w:r>
-      <w:r>
-        <w:rPr>
-          <w:b/>
-        </w:rPr>
-        <w:t>source group</w:t>
-      </w:r>
-      <w:r>
-        <w:rPr>
-          <w:b w:val="0"/>
-        </w:rPr>
-        <w:t xml:space="preserve">s to </w:t>
-      </w:r>
-      <w:r>
-        <w:rPr>
-          <w:b/>
-        </w:rPr>
-        <w:t>training</w:t>
-      </w:r>
-      <w:r>
-        <w:rPr>
-          <w:b w:val="0"/>
-        </w:rPr>
-        <w:t>, validation and final evaluation before producing copies.</w:t>
-      </w:r>
-    </w:p>
-    <w:p>
-      <w:pPr>
-        <w:spacing w:line="336" w:lineRule="auto" w:after="180"/>
-        <w:shd w:fill="F1F6FC"/>
-      </w:pPr>
-      <w:r>
-        <w:rPr>
-          <w:b w:val="0"/>
-        </w:rPr>
-        <w:t>Also check that the transformation preserves the target: flipping an arrow can change its correct direction label.</w:t>
-      </w:r>
-    </w:p>
-    <w:p>
-      <w:pPr>
-        <w:pStyle w:val="Heading3"/>
-      </w:pPr>
-      <w:r>
-        <w:t>Practice 2: explain the deciding evidence</w:t>
-      </w:r>
-    </w:p>
-    <w:p>
-      <w:pPr>
-        <w:pStyle w:val="Heading3"/>
-      </w:pPr>
-      <w:r>
-        <w:t>Changed case · predict first</w:t>
-      </w:r>
-    </w:p>
-    <w:p>
-      <w:pPr>
-        <w:spacing w:line="336" w:lineRule="auto" w:after="180"/>
-        <w:shd w:fill="F5F1FB"/>
-      </w:pPr>
-      <w:r>
-        <w:rPr>
-          <w:b w:val="0"/>
-        </w:rPr>
-        <w:t xml:space="preserve">Changed-case practice: Move D’s flipped copy into </w:t>
-      </w:r>
-      <w:r>
-        <w:rPr>
-          <w:b/>
-        </w:rPr>
-        <w:t>training</w:t>
-      </w:r>
-      <w:r>
-        <w:rPr>
-          <w:b w:val="0"/>
-        </w:rPr>
-        <w:t>. Which conclusion is supported by the supplied facts?</w:t>
-      </w:r>
-    </w:p>
-    <w:p>
-      <w:pPr>
-        <w:spacing w:line="336" w:lineRule="auto" w:after="180"/>
-        <w:shd w:fill="F4F9FC"/>
-      </w:pPr>
-      <w:r>
-        <w:rPr>
-          <w:b w:val="0"/>
-        </w:rPr>
-        <w:t>1. Final-test group separation fails.</w:t>
-      </w:r>
-    </w:p>
-    <w:p>
-      <w:pPr>
-        <w:spacing w:line="336" w:lineRule="auto" w:after="180"/>
-        <w:shd w:fill="F4F9FC"/>
-      </w:pPr>
-      <w:r>
-        <w:rPr>
-          <w:b w:val="0"/>
-        </w:rPr>
-        <w:t xml:space="preserve">2. We can decide the result without examining the changed </w:t>
-      </w:r>
-      <w:r>
-        <w:rPr>
-          <w:b/>
-        </w:rPr>
-        <w:t>input</w:t>
-      </w:r>
-      <w:r>
-        <w:rPr>
-          <w:b w:val="0"/>
-        </w:rPr>
-        <w:t xml:space="preserve"> or the procedure.</w:t>
-      </w:r>
-    </w:p>
-    <w:p>
-      <w:pPr>
-        <w:spacing w:line="336" w:lineRule="auto" w:after="180"/>
-        <w:shd w:fill="F4F9FC"/>
-      </w:pPr>
-      <w:r>
-        <w:rPr>
-          <w:b w:val="0"/>
-        </w:rPr>
-        <w:t xml:space="preserve">3. This one example guarantees correct results for every future </w:t>
-      </w:r>
-      <w:r>
-        <w:rPr>
-          <w:b/>
-        </w:rPr>
-        <w:t>input</w:t>
-      </w:r>
-      <w:r>
-        <w:rPr>
-          <w:b w:val="0"/>
-        </w:rPr>
-        <w:t>.</w:t>
-      </w:r>
-    </w:p>
-    <w:p>
-      <w:pPr>
-        <w:pStyle w:val="Heading3"/>
-      </w:pPr>
-      <w:r>
-        <w:t>My selected conclusion, deciding fact and explanation</w:t>
-      </w:r>
-    </w:p>
-    <w:p>
-      <w:r>
-        <w:t>________________________________________________________________</w:t>
-      </w:r>
-    </w:p>
-    <w:p>
-      <w:r>
-        <w:t>________________________________________________________________</w:t>
-      </w:r>
-    </w:p>
-    <w:p>
-      <w:r>
-        <w:t>________________________________________________________________</w:t>
-      </w:r>
-    </w:p>
-    <w:p>
-      <w:r>
-        <w:t>________________________________________________________________</w:t>
-      </w:r>
-    </w:p>
-    <w:p>
-      <w:r>
-        <w:t>________________________________________________________________</w:t>
-      </w:r>
-    </w:p>
-    <w:p>
-      <w:pPr>
-        <w:pStyle w:val="Heading3"/>
-      </w:pPr>
-      <w:r>
-        <w:t>Hint · try first</w:t>
-      </w:r>
-    </w:p>
-    <w:p>
-      <w:pPr>
-        <w:spacing w:line="336" w:lineRule="auto" w:after="180"/>
-        <w:shd w:fill="F1F6F8"/>
-      </w:pPr>
-      <w:r>
-        <w:rPr>
-          <w:b w:val="0"/>
-        </w:rPr>
-        <w:t>Hint if needed: Use the changed condition and the deciding step in the pictorial trace. The answer must say what follows from those facts.</w:t>
-      </w:r>
-    </w:p>
-    <w:p>
-      <w:pPr>
-        <w:pStyle w:val="Heading3"/>
-      </w:pPr>
-      <w:r>
-        <w:t>Feedback · compare after trying</w:t>
-      </w:r>
-    </w:p>
-    <w:p>
-      <w:pPr>
-        <w:spacing w:line="336" w:lineRule="auto" w:after="180"/>
-        <w:shd w:fill="F1F6FC"/>
-      </w:pPr>
-      <w:r>
-        <w:rPr>
-          <w:b w:val="0"/>
-        </w:rPr>
-        <w:t>After your attempt, compare with the supported explanation: Final-test group separation fails. The transformed D image is still derived from the held-out source, despite a new filename.</w:t>
-      </w:r>
-    </w:p>
-    <w:p>
-      <w:pPr>
-        <w:pStyle w:val="Heading3"/>
-      </w:pPr>
-      <w:r>
-        <w:t>Repair a missing building block</w:t>
-      </w:r>
-    </w:p>
-    <w:p>
-      <w:pPr>
-        <w:spacing w:line="336" w:lineRule="auto" w:after="180"/>
-      </w:pPr>
-      <w:r>
-        <w:rPr>
-          <w:b w:val="0"/>
-        </w:rPr>
-        <w:t xml:space="preserve">Review </w:t>
-      </w:r>
-      <w:r>
-        <w:rPr>
-          <w:b/>
-        </w:rPr>
-        <w:t>Training</w:t>
-      </w:r>
-      <w:r>
-        <w:rPr>
-          <w:b w:val="0"/>
-        </w:rPr>
-        <w:t xml:space="preserve"> a small image model (ai-5/23). Goal: Trace a complete image model with fixed features and one trained weight. Short practice: Does lower </w:t>
-      </w:r>
-      <w:r>
-        <w:rPr>
-          <w:b/>
-        </w:rPr>
-        <w:t>training</w:t>
-      </w:r>
-      <w:r>
-        <w:rPr>
-          <w:b w:val="0"/>
-        </w:rPr>
-        <w:t xml:space="preserve"> loss alone establish that four updates generalise better?</w:t>
-      </w:r>
-    </w:p>
-    <w:p>
-      <w:pPr>
-        <w:spacing w:line="336" w:lineRule="auto" w:after="180"/>
-      </w:pPr>
-      <w:r>
-        <w:rPr>
-          <w:b w:val="0"/>
-        </w:rPr>
-        <w:t xml:space="preserve">Point to the relevant step in the picture, then write the changed result and the rule or </w:t>
-      </w:r>
-      <w:r>
-        <w:rPr>
-          <w:b/>
-        </w:rPr>
-        <w:t>evidence</w:t>
-      </w:r>
-      <w:r>
-        <w:rPr>
-          <w:b w:val="0"/>
-        </w:rPr>
-        <w:t xml:space="preserve"> that supports it.. Return to this week and explain what you changed.</w:t>
-      </w:r>
-    </w:p>
-    <w:p>
-      <w:pPr>
-        <w:spacing w:line="336" w:lineRule="auto" w:after="180"/>
-      </w:pPr>
-      <w:r>
-        <w:rPr>
-          <w:b w:val="0"/>
-        </w:rPr>
-        <w:t>Review Convolution as a local operation (ai-5/21). Goal: Compute a local weighted sum at each valid image position. Short practice: Why is flipping the kernel an implementation change here?</w:t>
-      </w:r>
-    </w:p>
-    <w:p>
-      <w:pPr>
-        <w:spacing w:line="336" w:lineRule="auto" w:after="180"/>
-      </w:pPr>
-      <w:r>
-        <w:rPr>
-          <w:b w:val="0"/>
-        </w:rPr>
-        <w:t xml:space="preserve">Point to the relevant step in the picture, then write the changed result and the rule or </w:t>
-      </w:r>
-      <w:r>
-        <w:rPr>
-          <w:b/>
-        </w:rPr>
-        <w:t>evidence</w:t>
-      </w:r>
-      <w:r>
-        <w:rPr>
-          <w:b w:val="0"/>
-        </w:rPr>
-        <w:t xml:space="preserve"> that supports it.. Return to this week and explain what you changed.</w:t>
-      </w:r>
-    </w:p>
-    <w:p>
-      <w:pPr>
-        <w:spacing w:line="336" w:lineRule="auto" w:after="180"/>
-      </w:pPr>
-      <w:r>
-        <w:rPr>
-          <w:b w:val="0"/>
-        </w:rPr>
-        <w:t>Review Debugging shapes and gradients (ai-5/18). Goal: Check dimension contracts before computing a layer. Short practice: What should a debugging record pair with every gradient value?</w:t>
-      </w:r>
-    </w:p>
-    <w:p>
-      <w:pPr>
-        <w:spacing w:line="336" w:lineRule="auto" w:after="180"/>
-      </w:pPr>
-      <w:r>
-        <w:rPr>
-          <w:b w:val="0"/>
-        </w:rPr>
-        <w:t xml:space="preserve">Point to the relevant step in the picture, then write the changed result and the rule or </w:t>
-      </w:r>
-      <w:r>
-        <w:rPr>
-          <w:b/>
-        </w:rPr>
-        <w:t>evidence</w:t>
-      </w:r>
-      <w:r>
-        <w:rPr>
-          <w:b w:val="0"/>
-        </w:rPr>
-        <w:t xml:space="preserve"> that supports it.. Return to this week and explain what you changed.</w:t>
-      </w:r>
-    </w:p>
-    <w:p>
-      <w:pPr>
-        <w:pStyle w:val="Heading3"/>
-      </w:pPr>
-      <w:r>
-        <w:t>Predict, run and debug</w:t>
-      </w:r>
-    </w:p>
-    <w:p>
-      <w:pPr>
-        <w:spacing w:line="336" w:lineRule="auto" w:after="180"/>
-      </w:pPr>
-      <w:r>
-        <w:rPr>
-          <w:b w:val="0"/>
-        </w:rPr>
-        <w:t xml:space="preserve">The browser lab lets you edit the supported Python examples already included in this lesson. Predict first, run, inspect the actual </w:t>
-      </w:r>
-      <w:r>
-        <w:rPr>
-          <w:b/>
-        </w:rPr>
-        <w:t>output</w:t>
-      </w:r>
-      <w:r>
-        <w:rPr>
-          <w:b w:val="0"/>
-        </w:rPr>
-        <w:t xml:space="preserve"> or error, change one </w:t>
-      </w:r>
-      <w:r>
-        <w:rPr>
-          <w:b/>
-        </w:rPr>
-        <w:t>input</w:t>
-      </w:r>
-      <w:r>
-        <w:rPr>
-          <w:b w:val="0"/>
-        </w:rPr>
-        <w:t>, then run again.</w:t>
-      </w:r>
-    </w:p>
-    <w:p>
-      <w:pPr>
-        <w:spacing w:line="336" w:lineRule="auto" w:after="180"/>
-      </w:pPr>
-      <w:r>
-        <w:rPr>
-          <w:b w:val="0"/>
-        </w:rPr>
-        <w:t xml:space="preserve">Keep code, </w:t>
-      </w:r>
-      <w:r>
-        <w:rPr>
-          <w:b/>
-        </w:rPr>
-        <w:t>prediction</w:t>
-      </w:r>
-      <w:r>
-        <w:rPr>
-          <w:b w:val="0"/>
-        </w:rPr>
-        <w:t>s, actual results and a reasoned revision together. On paper, label your result as a trace rather than an execution.</w:t>
-      </w:r>
-    </w:p>
-    <w:p>
-      <w:pPr>
-        <w:pStyle w:val="Heading3"/>
-      </w:pPr>
-      <w:r>
         <w:t>Keep your completed work</w:t>
       </w:r>
     </w:p>
     <w:p>
       <w:pPr>
-        <w:spacing w:line="336" w:lineRule="auto" w:after="180"/>
-      </w:pPr>
-      <w:r>
-        <w:rPr>
-          <w:b w:val="0"/>
-        </w:rPr>
-        <w:t xml:space="preserve">Use Download completed work in the hosted lesson to export your answers, reflections, practice feedback and code-run </w:t>
-      </w:r>
-      <w:r>
-        <w:rPr>
-          <w:b/>
-        </w:rPr>
-        <w:t>evidence</w:t>
-      </w:r>
-      <w:r>
-        <w:rPr>
-          <w:b w:val="0"/>
-        </w:rPr>
-        <w:t>. Open the HTML copy to read or print it.</w:t>
-      </w:r>
-    </w:p>
-    <w:p>
-      <w:pPr>
-        <w:spacing w:line="336" w:lineRule="auto" w:after="180"/>
-      </w:pPr>
-      <w:r>
-        <w:rPr>
-          <w:b w:val="0"/>
-        </w:rPr>
-        <w:t>Drafts stay in this browser when storage is available; clear drafts on a shared device.</w:t>
-      </w:r>
-    </w:p>
-    <w:p>
-      <w:pPr>
-        <w:pStyle w:val="Heading3"/>
-      </w:pPr>
-      <w:r>
-        <w:t>What I repaired, the evidence I kept and the next test</w:t>
-      </w:r>
-    </w:p>
-    <w:p>
-      <w:r>
-        <w:t>________________________________________________________________</w:t>
-      </w:r>
-    </w:p>
-    <w:p>
-      <w:r>
-        <w:t>________________________________________________________________</w:t>
-      </w:r>
-    </w:p>
-    <w:p>
-      <w:r>
-        <w:t>________________________________________________________________</w:t>
-      </w:r>
-    </w:p>
-    <w:p>
-      <w:r>
-        <w:t>________________________________________________________________</w:t>
-      </w:r>
-    </w:p>
-    <w:p>
-      <w:r>
-        <w:t>________________________________________________________________</w:t>
-      </w:r>
-    </w:p>
-    <w:p>
-      <w:pPr>
         <w:pStyle w:val="Heading1"/>
       </w:pPr>
       <w:r>
-        <w:t>15. Visual concept journey</w:t>
-      </w:r>
-    </w:p>
-    <w:p>
-      <w:r>
-        <w:t>Explain each Augmentation and leakage picture from its labels, then record a relevant limit.</w:t>
-      </w:r>
-    </w:p>
-    <w:p>
-      <w:pPr>
-        <w:pStyle w:val="Heading3"/>
+        <w:t>15. Reference · Six-picture response sheets</w:t>
+      </w:r>
+    </w:p>
+    <w:p>
+      <w:r>
+        <w:t>Choose the picture that helps explain the current step.</w:t>
+      </w:r>
+    </w:p>
+    <w:p>
+      <w:pPr>
+        <w:pStyle w:val="Heading2"/>
       </w:pPr>
       <w:r>
         <w:t>01. Augmentation and leakage: the case</w:t>
@@ -2836,7 +2342,6 @@
     <w:p>
       <w:pPr>
         <w:spacing w:line="336" w:lineRule="auto" w:after="180"/>
-        <w:shd w:fill="F5F1FB"/>
       </w:pPr>
       <w:r>
         <w:rPr>
@@ -2875,7 +2380,7 @@
     </w:p>
     <w:p>
       <w:pPr>
-        <w:pStyle w:val="Heading3"/>
+        <w:pStyle w:val="Heading2"/>
       </w:pPr>
       <w:r>
         <w:t>02. Follow the deciding steps</w:t>
@@ -2943,7 +2448,6 @@
     <w:p>
       <w:pPr>
         <w:spacing w:line="336" w:lineRule="auto" w:after="180"/>
-        <w:shd w:fill="F5F1FB"/>
       </w:pPr>
       <w:r>
         <w:rPr>
@@ -2994,7 +2498,7 @@
     </w:p>
     <w:p>
       <w:pPr>
-        <w:pStyle w:val="Heading3"/>
+        <w:pStyle w:val="Heading2"/>
       </w:pPr>
       <w:r>
         <w:t>03. Every variant stays with its source group</w:t>
@@ -3074,7 +2578,6 @@
     <w:p>
       <w:pPr>
         <w:spacing w:line="336" w:lineRule="auto" w:after="180"/>
-        <w:shd w:fill="F5F1FB"/>
       </w:pPr>
       <w:r>
         <w:rPr>
@@ -3113,7 +2616,7 @@
     </w:p>
     <w:p>
       <w:pPr>
-        <w:pStyle w:val="Heading3"/>
+        <w:pStyle w:val="Heading2"/>
       </w:pPr>
       <w:r>
         <w:t>04. Change one thing. Trace what follows.</w:t>
@@ -3192,7 +2695,6 @@
     <w:p>
       <w:pPr>
         <w:spacing w:line="336" w:lineRule="auto" w:after="180"/>
-        <w:shd w:fill="F5F1FB"/>
       </w:pPr>
       <w:r>
         <w:rPr>
@@ -3231,7 +2733,7 @@
     </w:p>
     <w:p>
       <w:pPr>
-        <w:pStyle w:val="Heading3"/>
+        <w:pStyle w:val="Heading2"/>
       </w:pPr>
       <w:r>
         <w:t>05. Connect the explanation to its limit</w:t>
@@ -3345,7 +2847,6 @@
     <w:p>
       <w:pPr>
         <w:spacing w:line="336" w:lineRule="auto" w:after="180"/>
-        <w:shd w:fill="F5F1FB"/>
       </w:pPr>
       <w:r>
         <w:rPr>
@@ -3384,7 +2885,7 @@
     </w:p>
     <w:p>
       <w:pPr>
-        <w:pStyle w:val="Heading3"/>
+        <w:pStyle w:val="Heading2"/>
       </w:pPr>
       <w:r>
         <w:t>06. Make the idea visible in your project</w:t>
@@ -3510,7 +3011,6 @@
     <w:p>
       <w:pPr>
         <w:spacing w:line="336" w:lineRule="auto" w:after="180"/>
-        <w:shd w:fill="F5F1FB"/>
       </w:pPr>
       <w:r>
         <w:rPr>
@@ -3557,6 +3057,62 @@
     <w:p>
       <w:r>
         <w:t>________________________________________________________________</w:t>
+      </w:r>
+    </w:p>
+    <w:p>
+      <w:pPr>
+        <w:pStyle w:val="Heading2"/>
+      </w:pPr>
+      <w:r>
+        <w:t>Earlier wording, alternatives and picture transcripts · reference / check after trying</w:t>
+      </w:r>
+    </w:p>
+    <w:p>
+      <w:pPr>
+        <w:pStyle w:val="Heading3"/>
+      </w:pPr>
+      <w:r>
+        <w:t>01. Augmentation and leakage: the case</w:t>
+      </w:r>
+    </w:p>
+    <w:p>
+      <w:pPr>
+        <w:pStyle w:val="Heading3"/>
+      </w:pPr>
+      <w:r>
+        <w:t>02. Follow the deciding steps</w:t>
+      </w:r>
+    </w:p>
+    <w:p>
+      <w:pPr>
+        <w:pStyle w:val="Heading3"/>
+      </w:pPr>
+      <w:r>
+        <w:t>03. Every variant stays with its source group</w:t>
+      </w:r>
+    </w:p>
+    <w:p>
+      <w:pPr>
+        <w:pStyle w:val="Heading3"/>
+      </w:pPr>
+      <w:r>
+        <w:t>04. Change one thing. Trace what follows.</w:t>
+      </w:r>
+    </w:p>
+    <w:p>
+      <w:pPr>
+        <w:pStyle w:val="Heading3"/>
+      </w:pPr>
+      <w:r>
+        <w:t>05. Connect the explanation to its limit</w:t>
+      </w:r>
+    </w:p>
+    <w:p>
+      <w:pPr>
+        <w:pStyle w:val="Heading3"/>
+      </w:pPr>
+      <w:r>
+        <w:t>06. Make the idea visible in your project</w:t>
       </w:r>
     </w:p>
     <w:sectPr>
